--- a/abstract algebra.docx
+++ b/abstract algebra.docx
@@ -12,605 +12,1556 @@
         <w:rPr>
           <w:lang w:val="en-US"/>
         </w:rPr>
-        <w:t>Group:</w:t>
-      </w:r>
-    </w:p>
-    <w:p>
-      <w:pPr>
-        <w:rPr>
-          <w:lang w:val="en-US"/>
-        </w:rPr>
-      </w:pPr>
-      <w:r>
-        <w:rPr>
-          <w:lang w:val="en-US"/>
-        </w:rPr>
-        <w:tab/>
-        <w:t>Def:</w:t>
-      </w:r>
-    </w:p>
-    <w:p>
-      <w:pPr>
-        <w:rPr>
-          <w:rFonts w:eastAsiaTheme="minorEastAsia"/>
-          <w:lang w:val="en-US"/>
-        </w:rPr>
-      </w:pPr>
-      <w:r>
-        <w:rPr>
-          <w:lang w:val="en-US"/>
-        </w:rPr>
-        <w:tab/>
-      </w:r>
-      <w:r>
-        <w:rPr>
-          <w:lang w:val="en-US"/>
-        </w:rPr>
-        <w:tab/>
-        <w:t xml:space="preserve">Một tập hợp </w:t>
-      </w:r>
-      <m:oMath>
-        <m:r>
-          <w:rPr>
-            <w:rFonts w:ascii="Cambria Math" w:hAnsi="Cambria Math"/>
-            <w:sz w:val="24"/>
-            <w:lang w:val="en-US"/>
-          </w:rPr>
-          <m:t>G</m:t>
-        </m:r>
-      </m:oMath>
-      <w:r>
-        <w:rPr>
-          <w:lang w:val="en-US"/>
-        </w:rPr>
-        <w:t xml:space="preserve"> kết hợp với một Operator </w:t>
-      </w:r>
-      <m:oMath>
-        <m:r>
-          <w:rPr>
-            <w:rFonts w:ascii="Cambria Math" w:hAnsi="Cambria Math"/>
-            <w:sz w:val="24"/>
-            <w:lang w:val="en-US"/>
-          </w:rPr>
-          <m:t>*</m:t>
-        </m:r>
-      </m:oMath>
-      <w:r>
-        <w:rPr>
-          <w:rFonts w:eastAsiaTheme="minorEastAsia"/>
-          <w:sz w:val="24"/>
-          <w:lang w:val="en-US"/>
-        </w:rPr>
-        <w:t xml:space="preserve"> </w:t>
-      </w:r>
-      <w:r>
-        <w:rPr>
-          <w:rFonts w:eastAsiaTheme="minorEastAsia"/>
-          <w:lang w:val="en-US"/>
-        </w:rPr>
-        <w:t>thỏa mãn</w:t>
-      </w:r>
-      <w:r>
-        <w:rPr>
-          <w:rFonts w:eastAsiaTheme="minorEastAsia"/>
-          <w:lang w:val="en-US"/>
-        </w:rPr>
-        <w:t>:</w:t>
-      </w:r>
-    </w:p>
-    <w:p>
-      <w:pPr>
-        <w:rPr>
-          <w:rFonts w:eastAsiaTheme="minorEastAsia"/>
-          <w:lang w:val="en-US"/>
-        </w:rPr>
-      </w:pPr>
-      <w:r>
-        <w:rPr>
-          <w:rFonts w:eastAsiaTheme="minorEastAsia"/>
-          <w:lang w:val="en-US"/>
-        </w:rPr>
-        <w:tab/>
-      </w:r>
-      <w:r>
-        <w:rPr>
-          <w:rFonts w:eastAsiaTheme="minorEastAsia"/>
-          <w:lang w:val="en-US"/>
-        </w:rPr>
-        <w:tab/>
-      </w:r>
-      <w:r>
-        <w:rPr>
-          <w:rFonts w:eastAsiaTheme="minorEastAsia"/>
-          <w:lang w:val="en-US"/>
-        </w:rPr>
-        <w:tab/>
-        <w:t>Closure:</w:t>
-      </w:r>
-    </w:p>
-    <w:p>
-      <w:pPr>
-        <w:rPr>
-          <w:rFonts w:eastAsiaTheme="minorEastAsia"/>
-          <w:sz w:val="20"/>
-          <w:lang w:val="en-US"/>
-        </w:rPr>
-      </w:pPr>
-      <w:r>
-        <w:rPr>
-          <w:rFonts w:eastAsiaTheme="minorEastAsia"/>
-          <w:lang w:val="en-US"/>
-        </w:rPr>
-        <w:tab/>
-      </w:r>
-      <w:r>
-        <w:rPr>
-          <w:rFonts w:eastAsiaTheme="minorEastAsia"/>
-          <w:lang w:val="en-US"/>
-        </w:rPr>
-        <w:tab/>
-      </w:r>
-      <w:r>
-        <w:rPr>
-          <w:rFonts w:eastAsiaTheme="minorEastAsia"/>
-          <w:lang w:val="en-US"/>
-        </w:rPr>
-        <w:tab/>
-      </w:r>
-      <w:r>
-        <w:rPr>
-          <w:rFonts w:eastAsiaTheme="minorEastAsia"/>
-          <w:lang w:val="en-US"/>
-        </w:rPr>
-        <w:tab/>
-      </w:r>
-      <m:oMath>
-        <m:r>
-          <w:rPr>
-            <w:rFonts w:ascii="Cambria Math" w:eastAsiaTheme="minorEastAsia" w:hAnsi="Cambria Math"/>
-            <w:sz w:val="20"/>
-            <w:lang w:val="en-US"/>
-          </w:rPr>
-          <m:t>A,  B∈G→A</m:t>
-        </m:r>
-        <m:r>
-          <w:rPr>
-            <w:rFonts w:ascii="Cambria Math" w:hAnsi="Cambria Math"/>
-            <w:lang w:val="en-US"/>
-          </w:rPr>
-          <m:t>*</m:t>
-        </m:r>
-        <m:r>
-          <w:rPr>
-            <w:rFonts w:ascii="Cambria Math" w:eastAsiaTheme="minorEastAsia" w:hAnsi="Cambria Math"/>
-            <w:sz w:val="20"/>
-            <w:lang w:val="en-US"/>
-          </w:rPr>
-          <m:t>B∈G</m:t>
-        </m:r>
-      </m:oMath>
-    </w:p>
-    <w:p>
-      <w:pPr>
-        <w:rPr>
-          <w:rFonts w:eastAsiaTheme="minorEastAsia"/>
-          <w:lang w:val="en-US"/>
-        </w:rPr>
-      </w:pPr>
-      <w:r>
-        <w:rPr>
-          <w:rFonts w:eastAsiaTheme="minorEastAsia"/>
-          <w:sz w:val="20"/>
-          <w:lang w:val="en-US"/>
-        </w:rPr>
-        <w:tab/>
-      </w:r>
-      <w:r>
-        <w:rPr>
-          <w:rFonts w:eastAsiaTheme="minorEastAsia"/>
-          <w:sz w:val="20"/>
-          <w:lang w:val="en-US"/>
-        </w:rPr>
-        <w:tab/>
-      </w:r>
-      <w:r>
-        <w:rPr>
-          <w:rFonts w:eastAsiaTheme="minorEastAsia"/>
-          <w:sz w:val="20"/>
-          <w:lang w:val="en-US"/>
-        </w:rPr>
-        <w:tab/>
-      </w:r>
-      <w:r>
-        <w:rPr>
-          <w:rFonts w:eastAsiaTheme="minorEastAsia"/>
-          <w:lang w:val="en-US"/>
-        </w:rPr>
-        <w:t>Associative:</w:t>
-      </w:r>
-    </w:p>
-    <w:p>
-      <w:pPr>
-        <w:rPr>
-          <w:rFonts w:eastAsiaTheme="minorEastAsia"/>
-          <w:sz w:val="20"/>
-          <w:lang w:val="en-US"/>
-        </w:rPr>
-      </w:pPr>
-      <w:r>
-        <w:rPr>
-          <w:rFonts w:eastAsiaTheme="minorEastAsia"/>
-          <w:sz w:val="20"/>
-          <w:lang w:val="en-US"/>
-        </w:rPr>
-        <w:tab/>
-      </w:r>
-      <w:r>
-        <w:rPr>
-          <w:rFonts w:eastAsiaTheme="minorEastAsia"/>
-          <w:sz w:val="20"/>
-          <w:lang w:val="en-US"/>
-        </w:rPr>
-        <w:tab/>
-      </w:r>
-      <w:r>
-        <w:rPr>
-          <w:rFonts w:eastAsiaTheme="minorEastAsia"/>
-          <w:sz w:val="20"/>
-          <w:lang w:val="en-US"/>
-        </w:rPr>
-        <w:tab/>
-      </w:r>
-      <w:r>
-        <w:rPr>
-          <w:rFonts w:eastAsiaTheme="minorEastAsia"/>
-          <w:sz w:val="20"/>
-          <w:lang w:val="en-US"/>
-        </w:rPr>
-        <w:tab/>
-      </w:r>
-      <m:oMath>
-        <m:r>
-          <w:rPr>
-            <w:rFonts w:ascii="Cambria Math" w:eastAsiaTheme="minorEastAsia" w:hAnsi="Cambria Math"/>
-            <w:sz w:val="20"/>
-            <w:lang w:val="en-US"/>
-          </w:rPr>
-          <m:t>A</m:t>
-        </m:r>
-        <m:r>
-          <w:rPr>
-            <w:rFonts w:ascii="Cambria Math" w:hAnsi="Cambria Math"/>
-            <w:lang w:val="en-US"/>
-          </w:rPr>
-          <m:t>*</m:t>
-        </m:r>
-        <m:d>
-          <m:dPr>
-            <m:ctrlPr>
-              <w:rPr>
-                <w:rFonts w:ascii="Cambria Math" w:eastAsiaTheme="minorEastAsia" w:hAnsi="Cambria Math"/>
-                <w:i/>
-                <w:sz w:val="20"/>
-                <w:lang w:val="en-US"/>
-              </w:rPr>
-            </m:ctrlPr>
-          </m:dPr>
-          <m:e>
-            <m:r>
-              <w:rPr>
-                <w:rFonts w:ascii="Cambria Math" w:eastAsiaTheme="minorEastAsia" w:hAnsi="Cambria Math"/>
-                <w:sz w:val="20"/>
-                <w:lang w:val="en-US"/>
-              </w:rPr>
-              <m:t>B*C</m:t>
-            </m:r>
-          </m:e>
-        </m:d>
-        <m:r>
-          <w:rPr>
-            <w:rFonts w:ascii="Cambria Math" w:eastAsiaTheme="minorEastAsia" w:hAnsi="Cambria Math"/>
-            <w:sz w:val="20"/>
-            <w:lang w:val="en-US"/>
-          </w:rPr>
-          <m:t>=</m:t>
-        </m:r>
-        <m:d>
-          <m:dPr>
-            <m:ctrlPr>
-              <w:rPr>
-                <w:rFonts w:ascii="Cambria Math" w:eastAsiaTheme="minorEastAsia" w:hAnsi="Cambria Math"/>
-                <w:i/>
-                <w:sz w:val="20"/>
-                <w:lang w:val="en-US"/>
-              </w:rPr>
-            </m:ctrlPr>
-          </m:dPr>
-          <m:e>
-            <m:r>
-              <w:rPr>
-                <w:rFonts w:ascii="Cambria Math" w:eastAsiaTheme="minorEastAsia" w:hAnsi="Cambria Math"/>
-                <w:sz w:val="20"/>
-                <w:lang w:val="en-US"/>
-              </w:rPr>
-              <m:t>A*B</m:t>
-            </m:r>
-          </m:e>
-        </m:d>
-        <m:r>
-          <w:rPr>
-            <w:rFonts w:ascii="Cambria Math" w:eastAsiaTheme="minorEastAsia" w:hAnsi="Cambria Math"/>
-            <w:sz w:val="20"/>
-            <w:lang w:val="en-US"/>
-          </w:rPr>
-          <m:t>*C</m:t>
-        </m:r>
-      </m:oMath>
-    </w:p>
-    <w:p>
-      <w:pPr>
-        <w:rPr>
-          <w:rFonts w:eastAsiaTheme="minorEastAsia"/>
-          <w:sz w:val="20"/>
-          <w:lang w:val="en-US"/>
-        </w:rPr>
-      </w:pPr>
-      <w:r>
-        <w:rPr>
-          <w:rFonts w:eastAsiaTheme="minorEastAsia"/>
-          <w:sz w:val="20"/>
-          <w:lang w:val="en-US"/>
-        </w:rPr>
-        <w:tab/>
-      </w:r>
-      <w:r>
-        <w:rPr>
-          <w:rFonts w:eastAsiaTheme="minorEastAsia"/>
-          <w:sz w:val="20"/>
-          <w:lang w:val="en-US"/>
-        </w:rPr>
-        <w:tab/>
-      </w:r>
-      <w:r>
-        <w:rPr>
-          <w:rFonts w:eastAsiaTheme="minorEastAsia"/>
-          <w:lang w:val="en-US"/>
-        </w:rPr>
-        <w:tab/>
-        <w:t>Identity:</w:t>
-      </w:r>
-    </w:p>
-    <w:p>
-      <w:pPr>
-        <w:rPr>
-          <w:rFonts w:eastAsiaTheme="minorEastAsia"/>
-          <w:sz w:val="20"/>
-          <w:lang w:val="en-US"/>
-        </w:rPr>
-      </w:pPr>
-      <w:r>
-        <w:rPr>
-          <w:rFonts w:eastAsiaTheme="minorEastAsia"/>
-          <w:sz w:val="20"/>
-          <w:lang w:val="en-US"/>
-        </w:rPr>
-        <w:tab/>
-      </w:r>
-      <w:r>
-        <w:rPr>
-          <w:rFonts w:eastAsiaTheme="minorEastAsia"/>
-          <w:sz w:val="20"/>
-          <w:lang w:val="en-US"/>
-        </w:rPr>
-        <w:tab/>
-      </w:r>
-      <w:r>
-        <w:rPr>
-          <w:rFonts w:eastAsiaTheme="minorEastAsia"/>
-          <w:sz w:val="20"/>
-          <w:lang w:val="en-US"/>
-        </w:rPr>
-        <w:tab/>
-      </w:r>
-      <w:r>
-        <w:rPr>
-          <w:rFonts w:eastAsiaTheme="minorEastAsia"/>
-          <w:sz w:val="20"/>
-          <w:lang w:val="en-US"/>
-        </w:rPr>
-        <w:tab/>
-      </w:r>
-      <m:oMath>
-        <m:r>
-          <w:rPr>
-            <w:rFonts w:ascii="Cambria Math" w:eastAsiaTheme="minorEastAsia" w:hAnsi="Cambria Math"/>
-            <w:sz w:val="20"/>
-            <w:lang w:val="en-US"/>
-          </w:rPr>
-          <m:t>∃!I∈G,  A∈G, I</m:t>
-        </m:r>
-        <m:r>
-          <w:rPr>
-            <w:rFonts w:ascii="Cambria Math" w:hAnsi="Cambria Math"/>
-            <w:lang w:val="en-US"/>
-          </w:rPr>
-          <m:t>*</m:t>
-        </m:r>
-        <m:r>
-          <w:rPr>
-            <w:rFonts w:ascii="Cambria Math" w:eastAsiaTheme="minorEastAsia" w:hAnsi="Cambria Math"/>
-            <w:sz w:val="20"/>
-            <w:lang w:val="en-US"/>
-          </w:rPr>
-          <m:t>A=A</m:t>
-        </m:r>
-      </m:oMath>
-    </w:p>
-    <w:p>
-      <w:pPr>
-        <w:rPr>
-          <w:rFonts w:eastAsiaTheme="minorEastAsia"/>
-          <w:lang w:val="en-US"/>
-        </w:rPr>
-      </w:pPr>
-      <w:r>
-        <w:rPr>
-          <w:rFonts w:eastAsiaTheme="minorEastAsia"/>
-          <w:sz w:val="20"/>
-          <w:lang w:val="en-US"/>
-        </w:rPr>
-        <w:tab/>
-      </w:r>
-      <w:r>
-        <w:rPr>
-          <w:rFonts w:eastAsiaTheme="minorEastAsia"/>
-          <w:sz w:val="20"/>
-          <w:lang w:val="en-US"/>
-        </w:rPr>
-        <w:tab/>
-      </w:r>
-      <w:r>
-        <w:rPr>
-          <w:rFonts w:eastAsiaTheme="minorEastAsia"/>
-          <w:lang w:val="en-US"/>
-        </w:rPr>
-        <w:tab/>
-        <w:t>Inverse:</w:t>
-      </w:r>
-    </w:p>
-    <w:p>
-      <w:pPr>
-        <w:rPr>
-          <w:rFonts w:eastAsiaTheme="minorEastAsia"/>
-          <w:sz w:val="20"/>
-          <w:lang w:val="en-US"/>
-        </w:rPr>
-      </w:pPr>
-      <w:r>
-        <w:rPr>
-          <w:rFonts w:eastAsiaTheme="minorEastAsia"/>
-          <w:lang w:val="en-US"/>
-        </w:rPr>
-        <w:tab/>
-      </w:r>
-      <w:r>
-        <w:rPr>
-          <w:rFonts w:eastAsiaTheme="minorEastAsia"/>
-          <w:lang w:val="en-US"/>
-        </w:rPr>
-        <w:tab/>
-      </w:r>
-      <w:r>
-        <w:rPr>
-          <w:rFonts w:eastAsiaTheme="minorEastAsia"/>
-          <w:lang w:val="en-US"/>
-        </w:rPr>
-        <w:tab/>
-      </w:r>
-      <w:r>
-        <w:rPr>
-          <w:rFonts w:eastAsiaTheme="minorEastAsia"/>
-          <w:lang w:val="en-US"/>
-        </w:rPr>
-        <w:tab/>
-      </w:r>
-      <m:oMath>
-        <m:r>
-          <w:rPr>
-            <w:rFonts w:ascii="Cambria Math" w:eastAsiaTheme="minorEastAsia" w:hAnsi="Cambria Math"/>
-            <w:sz w:val="20"/>
-            <w:lang w:val="en-US"/>
-          </w:rPr>
-          <m:t>A∈G,  ∃!</m:t>
-        </m:r>
-        <m:sSup>
-          <m:sSupPr>
-            <m:ctrlPr>
-              <w:rPr>
-                <w:rFonts w:ascii="Cambria Math" w:eastAsiaTheme="minorEastAsia" w:hAnsi="Cambria Math"/>
-                <w:i/>
-                <w:sz w:val="20"/>
-                <w:lang w:val="en-US"/>
-              </w:rPr>
-            </m:ctrlPr>
-          </m:sSupPr>
-          <m:e>
-            <m:r>
-              <w:rPr>
-                <w:rFonts w:ascii="Cambria Math" w:eastAsiaTheme="minorEastAsia" w:hAnsi="Cambria Math"/>
-                <w:sz w:val="20"/>
-                <w:lang w:val="en-US"/>
-              </w:rPr>
-              <m:t>A</m:t>
-            </m:r>
-          </m:e>
-          <m:sup>
-            <m:r>
-              <w:rPr>
-                <w:rFonts w:ascii="Cambria Math" w:eastAsiaTheme="minorEastAsia" w:hAnsi="Cambria Math"/>
-                <w:sz w:val="20"/>
-                <w:lang w:val="en-US"/>
-              </w:rPr>
-              <m:t>-1</m:t>
-            </m:r>
-          </m:sup>
-        </m:sSup>
-        <m:r>
-          <w:rPr>
-            <w:rFonts w:ascii="Cambria Math" w:eastAsiaTheme="minorEastAsia" w:hAnsi="Cambria Math"/>
-            <w:sz w:val="20"/>
-            <w:lang w:val="en-US"/>
-          </w:rPr>
-          <m:t>∈G,  A</m:t>
-        </m:r>
-        <m:r>
-          <w:rPr>
-            <w:rFonts w:ascii="Cambria Math" w:hAnsi="Cambria Math"/>
-            <w:lang w:val="en-US"/>
-          </w:rPr>
-          <m:t>*</m:t>
-        </m:r>
-        <m:sSup>
-          <m:sSupPr>
-            <m:ctrlPr>
-              <w:rPr>
-                <w:rFonts w:ascii="Cambria Math" w:eastAsiaTheme="minorEastAsia" w:hAnsi="Cambria Math"/>
-                <w:i/>
-                <w:sz w:val="20"/>
-                <w:lang w:val="en-US"/>
-              </w:rPr>
-            </m:ctrlPr>
-          </m:sSupPr>
-          <m:e>
-            <m:r>
-              <w:rPr>
-                <w:rFonts w:ascii="Cambria Math" w:eastAsiaTheme="minorEastAsia" w:hAnsi="Cambria Math"/>
-                <w:sz w:val="20"/>
-                <w:lang w:val="en-US"/>
-              </w:rPr>
-              <m:t>A</m:t>
-            </m:r>
-          </m:e>
-          <m:sup>
-            <m:r>
-              <w:rPr>
-                <w:rFonts w:ascii="Cambria Math" w:eastAsiaTheme="minorEastAsia" w:hAnsi="Cambria Math"/>
-                <w:sz w:val="20"/>
-                <w:lang w:val="en-US"/>
-              </w:rPr>
-              <m:t>-1</m:t>
-            </m:r>
-          </m:sup>
-        </m:sSup>
-        <m:r>
-          <w:rPr>
-            <w:rFonts w:ascii="Cambria Math" w:eastAsiaTheme="minorEastAsia" w:hAnsi="Cambria Math"/>
-            <w:sz w:val="20"/>
-            <w:lang w:val="en-US"/>
-          </w:rPr>
-          <m:t>=I</m:t>
-        </m:r>
-      </m:oMath>
+        <w:t>Basic Groups – Các Nhóm Cơ Bản</w:t>
+      </w:r>
+    </w:p>
+    <w:p>
+      <w:pPr>
+        <w:pStyle w:val="ListParagraph"/>
+        <w:numPr>
+          <w:ilvl w:val="0"/>
+          <w:numId w:val="2"/>
+        </w:numPr>
+        <w:rPr>
+          <w:lang w:val="en-US"/>
+        </w:rPr>
+      </w:pPr>
+      <w:r>
+        <w:rPr>
+          <w:lang w:val="en-US"/>
+        </w:rPr>
+        <w:t>Nhóm Là Gì?</w:t>
+      </w:r>
+    </w:p>
+    <w:p>
+      <w:pPr>
+        <w:pStyle w:val="ListParagraph"/>
+        <w:numPr>
+          <w:ilvl w:val="0"/>
+          <w:numId w:val="4"/>
+        </w:numPr>
+        <w:rPr>
+          <w:lang w:val="en-US"/>
+        </w:rPr>
+      </w:pPr>
+      <w:r>
+        <w:rPr>
+          <w:lang w:val="en-US"/>
+        </w:rPr>
+        <w:t>Nhóm là 1 tập hợp G kết hợp với 1 toán tử “</w:t>
+      </w:r>
+      <w:r>
+        <w:rPr>
+          <w:lang w:val="en-US"/>
+        </w:rPr>
+        <w:sym w:font="Symbol" w:char="F0D7"/>
+      </w:r>
+      <w:r>
+        <w:rPr>
+          <w:lang w:val="en-US"/>
+        </w:rPr>
+        <w:t>” thỏa mãn các tiên đề sau</w:t>
+      </w:r>
+    </w:p>
+    <w:p>
+      <w:pPr>
+        <w:pStyle w:val="ListParagraph"/>
+        <w:pBdr>
+          <w:top w:val="single" w:sz="4" w:space="1" w:color="auto"/>
+          <w:left w:val="single" w:sz="4" w:space="4" w:color="auto"/>
+          <w:bottom w:val="single" w:sz="4" w:space="1" w:color="auto"/>
+          <w:right w:val="single" w:sz="4" w:space="4" w:color="auto"/>
+        </w:pBdr>
+        <w:ind w:left="1080"/>
+        <w:rPr>
+          <w:rFonts w:ascii="Cambria Math" w:hAnsi="Cambria Math"/>
+          <w:lang w:val="en-US"/>
+          <w:oMath/>
+        </w:rPr>
+      </w:pPr>
+      <m:oMathPara>
+        <m:oMathParaPr>
+          <m:jc m:val="left"/>
+        </m:oMathParaPr>
+        <m:oMath>
+          <m:d>
+            <m:dPr>
+              <m:ctrlPr>
+                <w:rPr>
+                  <w:rFonts w:ascii="Cambria Math" w:hAnsi="Cambria Math"/>
+                  <w:i/>
+                  <w:lang w:val="en-US"/>
+                </w:rPr>
+              </m:ctrlPr>
+            </m:dPr>
+            <m:e>
+              <m:r>
+                <w:rPr>
+                  <w:rFonts w:ascii="Cambria Math" w:hAnsi="Cambria Math"/>
+                  <w:lang w:val="en-US"/>
+                </w:rPr>
+                <m:t>a</m:t>
+              </m:r>
+              <m:r>
+                <w:rPr>
+                  <w:rFonts w:ascii="Cambria Math" w:eastAsiaTheme="minorEastAsia" w:hAnsi="Cambria Math"/>
+                  <w:lang w:val="en-US"/>
+                </w:rPr>
+                <m:t>∙b</m:t>
+              </m:r>
+            </m:e>
+          </m:d>
+          <m:r>
+            <w:rPr>
+              <w:rFonts w:ascii="Cambria Math" w:eastAsiaTheme="minorEastAsia" w:hAnsi="Cambria Math"/>
+              <w:lang w:val="en-US"/>
+            </w:rPr>
+            <m:t>∙c=</m:t>
+          </m:r>
+          <m:r>
+            <w:rPr>
+              <w:rFonts w:ascii="Cambria Math" w:hAnsi="Cambria Math"/>
+              <w:lang w:val="en-US"/>
+            </w:rPr>
+            <m:t>a</m:t>
+          </m:r>
+          <m:r>
+            <w:rPr>
+              <w:rFonts w:ascii="Cambria Math" w:eastAsiaTheme="minorEastAsia" w:hAnsi="Cambria Math"/>
+              <w:lang w:val="en-US"/>
+            </w:rPr>
+            <m:t>∙</m:t>
+          </m:r>
+          <m:d>
+            <m:dPr>
+              <m:ctrlPr>
+                <w:rPr>
+                  <w:rFonts w:ascii="Cambria Math" w:eastAsiaTheme="minorEastAsia" w:hAnsi="Cambria Math"/>
+                  <w:i/>
+                  <w:lang w:val="en-US"/>
+                </w:rPr>
+              </m:ctrlPr>
+            </m:dPr>
+            <m:e>
+              <m:r>
+                <w:rPr>
+                  <w:rFonts w:ascii="Cambria Math" w:eastAsiaTheme="minorEastAsia" w:hAnsi="Cambria Math"/>
+                  <w:lang w:val="en-US"/>
+                </w:rPr>
+                <m:t>b∙c</m:t>
+              </m:r>
+            </m:e>
+          </m:d>
+          <m:r>
+            <w:rPr>
+              <w:rFonts w:ascii="Cambria Math" w:eastAsiaTheme="minorEastAsia" w:hAnsi="Cambria Math"/>
+              <w:lang w:val="en-US"/>
+            </w:rPr>
+            <m:t>,∀a,b,c</m:t>
+          </m:r>
+          <m:r>
+            <w:rPr>
+              <w:rFonts w:ascii="Cambria Math" w:hAnsi="Cambria Math"/>
+              <w:lang w:val="en-US"/>
+            </w:rPr>
+            <m:t>∈G</m:t>
+          </m:r>
+        </m:oMath>
+      </m:oMathPara>
+    </w:p>
+    <w:p>
+      <w:pPr>
+        <w:pStyle w:val="ListParagraph"/>
+        <w:pBdr>
+          <w:top w:val="single" w:sz="4" w:space="1" w:color="auto"/>
+          <w:left w:val="single" w:sz="4" w:space="4" w:color="auto"/>
+          <w:bottom w:val="single" w:sz="4" w:space="1" w:color="auto"/>
+          <w:right w:val="single" w:sz="4" w:space="4" w:color="auto"/>
+        </w:pBdr>
+        <w:ind w:left="1080"/>
+        <w:rPr>
+          <w:rFonts w:ascii="Cambria Math" w:hAnsi="Cambria Math"/>
+          <w:lang w:val="en-US"/>
+          <w:oMath/>
+        </w:rPr>
+      </w:pPr>
+      <m:oMathPara>
+        <m:oMathParaPr>
+          <m:jc m:val="left"/>
+        </m:oMathParaPr>
+        <m:oMath>
+          <m:r>
+            <w:rPr>
+              <w:rFonts w:ascii="Cambria Math" w:eastAsiaTheme="minorEastAsia" w:hAnsi="Cambria Math"/>
+              <w:lang w:val="en-US"/>
+            </w:rPr>
+            <m:t>∃e∈G,a∙e=a,∀a</m:t>
+          </m:r>
+          <m:r>
+            <w:rPr>
+              <w:rFonts w:ascii="Cambria Math" w:hAnsi="Cambria Math"/>
+              <w:lang w:val="en-US"/>
+            </w:rPr>
+            <m:t>∈G</m:t>
+          </m:r>
+        </m:oMath>
+      </m:oMathPara>
+    </w:p>
+    <w:p>
+      <w:pPr>
+        <w:pStyle w:val="ListParagraph"/>
+        <w:pBdr>
+          <w:top w:val="single" w:sz="4" w:space="1" w:color="auto"/>
+          <w:left w:val="single" w:sz="4" w:space="4" w:color="auto"/>
+          <w:bottom w:val="single" w:sz="4" w:space="1" w:color="auto"/>
+          <w:right w:val="single" w:sz="4" w:space="4" w:color="auto"/>
+        </w:pBdr>
+        <w:ind w:left="1080"/>
+        <w:rPr>
+          <w:rFonts w:ascii="Cambria Math" w:hAnsi="Cambria Math"/>
+          <w:lang w:val="en-US"/>
+          <w:oMath/>
+        </w:rPr>
+      </w:pPr>
+      <m:oMathPara>
+        <m:oMathParaPr>
+          <m:jc m:val="left"/>
+        </m:oMathParaPr>
+        <m:oMath>
+          <m:r>
+            <w:rPr>
+              <w:rFonts w:ascii="Cambria Math" w:eastAsiaTheme="minorEastAsia" w:hAnsi="Cambria Math"/>
+              <w:lang w:val="en-US"/>
+            </w:rPr>
+            <m:t>∀a∈G,∃b∈A,a∙b=e</m:t>
+          </m:r>
+        </m:oMath>
+      </m:oMathPara>
+    </w:p>
+    <w:p>
+      <w:pPr>
+        <w:pStyle w:val="ListParagraph"/>
+        <w:pBdr>
+          <w:top w:val="single" w:sz="4" w:space="1" w:color="auto"/>
+          <w:left w:val="single" w:sz="4" w:space="4" w:color="auto"/>
+          <w:bottom w:val="single" w:sz="4" w:space="1" w:color="auto"/>
+          <w:right w:val="single" w:sz="4" w:space="4" w:color="auto"/>
+        </w:pBdr>
+        <w:ind w:left="1080"/>
+        <w:rPr>
+          <w:rFonts w:ascii="Cambria Math" w:hAnsi="Cambria Math"/>
+          <w:lang w:val="en-US"/>
+          <w:oMath/>
+        </w:rPr>
+      </w:pPr>
+      <m:oMathPara>
+        <m:oMathParaPr>
+          <m:jc m:val="left"/>
+        </m:oMathParaPr>
+        <m:oMath>
+          <m:r>
+            <w:rPr>
+              <w:rFonts w:ascii="Cambria Math" w:hAnsi="Cambria Math"/>
+              <w:lang w:val="en-US"/>
+            </w:rPr>
+            <m:t>a</m:t>
+          </m:r>
+          <m:r>
+            <w:rPr>
+              <w:rFonts w:ascii="Cambria Math" w:eastAsiaTheme="minorEastAsia" w:hAnsi="Cambria Math"/>
+              <w:lang w:val="en-US"/>
+            </w:rPr>
+            <m:t>∙b∈G,∀a,b∈G</m:t>
+          </m:r>
+        </m:oMath>
+      </m:oMathPara>
+    </w:p>
+    <w:p>
+      <w:pPr>
+        <w:pStyle w:val="ListParagraph"/>
+        <w:numPr>
+          <w:ilvl w:val="0"/>
+          <w:numId w:val="4"/>
+        </w:numPr>
+        <w:rPr>
+          <w:lang w:val="en-US"/>
+        </w:rPr>
+      </w:pPr>
+      <w:r>
+        <w:rPr>
+          <w:lang w:val="en-US"/>
+        </w:rPr>
+        <w:t>e gọi là Identity</w:t>
+      </w:r>
+    </w:p>
+    <w:p>
+      <w:pPr>
+        <w:pStyle w:val="ListParagraph"/>
+        <w:numPr>
+          <w:ilvl w:val="0"/>
+          <w:numId w:val="2"/>
+        </w:numPr>
+        <w:rPr>
+          <w:lang w:val="en-US"/>
+        </w:rPr>
+      </w:pPr>
+      <w:r>
+        <w:rPr>
+          <w:lang w:val="en-US"/>
+        </w:rPr>
+        <w:t>Kí hiệu nhóm?</w:t>
+      </w:r>
+    </w:p>
+    <w:p>
+      <w:pPr>
+        <w:pStyle w:val="ListParagraph"/>
+        <w:pBdr>
+          <w:top w:val="single" w:sz="4" w:space="1" w:color="auto"/>
+          <w:left w:val="single" w:sz="4" w:space="4" w:color="auto"/>
+          <w:bottom w:val="single" w:sz="4" w:space="1" w:color="auto"/>
+          <w:right w:val="single" w:sz="4" w:space="4" w:color="auto"/>
+        </w:pBdr>
+        <w:ind w:left="1080"/>
+        <w:rPr>
+          <w:lang w:val="en-US"/>
+        </w:rPr>
+      </w:pPr>
+      <m:oMathPara>
+        <m:oMathParaPr>
+          <m:jc m:val="left"/>
+        </m:oMathParaPr>
+        <m:oMath>
+          <m:d>
+            <m:dPr>
+              <m:ctrlPr>
+                <w:rPr>
+                  <w:rFonts w:ascii="Cambria Math" w:hAnsi="Cambria Math"/>
+                  <w:i/>
+                  <w:lang w:val="en-US"/>
+                </w:rPr>
+              </m:ctrlPr>
+            </m:dPr>
+            <m:e>
+              <m:r>
+                <w:rPr>
+                  <w:rFonts w:ascii="Cambria Math" w:hAnsi="Cambria Math"/>
+                  <w:lang w:val="en-US"/>
+                </w:rPr>
+                <m:t>G,∙</m:t>
+              </m:r>
+            </m:e>
+          </m:d>
+          <m:r>
+            <w:rPr>
+              <w:rFonts w:ascii="Cambria Math" w:hAnsi="Cambria Math"/>
+              <w:lang w:val="en-US"/>
+            </w:rPr>
+            <m:t xml:space="preserve"> </m:t>
+          </m:r>
+        </m:oMath>
+      </m:oMathPara>
+    </w:p>
+    <w:p>
+      <w:pPr>
+        <w:pStyle w:val="ListParagraph"/>
+        <w:numPr>
+          <w:ilvl w:val="0"/>
+          <w:numId w:val="4"/>
+        </w:numPr>
+        <w:rPr>
+          <w:lang w:val="en-US"/>
+        </w:rPr>
+      </w:pPr>
+      <w:r>
+        <w:rPr>
+          <w:lang w:val="en-US"/>
+        </w:rPr>
+        <w:t>G là tên của tập hợp</w:t>
+      </w:r>
+    </w:p>
+    <w:p>
+      <w:pPr>
+        <w:pStyle w:val="ListParagraph"/>
+        <w:numPr>
+          <w:ilvl w:val="0"/>
+          <w:numId w:val="4"/>
+        </w:numPr>
+        <w:rPr>
+          <w:lang w:val="en-US"/>
+        </w:rPr>
+      </w:pPr>
+      <w:r>
+        <w:rPr>
+          <w:lang w:val="en-US"/>
+        </w:rPr>
+        <w:t>“</w:t>
+      </w:r>
+      <w:r>
+        <w:rPr>
+          <w:lang w:val="en-US"/>
+        </w:rPr>
+        <w:sym w:font="Symbol" w:char="F0D7"/>
+      </w:r>
+      <w:r>
+        <w:rPr>
+          <w:lang w:val="en-US"/>
+        </w:rPr>
+        <w:t>” là toán tử</w:t>
+      </w:r>
+    </w:p>
+    <w:p>
+      <w:pPr>
+        <w:pStyle w:val="ListParagraph"/>
+        <w:numPr>
+          <w:ilvl w:val="0"/>
+          <w:numId w:val="2"/>
+        </w:numPr>
+        <w:rPr>
+          <w:lang w:val="en-US"/>
+        </w:rPr>
+      </w:pPr>
+      <w:r>
+        <w:rPr>
+          <w:lang w:val="en-US"/>
+        </w:rPr>
+        <w:t xml:space="preserve">Nhóm </w:t>
+      </w:r>
+      <w:r>
+        <w:rPr>
+          <w:lang w:val="en-US"/>
+        </w:rPr>
+        <w:t>Giao Hoán (</w:t>
+      </w:r>
+      <w:r>
+        <w:rPr>
+          <w:lang w:val="en-US"/>
+        </w:rPr>
+        <w:t>Abelian Group</w:t>
+      </w:r>
+      <w:r>
+        <w:rPr>
+          <w:lang w:val="en-US"/>
+        </w:rPr>
+        <w:t>)?</w:t>
+      </w:r>
+    </w:p>
+    <w:p>
+      <w:pPr>
+        <w:pStyle w:val="ListParagraph"/>
+        <w:numPr>
+          <w:ilvl w:val="0"/>
+          <w:numId w:val="3"/>
+        </w:numPr>
+        <w:rPr>
+          <w:lang w:val="en-US"/>
+        </w:rPr>
+      </w:pPr>
+      <w:r>
+        <w:rPr>
+          <w:lang w:val="en-US"/>
+        </w:rPr>
+        <w:t>Nhóm giao hoán là 1 tập hợp A kết hợp với 1 toán tử “</w:t>
+      </w:r>
+      <w:r>
+        <w:rPr>
+          <w:lang w:val="en-US"/>
+        </w:rPr>
+        <w:sym w:font="Symbol" w:char="F0D7"/>
+      </w:r>
+      <w:r>
+        <w:rPr>
+          <w:lang w:val="en-US"/>
+        </w:rPr>
+        <w:t>” thỏa mãn các tiên đề về nhóm, và thỏa mãn thêm tiên đề sau</w:t>
+      </w:r>
+    </w:p>
+    <w:p>
+      <w:pPr>
+        <w:pStyle w:val="ListParagraph"/>
+        <w:pBdr>
+          <w:top w:val="single" w:sz="4" w:space="1" w:color="auto"/>
+          <w:left w:val="single" w:sz="4" w:space="4" w:color="auto"/>
+          <w:bottom w:val="single" w:sz="4" w:space="1" w:color="auto"/>
+          <w:right w:val="single" w:sz="4" w:space="4" w:color="auto"/>
+        </w:pBdr>
+        <w:ind w:left="1080"/>
+        <w:rPr>
+          <w:rFonts w:ascii="Cambria Math" w:hAnsi="Cambria Math"/>
+          <w:lang w:val="en-US"/>
+          <w:oMath/>
+        </w:rPr>
+      </w:pPr>
+      <m:oMathPara>
+        <m:oMathParaPr>
+          <m:jc m:val="left"/>
+        </m:oMathParaPr>
+        <m:oMath>
+          <m:r>
+            <w:rPr>
+              <w:rFonts w:ascii="Cambria Math" w:eastAsiaTheme="minorEastAsia" w:hAnsi="Cambria Math"/>
+              <w:lang w:val="en-US"/>
+            </w:rPr>
+            <m:t>a∙b=b∙a,∀a,b</m:t>
+          </m:r>
+          <m:r>
+            <w:rPr>
+              <w:rFonts w:ascii="Cambria Math" w:hAnsi="Cambria Math"/>
+              <w:lang w:val="en-US"/>
+            </w:rPr>
+            <m:t>∈A</m:t>
+          </m:r>
+        </m:oMath>
+      </m:oMathPara>
+    </w:p>
+    <w:p>
+      <w:pPr>
+        <w:rPr>
+          <w:lang w:val="en-US"/>
+        </w:rPr>
+      </w:pPr>
+    </w:p>
+    <w:p>
+      <w:pPr>
+        <w:rPr>
+          <w:lang w:val="en-US"/>
+        </w:rPr>
+      </w:pPr>
+      <w:r>
+        <w:rPr>
+          <w:lang w:val="en-US"/>
+        </w:rPr>
+        <w:t>Basic Fields – Các Trường Cơ Bản:</w:t>
+      </w:r>
+    </w:p>
+    <w:p>
+      <w:pPr>
+        <w:pStyle w:val="ListParagraph"/>
+        <w:numPr>
+          <w:ilvl w:val="0"/>
+          <w:numId w:val="5"/>
+        </w:numPr>
+        <w:rPr>
+          <w:lang w:val="en-US"/>
+        </w:rPr>
+      </w:pPr>
+      <w:r>
+        <w:rPr>
+          <w:lang w:val="en-US"/>
+        </w:rPr>
+        <w:t xml:space="preserve">Trường </w:t>
+      </w:r>
+      <w:r>
+        <w:rPr>
+          <w:lang w:val="en-US"/>
+        </w:rPr>
+        <w:t>Là Gì?</w:t>
+      </w:r>
+    </w:p>
+    <w:p>
+      <w:pPr>
+        <w:pStyle w:val="ListParagraph"/>
+        <w:numPr>
+          <w:ilvl w:val="0"/>
+          <w:numId w:val="3"/>
+        </w:numPr>
+        <w:rPr>
+          <w:lang w:val="en-US"/>
+        </w:rPr>
+      </w:pPr>
+      <w:r>
+        <w:rPr>
+          <w:lang w:val="en-US"/>
+        </w:rPr>
+        <w:t xml:space="preserve">Trường bản chất là sự kết hợp giữa nhóm (F, +) và nhóm (F, </w:t>
+      </w:r>
+      <w:r>
+        <w:rPr>
+          <w:lang w:val="en-US"/>
+        </w:rPr>
+        <w:sym w:font="Symbol" w:char="F0D7"/>
+      </w:r>
+      <w:r>
+        <w:rPr>
+          <w:lang w:val="en-US"/>
+        </w:rPr>
+        <w:t>), đồng thời có thêm tính chất phân phối của “</w:t>
+      </w:r>
+      <w:r>
+        <w:rPr>
+          <w:lang w:val="en-US"/>
+        </w:rPr>
+        <w:sym w:font="Symbol" w:char="F0D7"/>
+      </w:r>
+      <w:r>
+        <w:rPr>
+          <w:lang w:val="en-US"/>
+        </w:rPr>
+        <w:t>” với “+”</w:t>
+      </w:r>
+    </w:p>
+    <w:p>
+      <w:pPr>
+        <w:rPr>
+          <w:lang w:val="en-US"/>
+        </w:rPr>
+      </w:pPr>
+    </w:p>
+    <w:p>
+      <w:pPr>
+        <w:rPr>
+          <w:lang w:val="en-US"/>
+        </w:rPr>
+      </w:pPr>
+      <w:r>
+        <w:rPr>
+          <w:lang w:val="en-US"/>
+        </w:rPr>
+        <w:t>Map – Ánh Xạ:</w:t>
+      </w:r>
+    </w:p>
+    <w:p>
+      <w:pPr>
+        <w:pStyle w:val="ListParagraph"/>
+        <w:numPr>
+          <w:ilvl w:val="0"/>
+          <w:numId w:val="6"/>
+        </w:numPr>
+        <w:rPr>
+          <w:lang w:val="en-US"/>
+        </w:rPr>
+      </w:pPr>
+      <w:r>
+        <w:rPr>
+          <w:lang w:val="en-US"/>
+        </w:rPr>
+        <w:t>Ánh Xạ Là Gì?</w:t>
+      </w:r>
+    </w:p>
+    <w:p>
+      <w:pPr>
+        <w:pStyle w:val="ListParagraph"/>
+        <w:numPr>
+          <w:ilvl w:val="0"/>
+          <w:numId w:val="3"/>
+        </w:numPr>
+        <w:rPr>
+          <w:lang w:val="en-US"/>
+        </w:rPr>
+      </w:pPr>
+      <w:r>
+        <w:rPr>
+          <w:lang w:val="en-US"/>
+        </w:rPr>
+        <w:t>Cho tập A và B, phép biến đổi mỗi phần tử trong A thành 1 phần tử nào đó trong B được gọi là ánh xạ</w:t>
+      </w:r>
+    </w:p>
+    <w:p>
+      <w:pPr>
+        <w:pStyle w:val="ListParagraph"/>
+        <w:numPr>
+          <w:ilvl w:val="0"/>
+          <w:numId w:val="6"/>
+        </w:numPr>
+        <w:rPr>
+          <w:lang w:val="en-US"/>
+        </w:rPr>
+      </w:pPr>
+      <w:r>
+        <w:rPr>
+          <w:lang w:val="en-US"/>
+        </w:rPr>
+        <w:t>Đơn Ánh (Injection) Là Gì?</w:t>
+      </w:r>
+    </w:p>
+    <w:p>
+      <w:pPr>
+        <w:pStyle w:val="ListParagraph"/>
+        <w:numPr>
+          <w:ilvl w:val="0"/>
+          <w:numId w:val="3"/>
+        </w:numPr>
+        <w:rPr>
+          <w:lang w:val="en-US"/>
+        </w:rPr>
+      </w:pPr>
+      <w:r>
+        <w:rPr>
+          <w:lang w:val="en-US"/>
+        </w:rPr>
+        <w:t>Ánh xạ từ A tới B, 1 – 1, B có thể không hết</w:t>
+      </w:r>
+    </w:p>
+    <w:p>
+      <w:pPr>
+        <w:pStyle w:val="ListParagraph"/>
+        <w:numPr>
+          <w:ilvl w:val="0"/>
+          <w:numId w:val="6"/>
+        </w:numPr>
+        <w:rPr>
+          <w:lang w:val="en-US"/>
+        </w:rPr>
+      </w:pPr>
+      <w:r>
+        <w:rPr>
+          <w:lang w:val="en-US"/>
+        </w:rPr>
+        <w:t>Toàn Ánh (Surjection) Là Gì?</w:t>
+      </w:r>
+    </w:p>
+    <w:p>
+      <w:pPr>
+        <w:pStyle w:val="ListParagraph"/>
+        <w:numPr>
+          <w:ilvl w:val="0"/>
+          <w:numId w:val="3"/>
+        </w:numPr>
+        <w:rPr>
+          <w:lang w:val="en-US"/>
+        </w:rPr>
+      </w:pPr>
+      <w:r>
+        <w:rPr>
+          <w:lang w:val="en-US"/>
+        </w:rPr>
+        <w:t xml:space="preserve">Ánh xạ từ A tới B, nhiều – 1, B hết </w:t>
+      </w:r>
+    </w:p>
+    <w:p>
+      <w:pPr>
+        <w:pStyle w:val="ListParagraph"/>
+        <w:numPr>
+          <w:ilvl w:val="0"/>
+          <w:numId w:val="6"/>
+        </w:numPr>
+        <w:rPr>
+          <w:lang w:val="en-US"/>
+        </w:rPr>
+      </w:pPr>
+      <w:r>
+        <w:rPr>
+          <w:lang w:val="en-US"/>
+        </w:rPr>
+        <w:t>Song Ánh (Bijection) Là Gì?</w:t>
+      </w:r>
+    </w:p>
+    <w:p>
+      <w:pPr>
+        <w:pStyle w:val="ListParagraph"/>
+        <w:numPr>
+          <w:ilvl w:val="0"/>
+          <w:numId w:val="3"/>
+        </w:numPr>
+        <w:rPr>
+          <w:lang w:val="en-US"/>
+        </w:rPr>
+      </w:pPr>
+      <w:r>
+        <w:rPr>
+          <w:lang w:val="en-US"/>
+        </w:rPr>
+        <w:t>Ánh xạ từ A tới B, 1 – 1, B hết</w:t>
+      </w:r>
+    </w:p>
+    <w:p>
+      <w:pPr>
+        <w:pStyle w:val="ListParagraph"/>
+        <w:numPr>
+          <w:ilvl w:val="0"/>
+          <w:numId w:val="6"/>
+        </w:numPr>
+        <w:rPr>
+          <w:lang w:val="en-US"/>
+        </w:rPr>
+      </w:pPr>
+      <w:r>
+        <w:rPr>
+          <w:lang w:val="en-US"/>
+        </w:rPr>
+        <w:t>Miền (Domain) Và Đối Miền (Codomain) Là Gì?</w:t>
+      </w:r>
+    </w:p>
+    <w:p>
+      <w:pPr>
+        <w:pStyle w:val="ListParagraph"/>
+        <w:numPr>
+          <w:ilvl w:val="0"/>
+          <w:numId w:val="3"/>
+        </w:numPr>
+        <w:rPr>
+          <w:lang w:val="en-US"/>
+        </w:rPr>
+      </w:pPr>
+      <w:r>
+        <w:rPr>
+          <w:lang w:val="en-US"/>
+        </w:rPr>
+        <w:t>Ví dụ</w:t>
+      </w:r>
+    </w:p>
+    <w:p>
+      <w:pPr>
+        <w:pStyle w:val="ListParagraph"/>
+        <w:numPr>
+          <w:ilvl w:val="0"/>
+          <w:numId w:val="3"/>
+        </w:numPr>
+        <w:rPr>
+          <w:lang w:val="en-US"/>
+        </w:rPr>
+      </w:pPr>
+      <w:r>
+        <w:rPr>
+          <w:lang w:val="en-US"/>
+        </w:rPr>
+        <w:t>Xét ánh xạ từ A là tập số thực tới B là tập số ảo</w:t>
+      </w:r>
+    </w:p>
+    <w:p>
+      <w:pPr>
+        <w:pStyle w:val="ListParagraph"/>
+        <w:pBdr>
+          <w:top w:val="single" w:sz="4" w:space="1" w:color="auto"/>
+          <w:left w:val="single" w:sz="4" w:space="4" w:color="auto"/>
+          <w:bottom w:val="single" w:sz="4" w:space="1" w:color="auto"/>
+          <w:right w:val="single" w:sz="4" w:space="4" w:color="auto"/>
+        </w:pBdr>
+        <w:ind w:left="1080"/>
+        <w:rPr>
+          <w:rFonts w:ascii="Cambria Math" w:hAnsi="Cambria Math"/>
+          <w:lang w:val="en-US"/>
+          <w:oMath/>
+        </w:rPr>
+      </w:pPr>
+      <m:oMathPara>
+        <m:oMathParaPr>
+          <m:jc m:val="left"/>
+        </m:oMathParaPr>
+        <m:oMath>
+          <m:r>
+            <w:rPr>
+              <w:rFonts w:ascii="Cambria Math" w:hAnsi="Cambria Math"/>
+              <w:lang w:val="en-US"/>
+            </w:rPr>
+            <m:t>f</m:t>
+          </m:r>
+          <m:r>
+            <w:rPr>
+              <w:rFonts w:ascii="Cambria Math" w:eastAsiaTheme="minorEastAsia" w:hAnsi="Cambria Math"/>
+              <w:lang w:val="en-US"/>
+            </w:rPr>
+            <m:t>:R↦C</m:t>
+          </m:r>
+        </m:oMath>
+      </m:oMathPara>
+    </w:p>
+    <w:p>
+      <w:pPr>
+        <w:pStyle w:val="ListParagraph"/>
+        <w:numPr>
+          <w:ilvl w:val="0"/>
+          <w:numId w:val="3"/>
+        </w:numPr>
+        <w:rPr>
+          <w:rFonts w:ascii="Cambria Math" w:hAnsi="Cambria Math"/>
+          <w:lang w:val="en-US"/>
+          <w:oMath/>
+        </w:rPr>
+      </w:pPr>
+      <w:r>
+        <w:rPr>
+          <w:lang w:val="en-US"/>
+        </w:rPr>
+        <w:t>R là Domain</w:t>
+      </w:r>
+    </w:p>
+    <w:p>
+      <w:pPr>
+        <w:pStyle w:val="ListParagraph"/>
+        <w:numPr>
+          <w:ilvl w:val="0"/>
+          <w:numId w:val="3"/>
+        </w:numPr>
+        <w:rPr>
+          <w:rFonts w:ascii="Cambria Math" w:hAnsi="Cambria Math"/>
+          <w:lang w:val="en-US"/>
+          <w:oMath/>
+        </w:rPr>
+      </w:pPr>
+      <w:r>
+        <w:rPr>
+          <w:rFonts w:eastAsiaTheme="minorEastAsia"/>
+          <w:lang w:val="en-US"/>
+        </w:rPr>
+        <w:t>C là Codomain</w:t>
+      </w:r>
+    </w:p>
+    <w:p>
+      <w:pPr>
+        <w:pStyle w:val="ListParagraph"/>
+        <w:numPr>
+          <w:ilvl w:val="0"/>
+          <w:numId w:val="6"/>
+        </w:numPr>
+        <w:rPr>
+          <w:lang w:val="en-US"/>
+        </w:rPr>
+      </w:pPr>
+      <w:r>
+        <w:rPr>
+          <w:lang w:val="en-US"/>
+        </w:rPr>
+        <w:t xml:space="preserve">Phép </w:t>
+      </w:r>
+      <w:r>
+        <w:rPr>
+          <w:lang w:val="en-US"/>
+        </w:rPr>
+        <w:t>Đồng Cấu (</w:t>
+      </w:r>
+      <w:r>
+        <w:rPr>
+          <w:lang w:val="en-US"/>
+        </w:rPr>
+        <w:t>Homomorphism</w:t>
+      </w:r>
+      <w:r>
+        <w:rPr>
+          <w:lang w:val="en-US"/>
+        </w:rPr>
+        <w:t>) Là Gì?</w:t>
+      </w:r>
+    </w:p>
+    <w:p>
+      <w:pPr>
+        <w:pStyle w:val="ListParagraph"/>
+        <w:numPr>
+          <w:ilvl w:val="0"/>
+          <w:numId w:val="3"/>
+        </w:numPr>
+        <w:rPr>
+          <w:lang w:val="en-US"/>
+        </w:rPr>
+      </w:pPr>
+      <w:r>
+        <w:rPr>
+          <w:lang w:val="en-US"/>
+        </w:rPr>
+        <w:t xml:space="preserve">Cho nhóm (A, +) và nhóm (B, </w:t>
+      </w:r>
+      <w:r>
+        <w:rPr>
+          <w:lang w:val="en-US"/>
+        </w:rPr>
+        <w:sym w:font="Symbol" w:char="F0D7"/>
+      </w:r>
+      <w:r>
+        <w:rPr>
+          <w:lang w:val="en-US"/>
+        </w:rPr>
+        <w:t>), phép ánh xạ f mỗi phần tử của A với mỗi phần tử của B là 1 Homomorphism</w:t>
+      </w:r>
+    </w:p>
+    <w:p>
+      <w:pPr>
+        <w:pStyle w:val="ListParagraph"/>
+        <w:numPr>
+          <w:ilvl w:val="0"/>
+          <w:numId w:val="3"/>
+        </w:numPr>
+        <w:rPr>
+          <w:rFonts w:eastAsiaTheme="minorEastAsia"/>
+          <w:lang w:val="en-US"/>
+        </w:rPr>
+      </w:pPr>
+      <w:r>
+        <w:rPr>
+          <w:rFonts w:eastAsiaTheme="minorEastAsia"/>
+          <w:lang w:val="en-US"/>
+        </w:rPr>
+        <w:lastRenderedPageBreak/>
+        <w:t>Còn gọi là ánh xạ tuyến tính</w:t>
+      </w:r>
+    </w:p>
+    <w:p>
+      <w:pPr>
+        <w:pStyle w:val="ListParagraph"/>
+        <w:numPr>
+          <w:ilvl w:val="0"/>
+          <w:numId w:val="3"/>
+        </w:numPr>
+        <w:rPr>
+          <w:lang w:val="en-US"/>
+        </w:rPr>
+      </w:pPr>
+      <w:r>
+        <w:rPr>
+          <w:lang w:val="en-US"/>
+        </w:rPr>
+        <w:t>Ta có các tính chất sau</w:t>
+      </w:r>
+    </w:p>
+    <w:p>
+      <w:pPr>
+        <w:pStyle w:val="ListParagraph"/>
+        <w:numPr>
+          <w:ilvl w:val="0"/>
+          <w:numId w:val="3"/>
+        </w:numPr>
+        <w:rPr>
+          <w:lang w:val="en-US"/>
+        </w:rPr>
+      </w:pPr>
+      <w:r>
+        <w:rPr>
+          <w:lang w:val="en-US"/>
+        </w:rPr>
+        <w:t xml:space="preserve">f sẽ ánh xạ nghịch đảo thành nghịch đảo, Identity thành Identity </w:t>
+      </w:r>
+    </w:p>
+    <w:p>
+      <w:pPr>
+        <w:pStyle w:val="ListParagraph"/>
+        <w:pBdr>
+          <w:top w:val="single" w:sz="4" w:space="1" w:color="auto"/>
+          <w:left w:val="single" w:sz="4" w:space="4" w:color="auto"/>
+          <w:bottom w:val="single" w:sz="4" w:space="1" w:color="auto"/>
+          <w:right w:val="single" w:sz="4" w:space="4" w:color="auto"/>
+        </w:pBdr>
+        <w:ind w:left="1080"/>
+        <w:rPr>
+          <w:lang w:val="en-US"/>
+        </w:rPr>
+      </w:pPr>
+      <m:oMathPara>
+        <m:oMathParaPr>
+          <m:jc m:val="left"/>
+        </m:oMathParaPr>
+        <m:oMath>
+          <m:r>
+            <w:rPr>
+              <w:rFonts w:ascii="Cambria Math" w:hAnsi="Cambria Math"/>
+              <w:lang w:val="en-US"/>
+            </w:rPr>
+            <m:t>f</m:t>
+          </m:r>
+          <m:d>
+            <m:dPr>
+              <m:ctrlPr>
+                <w:rPr>
+                  <w:rFonts w:ascii="Cambria Math" w:eastAsiaTheme="minorEastAsia" w:hAnsi="Cambria Math"/>
+                  <w:i/>
+                  <w:lang w:val="en-US"/>
+                </w:rPr>
+              </m:ctrlPr>
+            </m:dPr>
+            <m:e>
+              <m:r>
+                <w:rPr>
+                  <w:rFonts w:ascii="Cambria Math" w:eastAsiaTheme="minorEastAsia" w:hAnsi="Cambria Math"/>
+                  <w:lang w:val="en-US"/>
+                </w:rPr>
+                <m:t>x+y</m:t>
+              </m:r>
+            </m:e>
+          </m:d>
+          <m:r>
+            <w:rPr>
+              <w:rFonts w:ascii="Cambria Math" w:eastAsiaTheme="minorEastAsia" w:hAnsi="Cambria Math"/>
+              <w:lang w:val="en-US"/>
+            </w:rPr>
+            <m:t>=f</m:t>
+          </m:r>
+          <m:d>
+            <m:dPr>
+              <m:ctrlPr>
+                <w:rPr>
+                  <w:rFonts w:ascii="Cambria Math" w:eastAsiaTheme="minorEastAsia" w:hAnsi="Cambria Math"/>
+                  <w:i/>
+                  <w:lang w:val="en-US"/>
+                </w:rPr>
+              </m:ctrlPr>
+            </m:dPr>
+            <m:e>
+              <m:r>
+                <w:rPr>
+                  <w:rFonts w:ascii="Cambria Math" w:eastAsiaTheme="minorEastAsia" w:hAnsi="Cambria Math"/>
+                  <w:lang w:val="en-US"/>
+                </w:rPr>
+                <m:t>x</m:t>
+              </m:r>
+            </m:e>
+          </m:d>
+          <m:r>
+            <w:rPr>
+              <w:rFonts w:ascii="Cambria Math" w:eastAsiaTheme="minorEastAsia" w:hAnsi="Cambria Math"/>
+              <w:lang w:val="en-US"/>
+            </w:rPr>
+            <m:t>∙f</m:t>
+          </m:r>
+          <m:d>
+            <m:dPr>
+              <m:ctrlPr>
+                <w:rPr>
+                  <w:rFonts w:ascii="Cambria Math" w:eastAsiaTheme="minorEastAsia" w:hAnsi="Cambria Math"/>
+                  <w:i/>
+                  <w:lang w:val="en-US"/>
+                </w:rPr>
+              </m:ctrlPr>
+            </m:dPr>
+            <m:e>
+              <m:r>
+                <w:rPr>
+                  <w:rFonts w:ascii="Cambria Math" w:eastAsiaTheme="minorEastAsia" w:hAnsi="Cambria Math"/>
+                  <w:lang w:val="en-US"/>
+                </w:rPr>
+                <m:t>y</m:t>
+              </m:r>
+            </m:e>
+          </m:d>
+        </m:oMath>
+      </m:oMathPara>
+    </w:p>
+    <w:p>
+      <w:pPr>
+        <w:pStyle w:val="ListParagraph"/>
+        <w:numPr>
+          <w:ilvl w:val="0"/>
+          <w:numId w:val="6"/>
+        </w:numPr>
+        <w:rPr>
+          <w:rFonts w:eastAsiaTheme="minorEastAsia"/>
+          <w:lang w:val="en-US"/>
+        </w:rPr>
+      </w:pPr>
+      <w:r>
+        <w:rPr>
+          <w:rFonts w:eastAsiaTheme="minorEastAsia"/>
+          <w:lang w:val="en-US"/>
+        </w:rPr>
+        <w:t>Kernel Là Gì?</w:t>
+      </w:r>
+    </w:p>
+    <w:p>
+      <w:pPr>
+        <w:pStyle w:val="ListParagraph"/>
+        <w:numPr>
+          <w:ilvl w:val="0"/>
+          <w:numId w:val="3"/>
+        </w:numPr>
+        <w:rPr>
+          <w:rFonts w:eastAsiaTheme="minorEastAsia"/>
+          <w:lang w:val="en-US"/>
+        </w:rPr>
+      </w:pPr>
+      <w:r>
+        <w:rPr>
+          <w:rFonts w:eastAsiaTheme="minorEastAsia"/>
+          <w:lang w:val="en-US"/>
+        </w:rPr>
+        <w:t>Xét 1 Homomorphism f ánh xạ từ A tới B, nó ánh xạ nhiều – 1, do đó sẽ có nhiều phần tử trong A ánh xạ tới cùng 1 phần tử trong B</w:t>
+      </w:r>
+    </w:p>
+    <w:p>
+      <w:pPr>
+        <w:pStyle w:val="ListParagraph"/>
+        <w:numPr>
+          <w:ilvl w:val="0"/>
+          <w:numId w:val="3"/>
+        </w:numPr>
+        <w:rPr>
+          <w:rFonts w:eastAsiaTheme="minorEastAsia"/>
+          <w:lang w:val="en-US"/>
+        </w:rPr>
+      </w:pPr>
+      <w:r>
+        <w:rPr>
+          <w:rFonts w:eastAsiaTheme="minorEastAsia"/>
+          <w:lang w:val="en-US"/>
+        </w:rPr>
+        <w:t>Tập hợp các phần tử trong A được ánh xạ tới Identity của B được gọi là hạt nhân (Kernel</w:t>
+      </w:r>
+      <w:r>
+        <w:rPr>
+          <w:rFonts w:eastAsiaTheme="minorEastAsia"/>
+          <w:lang w:val="en-US"/>
+        </w:rPr>
+        <w:t>)</w:t>
+      </w:r>
+      <w:bookmarkStart w:id="0" w:name="_GoBack"/>
+      <w:bookmarkEnd w:id="0"/>
+    </w:p>
+    <w:p>
+      <w:pPr>
+        <w:pStyle w:val="ListParagraph"/>
+        <w:numPr>
+          <w:ilvl w:val="0"/>
+          <w:numId w:val="3"/>
+        </w:numPr>
+        <w:rPr>
+          <w:rFonts w:eastAsiaTheme="minorEastAsia"/>
+          <w:lang w:val="en-US"/>
+        </w:rPr>
+      </w:pPr>
+      <w:r>
+        <w:rPr>
+          <w:rFonts w:eastAsiaTheme="minorEastAsia"/>
+          <w:lang w:val="en-US"/>
+        </w:rPr>
+        <w:t>Kí hiệu</w:t>
+      </w:r>
+    </w:p>
+    <w:p>
+      <w:pPr>
+        <w:pStyle w:val="ListParagraph"/>
+        <w:pBdr>
+          <w:top w:val="single" w:sz="4" w:space="1" w:color="auto"/>
+          <w:left w:val="single" w:sz="4" w:space="4" w:color="auto"/>
+          <w:bottom w:val="single" w:sz="4" w:space="1" w:color="auto"/>
+          <w:right w:val="single" w:sz="4" w:space="4" w:color="auto"/>
+        </w:pBdr>
+        <w:ind w:left="1080"/>
+        <w:rPr>
+          <w:rFonts w:eastAsiaTheme="minorEastAsia"/>
+          <w:lang w:val="en-US"/>
+        </w:rPr>
+      </w:pPr>
+      <m:oMathPara>
+        <m:oMathParaPr>
+          <m:jc m:val="left"/>
+        </m:oMathParaPr>
+        <m:oMath>
+          <m:r>
+            <w:rPr>
+              <w:rFonts w:ascii="Cambria Math" w:eastAsiaTheme="minorEastAsia" w:hAnsi="Cambria Math"/>
+              <w:lang w:val="en-US"/>
+            </w:rPr>
+            <m:t>ker</m:t>
+          </m:r>
+          <m:d>
+            <m:dPr>
+              <m:ctrlPr>
+                <w:rPr>
+                  <w:rFonts w:ascii="Cambria Math" w:eastAsiaTheme="minorEastAsia" w:hAnsi="Cambria Math"/>
+                  <w:i/>
+                  <w:lang w:val="en-US"/>
+                </w:rPr>
+              </m:ctrlPr>
+            </m:dPr>
+            <m:e>
+              <m:r>
+                <w:rPr>
+                  <w:rFonts w:ascii="Cambria Math" w:eastAsiaTheme="minorEastAsia" w:hAnsi="Cambria Math"/>
+                  <w:lang w:val="en-US"/>
+                </w:rPr>
+                <m:t>f</m:t>
+              </m:r>
+            </m:e>
+          </m:d>
+          <m:r>
+            <w:rPr>
+              <w:rFonts w:ascii="Cambria Math" w:eastAsiaTheme="minorEastAsia" w:hAnsi="Cambria Math"/>
+              <w:lang w:val="en-US"/>
+            </w:rPr>
+            <m:t>=</m:t>
+          </m:r>
+          <m:d>
+            <m:dPr>
+              <m:begChr m:val="{"/>
+              <m:endChr m:val="}"/>
+              <m:ctrlPr>
+                <w:rPr>
+                  <w:rFonts w:ascii="Cambria Math" w:eastAsiaTheme="minorEastAsia" w:hAnsi="Cambria Math"/>
+                  <w:i/>
+                  <w:lang w:val="en-US"/>
+                </w:rPr>
+              </m:ctrlPr>
+            </m:dPr>
+            <m:e>
+              <m:r>
+                <w:rPr>
+                  <w:rFonts w:ascii="Cambria Math" w:eastAsiaTheme="minorEastAsia" w:hAnsi="Cambria Math"/>
+                  <w:lang w:val="en-US"/>
+                </w:rPr>
+                <m:t>x</m:t>
+              </m:r>
+            </m:e>
+            <m:e>
+              <m:r>
+                <w:rPr>
+                  <w:rFonts w:ascii="Cambria Math" w:eastAsiaTheme="minorEastAsia" w:hAnsi="Cambria Math"/>
+                  <w:lang w:val="en-US"/>
+                </w:rPr>
+                <m:t>f</m:t>
+              </m:r>
+              <m:d>
+                <m:dPr>
+                  <m:ctrlPr>
+                    <w:rPr>
+                      <w:rFonts w:ascii="Cambria Math" w:eastAsiaTheme="minorEastAsia" w:hAnsi="Cambria Math"/>
+                      <w:i/>
+                      <w:lang w:val="en-US"/>
+                    </w:rPr>
+                  </m:ctrlPr>
+                </m:dPr>
+                <m:e>
+                  <m:r>
+                    <w:rPr>
+                      <w:rFonts w:ascii="Cambria Math" w:eastAsiaTheme="minorEastAsia" w:hAnsi="Cambria Math"/>
+                      <w:lang w:val="en-US"/>
+                    </w:rPr>
+                    <m:t>x</m:t>
+                  </m:r>
+                </m:e>
+              </m:d>
+              <m:r>
+                <w:rPr>
+                  <w:rFonts w:ascii="Cambria Math" w:eastAsiaTheme="minorEastAsia" w:hAnsi="Cambria Math"/>
+                  <w:lang w:val="en-US"/>
+                </w:rPr>
+                <m:t>=</m:t>
+              </m:r>
+              <m:sSub>
+                <m:sSubPr>
+                  <m:ctrlPr>
+                    <w:rPr>
+                      <w:rFonts w:ascii="Cambria Math" w:eastAsiaTheme="minorEastAsia" w:hAnsi="Cambria Math"/>
+                      <w:i/>
+                      <w:lang w:val="en-US"/>
+                    </w:rPr>
+                  </m:ctrlPr>
+                </m:sSubPr>
+                <m:e>
+                  <m:r>
+                    <w:rPr>
+                      <w:rFonts w:ascii="Cambria Math" w:eastAsiaTheme="minorEastAsia" w:hAnsi="Cambria Math"/>
+                      <w:lang w:val="en-US"/>
+                    </w:rPr>
+                    <m:t>e</m:t>
+                  </m:r>
+                </m:e>
+                <m:sub>
+                  <m:r>
+                    <w:rPr>
+                      <w:rFonts w:ascii="Cambria Math" w:eastAsiaTheme="minorEastAsia" w:hAnsi="Cambria Math"/>
+                      <w:lang w:val="en-US"/>
+                    </w:rPr>
+                    <m:t>B</m:t>
+                  </m:r>
+                </m:sub>
+              </m:sSub>
+            </m:e>
+          </m:d>
+        </m:oMath>
+      </m:oMathPara>
+    </w:p>
+    <w:p>
+      <w:pPr>
+        <w:pStyle w:val="ListParagraph"/>
+        <w:numPr>
+          <w:ilvl w:val="0"/>
+          <w:numId w:val="3"/>
+        </w:numPr>
+        <w:rPr>
+          <w:rFonts w:eastAsiaTheme="minorEastAsia"/>
+          <w:lang w:val="en-US"/>
+        </w:rPr>
+      </w:pPr>
+      <w:r>
+        <w:rPr>
+          <w:rFonts w:eastAsiaTheme="minorEastAsia"/>
+          <w:lang w:val="en-US"/>
+        </w:rPr>
+        <w:t>x là phần tử trong A</w:t>
+      </w:r>
+    </w:p>
+    <w:p>
+      <w:pPr>
+        <w:pStyle w:val="ListParagraph"/>
+        <w:numPr>
+          <w:ilvl w:val="0"/>
+          <w:numId w:val="3"/>
+        </w:numPr>
+        <w:rPr>
+          <w:rFonts w:eastAsiaTheme="minorEastAsia"/>
+          <w:lang w:val="en-US"/>
+        </w:rPr>
+      </w:pPr>
+      <w:r>
+        <w:rPr>
+          <w:rFonts w:eastAsiaTheme="minorEastAsia"/>
+          <w:lang w:val="en-US"/>
+        </w:rPr>
+        <w:t>e</w:t>
+      </w:r>
+      <w:r>
+        <w:rPr>
+          <w:rFonts w:eastAsiaTheme="minorEastAsia"/>
+          <w:vertAlign w:val="subscript"/>
+          <w:lang w:val="en-US"/>
+        </w:rPr>
+        <w:t>B</w:t>
+      </w:r>
+      <w:r>
+        <w:rPr>
+          <w:rFonts w:eastAsiaTheme="minorEastAsia"/>
+          <w:lang w:val="en-US"/>
+        </w:rPr>
+        <w:t xml:space="preserve"> là Identity của B</w:t>
+      </w:r>
+    </w:p>
+    <w:p>
+      <w:pPr>
+        <w:pStyle w:val="ListParagraph"/>
+        <w:numPr>
+          <w:ilvl w:val="0"/>
+          <w:numId w:val="6"/>
+        </w:numPr>
+        <w:rPr>
+          <w:rFonts w:eastAsiaTheme="minorEastAsia"/>
+          <w:lang w:val="en-US"/>
+        </w:rPr>
+      </w:pPr>
+      <w:r>
+        <w:rPr>
+          <w:rFonts w:eastAsiaTheme="minorEastAsia"/>
+          <w:lang w:val="en-US"/>
+        </w:rPr>
+        <w:t>Phép Đẳng Cấu (Isomorphism) Là Gì?</w:t>
+      </w:r>
+    </w:p>
+    <w:p>
+      <w:pPr>
+        <w:pStyle w:val="ListParagraph"/>
+        <w:numPr>
+          <w:ilvl w:val="0"/>
+          <w:numId w:val="3"/>
+        </w:numPr>
+        <w:rPr>
+          <w:rFonts w:eastAsiaTheme="minorEastAsia"/>
+          <w:lang w:val="en-US"/>
+        </w:rPr>
+      </w:pPr>
+      <w:r>
+        <w:rPr>
+          <w:rFonts w:eastAsiaTheme="minorEastAsia"/>
+          <w:lang w:val="en-US"/>
+        </w:rPr>
+        <w:t>Là Homomorphism nhưng f là song ánh</w:t>
+      </w:r>
+    </w:p>
+    <w:p>
+      <w:pPr>
+        <w:pStyle w:val="ListParagraph"/>
+        <w:numPr>
+          <w:ilvl w:val="0"/>
+          <w:numId w:val="3"/>
+        </w:numPr>
+        <w:rPr>
+          <w:rFonts w:eastAsiaTheme="minorEastAsia"/>
+          <w:lang w:val="en-US"/>
+        </w:rPr>
+      </w:pPr>
+      <w:r>
+        <w:rPr>
+          <w:rFonts w:eastAsiaTheme="minorEastAsia"/>
+          <w:lang w:val="en-US"/>
+        </w:rPr>
+        <w:t xml:space="preserve">Kí hiệu nhóm </w:t>
+      </w:r>
+      <w:r>
+        <w:rPr>
+          <w:rFonts w:eastAsiaTheme="minorEastAsia"/>
+          <w:lang w:val="en-US"/>
+        </w:rPr>
+        <w:t xml:space="preserve">này </w:t>
+      </w:r>
+      <w:r>
+        <w:rPr>
+          <w:rFonts w:eastAsiaTheme="minorEastAsia"/>
+          <w:lang w:val="en-US"/>
+        </w:rPr>
+        <w:t>Isomorphic với nhóm kia khi tồn tại 1 Isomorphism giữa chúng</w:t>
+      </w:r>
+    </w:p>
+    <w:p>
+      <w:pPr>
+        <w:pStyle w:val="ListParagraph"/>
+        <w:pBdr>
+          <w:top w:val="single" w:sz="4" w:space="1" w:color="auto"/>
+          <w:left w:val="single" w:sz="4" w:space="4" w:color="auto"/>
+          <w:bottom w:val="single" w:sz="4" w:space="1" w:color="auto"/>
+          <w:right w:val="single" w:sz="4" w:space="4" w:color="auto"/>
+        </w:pBdr>
+        <w:ind w:left="1080"/>
+        <w:rPr>
+          <w:rFonts w:ascii="Cambria Math" w:eastAsiaTheme="minorEastAsia" w:hAnsi="Cambria Math"/>
+          <w:lang w:val="en-US"/>
+          <w:oMath/>
+        </w:rPr>
+      </w:pPr>
+      <m:oMathPara>
+        <m:oMathParaPr>
+          <m:jc m:val="left"/>
+        </m:oMathParaPr>
+        <m:oMath>
+          <m:r>
+            <w:rPr>
+              <w:rFonts w:ascii="Cambria Math" w:eastAsiaTheme="minorEastAsia" w:hAnsi="Cambria Math"/>
+              <w:lang w:val="en-US"/>
+            </w:rPr>
+            <m:t>A≅B</m:t>
+          </m:r>
+        </m:oMath>
+      </m:oMathPara>
+    </w:p>
+    <w:p>
+      <w:pPr>
+        <w:pStyle w:val="ListParagraph"/>
+        <w:numPr>
+          <w:ilvl w:val="0"/>
+          <w:numId w:val="6"/>
+        </w:numPr>
+        <w:rPr>
+          <w:rFonts w:eastAsiaTheme="minorEastAsia"/>
+          <w:lang w:val="en-US"/>
+        </w:rPr>
+      </w:pPr>
+      <w:r>
+        <w:rPr>
+          <w:rFonts w:eastAsiaTheme="minorEastAsia"/>
+          <w:lang w:val="en-US"/>
+        </w:rPr>
+        <w:t>Phép Tự Đẳng Cấu (Automorphism) Là Gì?</w:t>
+      </w:r>
+    </w:p>
+    <w:p>
+      <w:pPr>
+        <w:pStyle w:val="ListParagraph"/>
+        <w:numPr>
+          <w:ilvl w:val="0"/>
+          <w:numId w:val="3"/>
+        </w:numPr>
+        <w:rPr>
+          <w:rFonts w:eastAsiaTheme="minorEastAsia"/>
+          <w:lang w:val="en-US"/>
+        </w:rPr>
+      </w:pPr>
+      <w:r>
+        <w:rPr>
+          <w:rFonts w:eastAsiaTheme="minorEastAsia"/>
+          <w:lang w:val="en-US"/>
+        </w:rPr>
+        <w:t>Là Isomorphism nhưng ánh xạ vào chính nó</w:t>
+      </w:r>
+    </w:p>
+    <w:p>
+      <w:pPr>
+        <w:rPr>
+          <w:rFonts w:eastAsiaTheme="minorEastAsia"/>
+          <w:lang w:val="en-US"/>
+        </w:rPr>
+      </w:pPr>
     </w:p>
     <w:p>
       <w:pPr>
@@ -1059,6 +2010,7 @@
           <w:rFonts w:eastAsiaTheme="minorEastAsia"/>
           <w:lang w:val="en-US"/>
         </w:rPr>
+        <w:lastRenderedPageBreak/>
         <w:tab/>
       </w:r>
       <w:r>
@@ -1136,7 +2088,6 @@
           <w:sz w:val="24"/>
           <w:lang w:val="en-US"/>
         </w:rPr>
-        <w:lastRenderedPageBreak/>
         <w:tab/>
       </w:r>
       <w:r>
@@ -2504,6 +3455,7 @@
           <w:rFonts w:eastAsiaTheme="minorEastAsia"/>
           <w:lang w:val="en-US"/>
         </w:rPr>
+        <w:lastRenderedPageBreak/>
         <w:tab/>
         <w:t>Def:</w:t>
       </w:r>
@@ -2615,7 +3567,6 @@
           <w:rFonts w:eastAsiaTheme="minorEastAsia"/>
           <w:lang w:val="en-US"/>
         </w:rPr>
-        <w:lastRenderedPageBreak/>
         <w:tab/>
       </w:r>
       <w:r>
@@ -4075,6 +5026,7 @@
           <w:rFonts w:eastAsiaTheme="minorEastAsia"/>
           <w:lang w:val="en-US"/>
         </w:rPr>
+        <w:lastRenderedPageBreak/>
         <w:t>Có thể không tạo thành một Subgroup</w:t>
       </w:r>
     </w:p>
@@ -4176,7 +5128,6 @@
           <w:rFonts w:eastAsiaTheme="minorEastAsia"/>
           <w:lang w:val="en-US"/>
         </w:rPr>
-        <w:lastRenderedPageBreak/>
         <w:t>Các Coset</w:t>
       </w:r>
       <w:r>
@@ -5527,654 +6478,7 @@
           <w:rFonts w:eastAsiaTheme="minorEastAsia"/>
           <w:lang w:val="en-US"/>
         </w:rPr>
-        <w:t>Homomorphism</w:t>
-      </w:r>
-      <w:r>
-        <w:rPr>
-          <w:rFonts w:eastAsiaTheme="minorEastAsia"/>
-          <w:lang w:val="en-US"/>
-        </w:rPr>
-        <w:t>:</w:t>
-      </w:r>
-    </w:p>
-    <w:p>
-      <w:pPr>
-        <w:rPr>
-          <w:rFonts w:eastAsiaTheme="minorEastAsia"/>
-          <w:lang w:val="en-US"/>
-        </w:rPr>
-      </w:pPr>
-      <w:r>
-        <w:rPr>
-          <w:rFonts w:eastAsiaTheme="minorEastAsia"/>
-          <w:lang w:val="en-US"/>
-        </w:rPr>
-        <w:tab/>
-        <w:t>Def:</w:t>
-      </w:r>
-    </w:p>
-    <w:p>
-      <w:pPr>
-        <w:rPr>
-          <w:rFonts w:eastAsiaTheme="minorEastAsia"/>
-          <w:lang w:val="en-US"/>
-        </w:rPr>
-      </w:pPr>
-      <w:r>
-        <w:rPr>
-          <w:rFonts w:eastAsiaTheme="minorEastAsia"/>
-          <w:lang w:val="en-US"/>
-        </w:rPr>
         <w:lastRenderedPageBreak/>
-        <w:tab/>
-      </w:r>
-      <w:r>
-        <w:rPr>
-          <w:rFonts w:eastAsiaTheme="minorEastAsia"/>
-          <w:lang w:val="en-US"/>
-        </w:rPr>
-        <w:tab/>
-      </w:r>
-      <w:r>
-        <w:rPr>
-          <w:rFonts w:eastAsiaTheme="minorEastAsia"/>
-          <w:lang w:val="en-US"/>
-        </w:rPr>
-        <w:t xml:space="preserve">Hàm Map phần tử trong Group </w:t>
-      </w:r>
-      <w:r>
-        <w:rPr>
-          <w:rFonts w:eastAsiaTheme="minorEastAsia"/>
-          <w:lang w:val="en-US"/>
-        </w:rPr>
-        <w:t>Input</w:t>
-      </w:r>
-      <w:r>
-        <w:rPr>
-          <w:rFonts w:eastAsiaTheme="minorEastAsia"/>
-          <w:lang w:val="en-US"/>
-        </w:rPr>
-        <w:t xml:space="preserve"> thành phần tử</w:t>
-      </w:r>
-      <w:r>
-        <w:rPr>
-          <w:rFonts w:eastAsiaTheme="minorEastAsia"/>
-          <w:lang w:val="en-US"/>
-        </w:rPr>
-        <w:t xml:space="preserve"> trong Group Output</w:t>
-      </w:r>
-    </w:p>
-    <w:p>
-      <w:pPr>
-        <w:rPr>
-          <w:rFonts w:eastAsiaTheme="minorEastAsia"/>
-          <w:lang w:val="en-US"/>
-        </w:rPr>
-      </w:pPr>
-      <w:r>
-        <w:rPr>
-          <w:rFonts w:eastAsiaTheme="minorEastAsia"/>
-          <w:sz w:val="24"/>
-          <w:lang w:val="en-US"/>
-        </w:rPr>
-        <w:tab/>
-      </w:r>
-      <w:r>
-        <w:rPr>
-          <w:rFonts w:eastAsiaTheme="minorEastAsia"/>
-          <w:sz w:val="24"/>
-          <w:lang w:val="en-US"/>
-        </w:rPr>
-        <w:tab/>
-      </w:r>
-      <w:r>
-        <w:rPr>
-          <w:rFonts w:eastAsiaTheme="minorEastAsia"/>
-          <w:lang w:val="en-US"/>
-        </w:rPr>
-        <w:t>Map Inverse thành Inverse</w:t>
-      </w:r>
-      <w:r>
-        <w:rPr>
-          <w:rFonts w:eastAsiaTheme="minorEastAsia"/>
-          <w:lang w:val="en-US"/>
-        </w:rPr>
-        <w:t xml:space="preserve">, </w:t>
-      </w:r>
-      <w:r>
-        <w:rPr>
-          <w:rFonts w:eastAsiaTheme="minorEastAsia"/>
-          <w:lang w:val="en-US"/>
-        </w:rPr>
-        <w:t>Identity thành Identity</w:t>
-      </w:r>
-    </w:p>
-    <w:p>
-      <w:pPr>
-        <w:rPr>
-          <w:rFonts w:eastAsiaTheme="minorEastAsia"/>
-          <w:lang w:val="en-US"/>
-        </w:rPr>
-      </w:pPr>
-      <w:r>
-        <w:rPr>
-          <w:rFonts w:eastAsiaTheme="minorEastAsia"/>
-          <w:lang w:val="en-US"/>
-        </w:rPr>
-        <w:tab/>
-        <w:t>Formula:</w:t>
-      </w:r>
-    </w:p>
-    <w:p>
-      <w:pPr>
-        <w:rPr>
-          <w:rFonts w:eastAsiaTheme="minorEastAsia"/>
-          <w:lang w:val="en-US"/>
-        </w:rPr>
-      </w:pPr>
-      <w:r>
-        <w:rPr>
-          <w:rFonts w:eastAsiaTheme="minorEastAsia"/>
-          <w:lang w:val="en-US"/>
-        </w:rPr>
-        <w:tab/>
-      </w:r>
-      <w:r>
-        <w:rPr>
-          <w:rFonts w:eastAsiaTheme="minorEastAsia"/>
-          <w:lang w:val="en-US"/>
-        </w:rPr>
-        <w:tab/>
-      </w:r>
-      <m:oMath>
-        <m:r>
-          <w:rPr>
-            <w:rFonts w:ascii="Cambria Math" w:eastAsiaTheme="minorEastAsia" w:hAnsi="Cambria Math"/>
-            <w:lang w:val="en-US"/>
-          </w:rPr>
-          <m:t>∀xy∈G</m:t>
-        </m:r>
-      </m:oMath>
-    </w:p>
-    <w:p>
-      <w:pPr>
-        <w:rPr>
-          <w:rFonts w:eastAsiaTheme="minorEastAsia"/>
-          <w:lang w:val="en-US"/>
-        </w:rPr>
-      </w:pPr>
-      <w:r>
-        <w:rPr>
-          <w:rFonts w:eastAsiaTheme="minorEastAsia"/>
-          <w:lang w:val="en-US"/>
-        </w:rPr>
-        <w:tab/>
-      </w:r>
-      <w:r>
-        <w:rPr>
-          <w:rFonts w:eastAsiaTheme="minorEastAsia"/>
-          <w:lang w:val="en-US"/>
-        </w:rPr>
-        <w:tab/>
-      </w:r>
-      <m:oMath>
-        <m:r>
-          <w:rPr>
-            <w:rFonts w:ascii="Cambria Math" w:eastAsiaTheme="minorEastAsia" w:hAnsi="Cambria Math"/>
-            <w:lang w:val="en-US"/>
-          </w:rPr>
-          <m:t>f</m:t>
-        </m:r>
-        <m:d>
-          <m:dPr>
-            <m:ctrlPr>
-              <w:rPr>
-                <w:rFonts w:ascii="Cambria Math" w:eastAsiaTheme="minorEastAsia" w:hAnsi="Cambria Math"/>
-                <w:i/>
-                <w:lang w:val="en-US"/>
-              </w:rPr>
-            </m:ctrlPr>
-          </m:dPr>
-          <m:e>
-            <m:r>
-              <w:rPr>
-                <w:rFonts w:ascii="Cambria Math" w:eastAsiaTheme="minorEastAsia" w:hAnsi="Cambria Math"/>
-                <w:lang w:val="en-US"/>
-              </w:rPr>
-              <m:t>x*y</m:t>
-            </m:r>
-          </m:e>
-        </m:d>
-        <m:r>
-          <w:rPr>
-            <w:rFonts w:ascii="Cambria Math" w:eastAsiaTheme="minorEastAsia" w:hAnsi="Cambria Math"/>
-            <w:lang w:val="en-US"/>
-          </w:rPr>
-          <m:t>=f</m:t>
-        </m:r>
-        <m:d>
-          <m:dPr>
-            <m:ctrlPr>
-              <w:rPr>
-                <w:rFonts w:ascii="Cambria Math" w:eastAsiaTheme="minorEastAsia" w:hAnsi="Cambria Math"/>
-                <w:i/>
-                <w:lang w:val="en-US"/>
-              </w:rPr>
-            </m:ctrlPr>
-          </m:dPr>
-          <m:e>
-            <m:r>
-              <w:rPr>
-                <w:rFonts w:ascii="Cambria Math" w:eastAsiaTheme="minorEastAsia" w:hAnsi="Cambria Math"/>
-                <w:lang w:val="en-US"/>
-              </w:rPr>
-              <m:t>x</m:t>
-            </m:r>
-          </m:e>
-        </m:d>
-        <m:r>
-          <w:rPr>
-            <w:rFonts w:ascii="Cambria Math" w:eastAsiaTheme="minorEastAsia" w:hAnsi="Cambria Math"/>
-            <w:lang w:val="en-US"/>
-          </w:rPr>
-          <m:t>×f</m:t>
-        </m:r>
-        <m:d>
-          <m:dPr>
-            <m:ctrlPr>
-              <w:rPr>
-                <w:rFonts w:ascii="Cambria Math" w:eastAsiaTheme="minorEastAsia" w:hAnsi="Cambria Math"/>
-                <w:i/>
-                <w:lang w:val="en-US"/>
-              </w:rPr>
-            </m:ctrlPr>
-          </m:dPr>
-          <m:e>
-            <m:r>
-              <w:rPr>
-                <w:rFonts w:ascii="Cambria Math" w:eastAsiaTheme="minorEastAsia" w:hAnsi="Cambria Math"/>
-                <w:lang w:val="en-US"/>
-              </w:rPr>
-              <m:t>y</m:t>
-            </m:r>
-          </m:e>
-        </m:d>
-      </m:oMath>
-      <w:r>
-        <w:rPr>
-          <w:rFonts w:eastAsiaTheme="minorEastAsia"/>
-          <w:lang w:val="en-US"/>
-        </w:rPr>
-        <w:t xml:space="preserve"> </w:t>
-      </w:r>
-    </w:p>
-    <w:p>
-      <w:pPr>
-        <w:rPr>
-          <w:rFonts w:eastAsiaTheme="minorEastAsia"/>
-          <w:lang w:val="en-US"/>
-        </w:rPr>
-      </w:pPr>
-      <w:r>
-        <w:rPr>
-          <w:rFonts w:eastAsiaTheme="minorEastAsia"/>
-          <w:lang w:val="en-US"/>
-        </w:rPr>
-        <w:tab/>
-      </w:r>
-      <w:r>
-        <w:rPr>
-          <w:rFonts w:eastAsiaTheme="minorEastAsia"/>
-          <w:lang w:val="en-US"/>
-        </w:rPr>
-        <w:tab/>
-      </w:r>
-      <m:oMath>
-        <m:r>
-          <w:rPr>
-            <w:rFonts w:ascii="Cambria Math" w:eastAsiaTheme="minorEastAsia" w:hAnsi="Cambria Math"/>
-            <w:lang w:val="en-US"/>
-          </w:rPr>
-          <m:t>*,  ×</m:t>
-        </m:r>
-      </m:oMath>
-      <w:r>
-        <w:rPr>
-          <w:rFonts w:eastAsiaTheme="minorEastAsia"/>
-          <w:lang w:val="en-US"/>
-        </w:rPr>
-        <w:t xml:space="preserve"> lần lượt là Operator của Group Input và Output</w:t>
-      </w:r>
-    </w:p>
-    <w:p>
-      <w:pPr>
-        <w:rPr>
-          <w:rFonts w:eastAsiaTheme="minorEastAsia"/>
-          <w:lang w:val="en-US"/>
-        </w:rPr>
-      </w:pPr>
-      <w:r>
-        <w:rPr>
-          <w:rFonts w:eastAsiaTheme="minorEastAsia"/>
-          <w:lang w:val="en-US"/>
-        </w:rPr>
-        <w:t>Isomorphism:</w:t>
-      </w:r>
-    </w:p>
-    <w:p>
-      <w:pPr>
-        <w:rPr>
-          <w:rFonts w:eastAsiaTheme="minorEastAsia"/>
-          <w:lang w:val="en-US"/>
-        </w:rPr>
-      </w:pPr>
-      <w:r>
-        <w:rPr>
-          <w:rFonts w:eastAsiaTheme="minorEastAsia"/>
-          <w:lang w:val="en-US"/>
-        </w:rPr>
-        <w:tab/>
-        <w:t>Def:</w:t>
-      </w:r>
-    </w:p>
-    <w:p>
-      <w:pPr>
-        <w:rPr>
-          <w:rFonts w:eastAsiaTheme="minorEastAsia"/>
-          <w:lang w:val="en-US"/>
-        </w:rPr>
-      </w:pPr>
-      <w:r>
-        <w:rPr>
-          <w:rFonts w:eastAsiaTheme="minorEastAsia"/>
-          <w:lang w:val="en-US"/>
-        </w:rPr>
-        <w:tab/>
-      </w:r>
-      <w:r>
-        <w:rPr>
-          <w:rFonts w:eastAsiaTheme="minorEastAsia"/>
-          <w:lang w:val="en-US"/>
-        </w:rPr>
-        <w:tab/>
-        <w:t>Homomorphism nhưng song ánh</w:t>
-      </w:r>
-    </w:p>
-    <w:p>
-      <w:pPr>
-        <w:rPr>
-          <w:rFonts w:eastAsiaTheme="minorEastAsia"/>
-          <w:lang w:val="en-US"/>
-        </w:rPr>
-      </w:pPr>
-      <w:r>
-        <w:rPr>
-          <w:rFonts w:eastAsiaTheme="minorEastAsia"/>
-          <w:lang w:val="en-US"/>
-        </w:rPr>
-        <w:t>Automorphism:</w:t>
-      </w:r>
-    </w:p>
-    <w:p>
-      <w:pPr>
-        <w:rPr>
-          <w:rFonts w:eastAsiaTheme="minorEastAsia"/>
-          <w:lang w:val="en-US"/>
-        </w:rPr>
-      </w:pPr>
-      <w:r>
-        <w:rPr>
-          <w:rFonts w:eastAsiaTheme="minorEastAsia"/>
-          <w:lang w:val="en-US"/>
-        </w:rPr>
-        <w:tab/>
-        <w:t>Def:</w:t>
-      </w:r>
-    </w:p>
-    <w:p>
-      <w:pPr>
-        <w:rPr>
-          <w:rFonts w:eastAsiaTheme="minorEastAsia"/>
-          <w:lang w:val="en-US"/>
-        </w:rPr>
-      </w:pPr>
-      <w:r>
-        <w:rPr>
-          <w:rFonts w:eastAsiaTheme="minorEastAsia"/>
-          <w:lang w:val="en-US"/>
-        </w:rPr>
-        <w:tab/>
-      </w:r>
-      <w:r>
-        <w:rPr>
-          <w:rFonts w:eastAsiaTheme="minorEastAsia"/>
-          <w:lang w:val="en-US"/>
-        </w:rPr>
-        <w:tab/>
-        <w:t>Isomorphism nhưng Map Group vào chính nó</w:t>
-      </w:r>
-    </w:p>
-    <w:p>
-      <w:pPr>
-        <w:rPr>
-          <w:rFonts w:eastAsiaTheme="minorEastAsia"/>
-          <w:lang w:val="en-US"/>
-        </w:rPr>
-      </w:pPr>
-      <w:r>
-        <w:rPr>
-          <w:rFonts w:eastAsiaTheme="minorEastAsia"/>
-          <w:lang w:val="en-US"/>
-        </w:rPr>
-        <w:t>Kernel:</w:t>
-      </w:r>
-    </w:p>
-    <w:p>
-      <w:pPr>
-        <w:rPr>
-          <w:rFonts w:eastAsiaTheme="minorEastAsia"/>
-          <w:lang w:val="en-US"/>
-        </w:rPr>
-      </w:pPr>
-      <w:r>
-        <w:rPr>
-          <w:rFonts w:eastAsiaTheme="minorEastAsia"/>
-          <w:lang w:val="en-US"/>
-        </w:rPr>
-        <w:tab/>
-        <w:t>Def:</w:t>
-      </w:r>
-    </w:p>
-    <w:p>
-      <w:pPr>
-        <w:rPr>
-          <w:rFonts w:eastAsiaTheme="minorEastAsia"/>
-          <w:lang w:val="en-US"/>
-        </w:rPr>
-      </w:pPr>
-      <w:r>
-        <w:rPr>
-          <w:rFonts w:eastAsiaTheme="minorEastAsia"/>
-          <w:lang w:val="en-US"/>
-        </w:rPr>
-        <w:tab/>
-      </w:r>
-      <w:r>
-        <w:rPr>
-          <w:rFonts w:eastAsiaTheme="minorEastAsia"/>
-          <w:lang w:val="en-US"/>
-        </w:rPr>
-        <w:tab/>
-        <w:t xml:space="preserve">Tập hợp các phần tử trong Group Input Map thành Identity trong Group </w:t>
-      </w:r>
-    </w:p>
-    <w:p>
-      <w:pPr>
-        <w:ind w:left="720" w:firstLine="720"/>
-        <w:rPr>
-          <w:rFonts w:eastAsiaTheme="minorEastAsia"/>
-          <w:lang w:val="en-US"/>
-        </w:rPr>
-      </w:pPr>
-      <w:r>
-        <w:rPr>
-          <w:rFonts w:eastAsiaTheme="minorEastAsia"/>
-          <w:lang w:val="en-US"/>
-        </w:rPr>
-        <w:t>Output thông qua Homomorphism</w:t>
-      </w:r>
-    </w:p>
-    <w:p>
-      <w:pPr>
-        <w:ind w:left="720" w:firstLine="720"/>
-        <w:rPr>
-          <w:rFonts w:eastAsiaTheme="minorEastAsia"/>
-          <w:lang w:val="en-US"/>
-        </w:rPr>
-      </w:pPr>
-      <w:r>
-        <w:rPr>
-          <w:rFonts w:eastAsiaTheme="minorEastAsia"/>
-          <w:lang w:val="en-US"/>
-        </w:rPr>
-        <w:t>Kernel dưới Operator của Group Input là một Group</w:t>
-      </w:r>
-    </w:p>
-    <w:p>
-      <w:pPr>
-        <w:rPr>
-          <w:rFonts w:eastAsiaTheme="minorEastAsia"/>
-          <w:lang w:val="en-US"/>
-        </w:rPr>
-      </w:pPr>
-      <w:r>
-        <w:rPr>
-          <w:rFonts w:eastAsiaTheme="minorEastAsia"/>
-          <w:lang w:val="en-US"/>
-        </w:rPr>
-        <w:tab/>
-        <w:t>Formula:</w:t>
-      </w:r>
-    </w:p>
-    <w:p>
-      <w:pPr>
-        <w:rPr>
-          <w:rFonts w:eastAsiaTheme="minorEastAsia"/>
-          <w:lang w:val="en-US"/>
-        </w:rPr>
-      </w:pPr>
-      <w:r>
-        <w:rPr>
-          <w:rFonts w:eastAsiaTheme="minorEastAsia"/>
-          <w:lang w:val="en-US"/>
-        </w:rPr>
-        <w:tab/>
-      </w:r>
-      <w:r>
-        <w:rPr>
-          <w:rFonts w:eastAsiaTheme="minorEastAsia"/>
-          <w:lang w:val="en-US"/>
-        </w:rPr>
-        <w:tab/>
-      </w:r>
-      <m:oMath>
-        <m:r>
-          <w:rPr>
-            <w:rFonts w:ascii="Cambria Math" w:eastAsiaTheme="minorEastAsia" w:hAnsi="Cambria Math"/>
-            <w:lang w:val="en-US"/>
-          </w:rPr>
-          <m:t>ker</m:t>
-        </m:r>
-        <m:d>
-          <m:dPr>
-            <m:ctrlPr>
-              <w:rPr>
-                <w:rFonts w:ascii="Cambria Math" w:eastAsiaTheme="minorEastAsia" w:hAnsi="Cambria Math"/>
-                <w:i/>
-                <w:lang w:val="en-US"/>
-              </w:rPr>
-            </m:ctrlPr>
-          </m:dPr>
-          <m:e>
-            <m:r>
-              <w:rPr>
-                <w:rFonts w:ascii="Cambria Math" w:eastAsiaTheme="minorEastAsia" w:hAnsi="Cambria Math"/>
-                <w:lang w:val="en-US"/>
-              </w:rPr>
-              <m:t>f</m:t>
-            </m:r>
-          </m:e>
-        </m:d>
-        <m:r>
-          <w:rPr>
-            <w:rFonts w:ascii="Cambria Math" w:eastAsiaTheme="minorEastAsia" w:hAnsi="Cambria Math"/>
-            <w:lang w:val="en-US"/>
-          </w:rPr>
-          <m:t>=</m:t>
-        </m:r>
-        <m:d>
-          <m:dPr>
-            <m:begChr m:val="{"/>
-            <m:endChr m:val="}"/>
-            <m:ctrlPr>
-              <w:rPr>
-                <w:rFonts w:ascii="Cambria Math" w:eastAsiaTheme="minorEastAsia" w:hAnsi="Cambria Math"/>
-                <w:i/>
-                <w:lang w:val="en-US"/>
-              </w:rPr>
-            </m:ctrlPr>
-          </m:dPr>
-          <m:e>
-            <m:r>
-              <w:rPr>
-                <w:rFonts w:ascii="Cambria Math" w:eastAsiaTheme="minorEastAsia" w:hAnsi="Cambria Math"/>
-                <w:lang w:val="en-US"/>
-              </w:rPr>
-              <m:t>x | f</m:t>
-            </m:r>
-            <m:d>
-              <m:dPr>
-                <m:ctrlPr>
-                  <w:rPr>
-                    <w:rFonts w:ascii="Cambria Math" w:eastAsiaTheme="minorEastAsia" w:hAnsi="Cambria Math"/>
-                    <w:i/>
-                    <w:lang w:val="en-US"/>
-                  </w:rPr>
-                </m:ctrlPr>
-              </m:dPr>
-              <m:e>
-                <m:r>
-                  <w:rPr>
-                    <w:rFonts w:ascii="Cambria Math" w:eastAsiaTheme="minorEastAsia" w:hAnsi="Cambria Math"/>
-                    <w:lang w:val="en-US"/>
-                  </w:rPr>
-                  <m:t>x</m:t>
-                </m:r>
-              </m:e>
-            </m:d>
-            <m:r>
-              <w:rPr>
-                <w:rFonts w:ascii="Cambria Math" w:eastAsiaTheme="minorEastAsia" w:hAnsi="Cambria Math"/>
-                <w:lang w:val="en-US"/>
-              </w:rPr>
-              <m:t>=e</m:t>
-            </m:r>
-          </m:e>
-        </m:d>
-      </m:oMath>
-    </w:p>
-    <w:p>
-      <w:pPr>
-        <w:rPr>
-          <w:rFonts w:eastAsiaTheme="minorEastAsia"/>
-          <w:lang w:val="en-US"/>
-        </w:rPr>
-      </w:pPr>
-      <w:r>
-        <w:rPr>
-          <w:rFonts w:eastAsiaTheme="minorEastAsia"/>
-          <w:lang w:val="en-US"/>
-        </w:rPr>
         <w:t>Commutator:</w:t>
       </w:r>
     </w:p>
@@ -6482,7 +6786,6 @@
           <w:sz w:val="24"/>
           <w:lang w:val="en-US"/>
         </w:rPr>
-        <w:lastRenderedPageBreak/>
         <w:tab/>
       </w:r>
       <w:r>
@@ -8049,6 +8352,7 @@
           <w:rFonts w:eastAsiaTheme="minorEastAsia"/>
           <w:lang w:val="en-US"/>
         </w:rPr>
+        <w:lastRenderedPageBreak/>
         <w:t xml:space="preserve"> </w:t>
       </w:r>
       <w:r>
@@ -8424,7 +8728,6 @@
           <w:rFonts w:eastAsiaTheme="minorEastAsia"/>
           <w:lang w:val="en-US"/>
         </w:rPr>
-        <w:lastRenderedPageBreak/>
         <w:t xml:space="preserve">đó </w:t>
       </w:r>
       <m:oMath>
@@ -9122,8 +9425,6 @@
         <w:tab/>
         <w:t>Hàm số ánh xạ một tập hợp vào chính nó và áp dụng 2 lần sẽ trở về như cũ</w:t>
       </w:r>
-      <w:bookmarkStart w:id="0" w:name="_GoBack"/>
-      <w:bookmarkEnd w:id="0"/>
     </w:p>
     <w:sectPr>
       <w:pgSz w:w="11906" w:h="16838"/>
@@ -9135,9 +9436,148 @@
 </w:document>
 </file>
 
+<file path=word/endnotes.xml><?xml version="1.0" encoding="utf-8"?>
+<w:endnotes xmlns:wpc="http://schemas.microsoft.com/office/word/2010/wordprocessingCanvas" xmlns:mc="http://schemas.openxmlformats.org/markup-compatibility/2006" xmlns:o="urn:schemas-microsoft-com:office:office" xmlns:r="http://schemas.openxmlformats.org/officeDocument/2006/relationships" xmlns:m="http://schemas.openxmlformats.org/officeDocument/2006/math" xmlns:v="urn:schemas-microsoft-com:vml" xmlns:wp14="http://schemas.microsoft.com/office/word/2010/wordprocessingDrawing" xmlns:wp="http://schemas.openxmlformats.org/drawingml/2006/wordprocessingDrawing" xmlns:w10="urn:schemas-microsoft-com:office:word" xmlns:w="http://schemas.openxmlformats.org/wordprocessingml/2006/main" xmlns:w14="http://schemas.microsoft.com/office/word/2010/wordml" xmlns:wpg="http://schemas.microsoft.com/office/word/2010/wordprocessingGroup" xmlns:wpi="http://schemas.microsoft.com/office/word/2010/wordprocessingInk" xmlns:wne="http://schemas.microsoft.com/office/word/2006/wordml" xmlns:wps="http://schemas.microsoft.com/office/word/2010/wordprocessingShape" mc:Ignorable="w14 wp14">
+  <w:endnote w:type="separator" w:id="-1">
+    <w:p>
+      <w:pPr>
+        <w:spacing w:after="0" w:line="240" w:lineRule="auto"/>
+      </w:pPr>
+      <w:r>
+        <w:separator/>
+      </w:r>
+    </w:p>
+  </w:endnote>
+  <w:endnote w:type="continuationSeparator" w:id="0">
+    <w:p>
+      <w:pPr>
+        <w:spacing w:after="0" w:line="240" w:lineRule="auto"/>
+      </w:pPr>
+      <w:r>
+        <w:continuationSeparator/>
+      </w:r>
+    </w:p>
+  </w:endnote>
+</w:endnotes>
+</file>
+
+<file path=word/footnotes.xml><?xml version="1.0" encoding="utf-8"?>
+<w:footnotes xmlns:wpc="http://schemas.microsoft.com/office/word/2010/wordprocessingCanvas" xmlns:mc="http://schemas.openxmlformats.org/markup-compatibility/2006" xmlns:o="urn:schemas-microsoft-com:office:office" xmlns:r="http://schemas.openxmlformats.org/officeDocument/2006/relationships" xmlns:m="http://schemas.openxmlformats.org/officeDocument/2006/math" xmlns:v="urn:schemas-microsoft-com:vml" xmlns:wp14="http://schemas.microsoft.com/office/word/2010/wordprocessingDrawing" xmlns:wp="http://schemas.openxmlformats.org/drawingml/2006/wordprocessingDrawing" xmlns:w10="urn:schemas-microsoft-com:office:word" xmlns:w="http://schemas.openxmlformats.org/wordprocessingml/2006/main" xmlns:w14="http://schemas.microsoft.com/office/word/2010/wordml" xmlns:wpg="http://schemas.microsoft.com/office/word/2010/wordprocessingGroup" xmlns:wpi="http://schemas.microsoft.com/office/word/2010/wordprocessingInk" xmlns:wne="http://schemas.microsoft.com/office/word/2006/wordml" xmlns:wps="http://schemas.microsoft.com/office/word/2010/wordprocessingShape" mc:Ignorable="w14 wp14">
+  <w:footnote w:type="separator" w:id="-1">
+    <w:p>
+      <w:pPr>
+        <w:spacing w:after="0" w:line="240" w:lineRule="auto"/>
+      </w:pPr>
+      <w:r>
+        <w:separator/>
+      </w:r>
+    </w:p>
+  </w:footnote>
+  <w:footnote w:type="continuationSeparator" w:id="0">
+    <w:p>
+      <w:pPr>
+        <w:spacing w:after="0" w:line="240" w:lineRule="auto"/>
+      </w:pPr>
+      <w:r>
+        <w:continuationSeparator/>
+      </w:r>
+    </w:p>
+  </w:footnote>
+</w:footnotes>
+</file>
+
 <file path=word/numbering.xml><?xml version="1.0" encoding="utf-8"?>
 <w:numbering xmlns:wpc="http://schemas.microsoft.com/office/word/2010/wordprocessingCanvas" xmlns:mc="http://schemas.openxmlformats.org/markup-compatibility/2006" xmlns:o="urn:schemas-microsoft-com:office:office" xmlns:r="http://schemas.openxmlformats.org/officeDocument/2006/relationships" xmlns:m="http://schemas.openxmlformats.org/officeDocument/2006/math" xmlns:v="urn:schemas-microsoft-com:vml" xmlns:wp14="http://schemas.microsoft.com/office/word/2010/wordprocessingDrawing" xmlns:wp="http://schemas.openxmlformats.org/drawingml/2006/wordprocessingDrawing" xmlns:w10="urn:schemas-microsoft-com:office:word" xmlns:w="http://schemas.openxmlformats.org/wordprocessingml/2006/main" xmlns:w14="http://schemas.microsoft.com/office/word/2010/wordml" xmlns:wpg="http://schemas.microsoft.com/office/word/2010/wordprocessingGroup" xmlns:wpi="http://schemas.microsoft.com/office/word/2010/wordprocessingInk" xmlns:wne="http://schemas.microsoft.com/office/word/2006/wordml" xmlns:wps="http://schemas.microsoft.com/office/word/2010/wordprocessingShape" mc:Ignorable="w14 wp14">
   <w:abstractNum w:abstractNumId="0">
+    <w:nsid w:val="03FC15C5"/>
+    <w:multiLevelType w:val="hybridMultilevel"/>
+    <w:tmpl w:val="DC92820A"/>
+    <w:lvl w:ilvl="0" w:tplc="D3342E8A">
+      <w:start w:val="1"/>
+      <w:numFmt w:val="decimal"/>
+      <w:lvlText w:val="%1."/>
+      <w:lvlJc w:val="left"/>
+      <w:pPr>
+        <w:ind w:left="1080" w:hanging="360"/>
+      </w:pPr>
+      <w:rPr>
+        <w:rFonts w:hint="default"/>
+      </w:rPr>
+    </w:lvl>
+    <w:lvl w:ilvl="1" w:tplc="042A0019" w:tentative="1">
+      <w:start w:val="1"/>
+      <w:numFmt w:val="lowerLetter"/>
+      <w:lvlText w:val="%2."/>
+      <w:lvlJc w:val="left"/>
+      <w:pPr>
+        <w:ind w:left="1800" w:hanging="360"/>
+      </w:pPr>
+    </w:lvl>
+    <w:lvl w:ilvl="2" w:tplc="042A001B" w:tentative="1">
+      <w:start w:val="1"/>
+      <w:numFmt w:val="lowerRoman"/>
+      <w:lvlText w:val="%3."/>
+      <w:lvlJc w:val="right"/>
+      <w:pPr>
+        <w:ind w:left="2520" w:hanging="180"/>
+      </w:pPr>
+    </w:lvl>
+    <w:lvl w:ilvl="3" w:tplc="042A000F" w:tentative="1">
+      <w:start w:val="1"/>
+      <w:numFmt w:val="decimal"/>
+      <w:lvlText w:val="%4."/>
+      <w:lvlJc w:val="left"/>
+      <w:pPr>
+        <w:ind w:left="3240" w:hanging="360"/>
+      </w:pPr>
+    </w:lvl>
+    <w:lvl w:ilvl="4" w:tplc="042A0019" w:tentative="1">
+      <w:start w:val="1"/>
+      <w:numFmt w:val="lowerLetter"/>
+      <w:lvlText w:val="%5."/>
+      <w:lvlJc w:val="left"/>
+      <w:pPr>
+        <w:ind w:left="3960" w:hanging="360"/>
+      </w:pPr>
+    </w:lvl>
+    <w:lvl w:ilvl="5" w:tplc="042A001B" w:tentative="1">
+      <w:start w:val="1"/>
+      <w:numFmt w:val="lowerRoman"/>
+      <w:lvlText w:val="%6."/>
+      <w:lvlJc w:val="right"/>
+      <w:pPr>
+        <w:ind w:left="4680" w:hanging="180"/>
+      </w:pPr>
+    </w:lvl>
+    <w:lvl w:ilvl="6" w:tplc="042A000F" w:tentative="1">
+      <w:start w:val="1"/>
+      <w:numFmt w:val="decimal"/>
+      <w:lvlText w:val="%7."/>
+      <w:lvlJc w:val="left"/>
+      <w:pPr>
+        <w:ind w:left="5400" w:hanging="360"/>
+      </w:pPr>
+    </w:lvl>
+    <w:lvl w:ilvl="7" w:tplc="042A0019" w:tentative="1">
+      <w:start w:val="1"/>
+      <w:numFmt w:val="lowerLetter"/>
+      <w:lvlText w:val="%8."/>
+      <w:lvlJc w:val="left"/>
+      <w:pPr>
+        <w:ind w:left="6120" w:hanging="360"/>
+      </w:pPr>
+    </w:lvl>
+    <w:lvl w:ilvl="8" w:tplc="042A001B" w:tentative="1">
+      <w:start w:val="1"/>
+      <w:numFmt w:val="lowerRoman"/>
+      <w:lvlText w:val="%9."/>
+      <w:lvlJc w:val="right"/>
+      <w:pPr>
+        <w:ind w:left="6840" w:hanging="180"/>
+      </w:pPr>
+    </w:lvl>
+  </w:abstractNum>
+  <w:abstractNum w:abstractNumId="1">
     <w:nsid w:val="47BB2182"/>
     <w:multiLevelType w:val="hybridMultilevel"/>
     <w:tmpl w:val="3E9A12DE"/>
@@ -9249,7 +9689,426 @@
       </w:rPr>
     </w:lvl>
   </w:abstractNum>
+  <w:abstractNum w:abstractNumId="2">
+    <w:nsid w:val="526F2184"/>
+    <w:multiLevelType w:val="hybridMultilevel"/>
+    <w:tmpl w:val="8230CB94"/>
+    <w:lvl w:ilvl="0" w:tplc="BB8A2AE8">
+      <w:start w:val="1"/>
+      <w:numFmt w:val="bullet"/>
+      <w:lvlText w:val=""/>
+      <w:lvlJc w:val="left"/>
+      <w:pPr>
+        <w:ind w:left="1080" w:hanging="360"/>
+      </w:pPr>
+      <w:rPr>
+        <w:rFonts w:ascii="Wingdings" w:eastAsiaTheme="minorHAnsi" w:hAnsi="Wingdings" w:cstheme="minorBidi" w:hint="default"/>
+      </w:rPr>
+    </w:lvl>
+    <w:lvl w:ilvl="1" w:tplc="042A0003" w:tentative="1">
+      <w:start w:val="1"/>
+      <w:numFmt w:val="bullet"/>
+      <w:lvlText w:val="o"/>
+      <w:lvlJc w:val="left"/>
+      <w:pPr>
+        <w:ind w:left="1800" w:hanging="360"/>
+      </w:pPr>
+      <w:rPr>
+        <w:rFonts w:ascii="Courier New" w:hAnsi="Courier New" w:cs="Courier New" w:hint="default"/>
+      </w:rPr>
+    </w:lvl>
+    <w:lvl w:ilvl="2" w:tplc="042A0005" w:tentative="1">
+      <w:start w:val="1"/>
+      <w:numFmt w:val="bullet"/>
+      <w:lvlText w:val=""/>
+      <w:lvlJc w:val="left"/>
+      <w:pPr>
+        <w:ind w:left="2520" w:hanging="360"/>
+      </w:pPr>
+      <w:rPr>
+        <w:rFonts w:ascii="Wingdings" w:hAnsi="Wingdings" w:hint="default"/>
+      </w:rPr>
+    </w:lvl>
+    <w:lvl w:ilvl="3" w:tplc="042A0001" w:tentative="1">
+      <w:start w:val="1"/>
+      <w:numFmt w:val="bullet"/>
+      <w:lvlText w:val=""/>
+      <w:lvlJc w:val="left"/>
+      <w:pPr>
+        <w:ind w:left="3240" w:hanging="360"/>
+      </w:pPr>
+      <w:rPr>
+        <w:rFonts w:ascii="Symbol" w:hAnsi="Symbol" w:hint="default"/>
+      </w:rPr>
+    </w:lvl>
+    <w:lvl w:ilvl="4" w:tplc="042A0003" w:tentative="1">
+      <w:start w:val="1"/>
+      <w:numFmt w:val="bullet"/>
+      <w:lvlText w:val="o"/>
+      <w:lvlJc w:val="left"/>
+      <w:pPr>
+        <w:ind w:left="3960" w:hanging="360"/>
+      </w:pPr>
+      <w:rPr>
+        <w:rFonts w:ascii="Courier New" w:hAnsi="Courier New" w:cs="Courier New" w:hint="default"/>
+      </w:rPr>
+    </w:lvl>
+    <w:lvl w:ilvl="5" w:tplc="042A0005" w:tentative="1">
+      <w:start w:val="1"/>
+      <w:numFmt w:val="bullet"/>
+      <w:lvlText w:val=""/>
+      <w:lvlJc w:val="left"/>
+      <w:pPr>
+        <w:ind w:left="4680" w:hanging="360"/>
+      </w:pPr>
+      <w:rPr>
+        <w:rFonts w:ascii="Wingdings" w:hAnsi="Wingdings" w:hint="default"/>
+      </w:rPr>
+    </w:lvl>
+    <w:lvl w:ilvl="6" w:tplc="042A0001" w:tentative="1">
+      <w:start w:val="1"/>
+      <w:numFmt w:val="bullet"/>
+      <w:lvlText w:val=""/>
+      <w:lvlJc w:val="left"/>
+      <w:pPr>
+        <w:ind w:left="5400" w:hanging="360"/>
+      </w:pPr>
+      <w:rPr>
+        <w:rFonts w:ascii="Symbol" w:hAnsi="Symbol" w:hint="default"/>
+      </w:rPr>
+    </w:lvl>
+    <w:lvl w:ilvl="7" w:tplc="042A0003" w:tentative="1">
+      <w:start w:val="1"/>
+      <w:numFmt w:val="bullet"/>
+      <w:lvlText w:val="o"/>
+      <w:lvlJc w:val="left"/>
+      <w:pPr>
+        <w:ind w:left="6120" w:hanging="360"/>
+      </w:pPr>
+      <w:rPr>
+        <w:rFonts w:ascii="Courier New" w:hAnsi="Courier New" w:cs="Courier New" w:hint="default"/>
+      </w:rPr>
+    </w:lvl>
+    <w:lvl w:ilvl="8" w:tplc="042A0005" w:tentative="1">
+      <w:start w:val="1"/>
+      <w:numFmt w:val="bullet"/>
+      <w:lvlText w:val=""/>
+      <w:lvlJc w:val="left"/>
+      <w:pPr>
+        <w:ind w:left="6840" w:hanging="360"/>
+      </w:pPr>
+      <w:rPr>
+        <w:rFonts w:ascii="Wingdings" w:hAnsi="Wingdings" w:hint="default"/>
+      </w:rPr>
+    </w:lvl>
+  </w:abstractNum>
+  <w:abstractNum w:abstractNumId="3">
+    <w:nsid w:val="53AA742C"/>
+    <w:multiLevelType w:val="hybridMultilevel"/>
+    <w:tmpl w:val="B0542BB8"/>
+    <w:lvl w:ilvl="0" w:tplc="CE9267BA">
+      <w:start w:val="1"/>
+      <w:numFmt w:val="decimal"/>
+      <w:lvlText w:val="%1."/>
+      <w:lvlJc w:val="left"/>
+      <w:pPr>
+        <w:ind w:left="1080" w:hanging="360"/>
+      </w:pPr>
+      <w:rPr>
+        <w:rFonts w:hint="default"/>
+      </w:rPr>
+    </w:lvl>
+    <w:lvl w:ilvl="1" w:tplc="042A0019" w:tentative="1">
+      <w:start w:val="1"/>
+      <w:numFmt w:val="lowerLetter"/>
+      <w:lvlText w:val="%2."/>
+      <w:lvlJc w:val="left"/>
+      <w:pPr>
+        <w:ind w:left="1800" w:hanging="360"/>
+      </w:pPr>
+    </w:lvl>
+    <w:lvl w:ilvl="2" w:tplc="042A001B" w:tentative="1">
+      <w:start w:val="1"/>
+      <w:numFmt w:val="lowerRoman"/>
+      <w:lvlText w:val="%3."/>
+      <w:lvlJc w:val="right"/>
+      <w:pPr>
+        <w:ind w:left="2520" w:hanging="180"/>
+      </w:pPr>
+    </w:lvl>
+    <w:lvl w:ilvl="3" w:tplc="042A000F" w:tentative="1">
+      <w:start w:val="1"/>
+      <w:numFmt w:val="decimal"/>
+      <w:lvlText w:val="%4."/>
+      <w:lvlJc w:val="left"/>
+      <w:pPr>
+        <w:ind w:left="3240" w:hanging="360"/>
+      </w:pPr>
+    </w:lvl>
+    <w:lvl w:ilvl="4" w:tplc="042A0019" w:tentative="1">
+      <w:start w:val="1"/>
+      <w:numFmt w:val="lowerLetter"/>
+      <w:lvlText w:val="%5."/>
+      <w:lvlJc w:val="left"/>
+      <w:pPr>
+        <w:ind w:left="3960" w:hanging="360"/>
+      </w:pPr>
+    </w:lvl>
+    <w:lvl w:ilvl="5" w:tplc="042A001B" w:tentative="1">
+      <w:start w:val="1"/>
+      <w:numFmt w:val="lowerRoman"/>
+      <w:lvlText w:val="%6."/>
+      <w:lvlJc w:val="right"/>
+      <w:pPr>
+        <w:ind w:left="4680" w:hanging="180"/>
+      </w:pPr>
+    </w:lvl>
+    <w:lvl w:ilvl="6" w:tplc="042A000F" w:tentative="1">
+      <w:start w:val="1"/>
+      <w:numFmt w:val="decimal"/>
+      <w:lvlText w:val="%7."/>
+      <w:lvlJc w:val="left"/>
+      <w:pPr>
+        <w:ind w:left="5400" w:hanging="360"/>
+      </w:pPr>
+    </w:lvl>
+    <w:lvl w:ilvl="7" w:tplc="042A0019" w:tentative="1">
+      <w:start w:val="1"/>
+      <w:numFmt w:val="lowerLetter"/>
+      <w:lvlText w:val="%8."/>
+      <w:lvlJc w:val="left"/>
+      <w:pPr>
+        <w:ind w:left="6120" w:hanging="360"/>
+      </w:pPr>
+    </w:lvl>
+    <w:lvl w:ilvl="8" w:tplc="042A001B" w:tentative="1">
+      <w:start w:val="1"/>
+      <w:numFmt w:val="lowerRoman"/>
+      <w:lvlText w:val="%9."/>
+      <w:lvlJc w:val="right"/>
+      <w:pPr>
+        <w:ind w:left="6840" w:hanging="180"/>
+      </w:pPr>
+    </w:lvl>
+  </w:abstractNum>
+  <w:abstractNum w:abstractNumId="4">
+    <w:nsid w:val="53E07783"/>
+    <w:multiLevelType w:val="hybridMultilevel"/>
+    <w:tmpl w:val="688C4260"/>
+    <w:lvl w:ilvl="0" w:tplc="B498BF3E">
+      <w:start w:val="1"/>
+      <w:numFmt w:val="bullet"/>
+      <w:lvlText w:val=""/>
+      <w:lvlJc w:val="left"/>
+      <w:pPr>
+        <w:ind w:left="1080" w:hanging="360"/>
+      </w:pPr>
+      <w:rPr>
+        <w:rFonts w:ascii="Wingdings" w:eastAsiaTheme="minorHAnsi" w:hAnsi="Wingdings" w:cstheme="minorBidi" w:hint="default"/>
+      </w:rPr>
+    </w:lvl>
+    <w:lvl w:ilvl="1" w:tplc="042A0003" w:tentative="1">
+      <w:start w:val="1"/>
+      <w:numFmt w:val="bullet"/>
+      <w:lvlText w:val="o"/>
+      <w:lvlJc w:val="left"/>
+      <w:pPr>
+        <w:ind w:left="1800" w:hanging="360"/>
+      </w:pPr>
+      <w:rPr>
+        <w:rFonts w:ascii="Courier New" w:hAnsi="Courier New" w:cs="Courier New" w:hint="default"/>
+      </w:rPr>
+    </w:lvl>
+    <w:lvl w:ilvl="2" w:tplc="042A0005" w:tentative="1">
+      <w:start w:val="1"/>
+      <w:numFmt w:val="bullet"/>
+      <w:lvlText w:val=""/>
+      <w:lvlJc w:val="left"/>
+      <w:pPr>
+        <w:ind w:left="2520" w:hanging="360"/>
+      </w:pPr>
+      <w:rPr>
+        <w:rFonts w:ascii="Wingdings" w:hAnsi="Wingdings" w:hint="default"/>
+      </w:rPr>
+    </w:lvl>
+    <w:lvl w:ilvl="3" w:tplc="042A0001" w:tentative="1">
+      <w:start w:val="1"/>
+      <w:numFmt w:val="bullet"/>
+      <w:lvlText w:val=""/>
+      <w:lvlJc w:val="left"/>
+      <w:pPr>
+        <w:ind w:left="3240" w:hanging="360"/>
+      </w:pPr>
+      <w:rPr>
+        <w:rFonts w:ascii="Symbol" w:hAnsi="Symbol" w:hint="default"/>
+      </w:rPr>
+    </w:lvl>
+    <w:lvl w:ilvl="4" w:tplc="042A0003" w:tentative="1">
+      <w:start w:val="1"/>
+      <w:numFmt w:val="bullet"/>
+      <w:lvlText w:val="o"/>
+      <w:lvlJc w:val="left"/>
+      <w:pPr>
+        <w:ind w:left="3960" w:hanging="360"/>
+      </w:pPr>
+      <w:rPr>
+        <w:rFonts w:ascii="Courier New" w:hAnsi="Courier New" w:cs="Courier New" w:hint="default"/>
+      </w:rPr>
+    </w:lvl>
+    <w:lvl w:ilvl="5" w:tplc="042A0005" w:tentative="1">
+      <w:start w:val="1"/>
+      <w:numFmt w:val="bullet"/>
+      <w:lvlText w:val=""/>
+      <w:lvlJc w:val="left"/>
+      <w:pPr>
+        <w:ind w:left="4680" w:hanging="360"/>
+      </w:pPr>
+      <w:rPr>
+        <w:rFonts w:ascii="Wingdings" w:hAnsi="Wingdings" w:hint="default"/>
+      </w:rPr>
+    </w:lvl>
+    <w:lvl w:ilvl="6" w:tplc="042A0001" w:tentative="1">
+      <w:start w:val="1"/>
+      <w:numFmt w:val="bullet"/>
+      <w:lvlText w:val=""/>
+      <w:lvlJc w:val="left"/>
+      <w:pPr>
+        <w:ind w:left="5400" w:hanging="360"/>
+      </w:pPr>
+      <w:rPr>
+        <w:rFonts w:ascii="Symbol" w:hAnsi="Symbol" w:hint="default"/>
+      </w:rPr>
+    </w:lvl>
+    <w:lvl w:ilvl="7" w:tplc="042A0003" w:tentative="1">
+      <w:start w:val="1"/>
+      <w:numFmt w:val="bullet"/>
+      <w:lvlText w:val="o"/>
+      <w:lvlJc w:val="left"/>
+      <w:pPr>
+        <w:ind w:left="6120" w:hanging="360"/>
+      </w:pPr>
+      <w:rPr>
+        <w:rFonts w:ascii="Courier New" w:hAnsi="Courier New" w:cs="Courier New" w:hint="default"/>
+      </w:rPr>
+    </w:lvl>
+    <w:lvl w:ilvl="8" w:tplc="042A0005" w:tentative="1">
+      <w:start w:val="1"/>
+      <w:numFmt w:val="bullet"/>
+      <w:lvlText w:val=""/>
+      <w:lvlJc w:val="left"/>
+      <w:pPr>
+        <w:ind w:left="6840" w:hanging="360"/>
+      </w:pPr>
+      <w:rPr>
+        <w:rFonts w:ascii="Wingdings" w:hAnsi="Wingdings" w:hint="default"/>
+      </w:rPr>
+    </w:lvl>
+  </w:abstractNum>
+  <w:abstractNum w:abstractNumId="5">
+    <w:nsid w:val="77750840"/>
+    <w:multiLevelType w:val="hybridMultilevel"/>
+    <w:tmpl w:val="D20467E2"/>
+    <w:lvl w:ilvl="0" w:tplc="5756D9BE">
+      <w:start w:val="1"/>
+      <w:numFmt w:val="decimal"/>
+      <w:lvlText w:val="%1."/>
+      <w:lvlJc w:val="left"/>
+      <w:pPr>
+        <w:ind w:left="1080" w:hanging="360"/>
+      </w:pPr>
+      <w:rPr>
+        <w:rFonts w:hint="default"/>
+      </w:rPr>
+    </w:lvl>
+    <w:lvl w:ilvl="1" w:tplc="042A0019" w:tentative="1">
+      <w:start w:val="1"/>
+      <w:numFmt w:val="lowerLetter"/>
+      <w:lvlText w:val="%2."/>
+      <w:lvlJc w:val="left"/>
+      <w:pPr>
+        <w:ind w:left="1800" w:hanging="360"/>
+      </w:pPr>
+    </w:lvl>
+    <w:lvl w:ilvl="2" w:tplc="042A001B" w:tentative="1">
+      <w:start w:val="1"/>
+      <w:numFmt w:val="lowerRoman"/>
+      <w:lvlText w:val="%3."/>
+      <w:lvlJc w:val="right"/>
+      <w:pPr>
+        <w:ind w:left="2520" w:hanging="180"/>
+      </w:pPr>
+    </w:lvl>
+    <w:lvl w:ilvl="3" w:tplc="042A000F" w:tentative="1">
+      <w:start w:val="1"/>
+      <w:numFmt w:val="decimal"/>
+      <w:lvlText w:val="%4."/>
+      <w:lvlJc w:val="left"/>
+      <w:pPr>
+        <w:ind w:left="3240" w:hanging="360"/>
+      </w:pPr>
+    </w:lvl>
+    <w:lvl w:ilvl="4" w:tplc="042A0019" w:tentative="1">
+      <w:start w:val="1"/>
+      <w:numFmt w:val="lowerLetter"/>
+      <w:lvlText w:val="%5."/>
+      <w:lvlJc w:val="left"/>
+      <w:pPr>
+        <w:ind w:left="3960" w:hanging="360"/>
+      </w:pPr>
+    </w:lvl>
+    <w:lvl w:ilvl="5" w:tplc="042A001B" w:tentative="1">
+      <w:start w:val="1"/>
+      <w:numFmt w:val="lowerRoman"/>
+      <w:lvlText w:val="%6."/>
+      <w:lvlJc w:val="right"/>
+      <w:pPr>
+        <w:ind w:left="4680" w:hanging="180"/>
+      </w:pPr>
+    </w:lvl>
+    <w:lvl w:ilvl="6" w:tplc="042A000F" w:tentative="1">
+      <w:start w:val="1"/>
+      <w:numFmt w:val="decimal"/>
+      <w:lvlText w:val="%7."/>
+      <w:lvlJc w:val="left"/>
+      <w:pPr>
+        <w:ind w:left="5400" w:hanging="360"/>
+      </w:pPr>
+    </w:lvl>
+    <w:lvl w:ilvl="7" w:tplc="042A0019" w:tentative="1">
+      <w:start w:val="1"/>
+      <w:numFmt w:val="lowerLetter"/>
+      <w:lvlText w:val="%8."/>
+      <w:lvlJc w:val="left"/>
+      <w:pPr>
+        <w:ind w:left="6120" w:hanging="360"/>
+      </w:pPr>
+    </w:lvl>
+    <w:lvl w:ilvl="8" w:tplc="042A001B" w:tentative="1">
+      <w:start w:val="1"/>
+      <w:numFmt w:val="lowerRoman"/>
+      <w:lvlText w:val="%9."/>
+      <w:lvlJc w:val="right"/>
+      <w:pPr>
+        <w:ind w:left="6840" w:hanging="180"/>
+      </w:pPr>
+    </w:lvl>
+  </w:abstractNum>
   <w:num w:numId="1">
+    <w:abstractNumId w:val="1"/>
+  </w:num>
+  <w:num w:numId="2">
+    <w:abstractNumId w:val="5"/>
+  </w:num>
+  <w:num w:numId="3">
+    <w:abstractNumId w:val="2"/>
+  </w:num>
+  <w:num w:numId="4">
+    <w:abstractNumId w:val="4"/>
+  </w:num>
+  <w:num w:numId="5">
+    <w:abstractNumId w:val="3"/>
+  </w:num>
+  <w:num w:numId="6">
     <w:abstractNumId w:val="0"/>
   </w:num>
 </w:numbering>
@@ -9493,6 +10352,50 @@
       <w:contextualSpacing/>
     </w:pPr>
   </w:style>
+  <w:style w:type="paragraph" w:styleId="Header">
+    <w:name w:val="header"/>
+    <w:basedOn w:val="Normal"/>
+    <w:link w:val="HeaderChar"/>
+    <w:uiPriority w:val="99"/>
+    <w:unhideWhenUsed/>
+    <w:rsid w:val="00343C98"/>
+    <w:pPr>
+      <w:tabs>
+        <w:tab w:val="center" w:pos="4513"/>
+        <w:tab w:val="right" w:pos="9026"/>
+      </w:tabs>
+      <w:spacing w:after="0" w:line="240" w:lineRule="auto"/>
+    </w:pPr>
+  </w:style>
+  <w:style w:type="character" w:customStyle="1" w:styleId="HeaderChar">
+    <w:name w:val="Header Char"/>
+    <w:basedOn w:val="DefaultParagraphFont"/>
+    <w:link w:val="Header"/>
+    <w:uiPriority w:val="99"/>
+    <w:rsid w:val="00343C98"/>
+  </w:style>
+  <w:style w:type="paragraph" w:styleId="Footer">
+    <w:name w:val="footer"/>
+    <w:basedOn w:val="Normal"/>
+    <w:link w:val="FooterChar"/>
+    <w:uiPriority w:val="99"/>
+    <w:unhideWhenUsed/>
+    <w:rsid w:val="00343C98"/>
+    <w:pPr>
+      <w:tabs>
+        <w:tab w:val="center" w:pos="4513"/>
+        <w:tab w:val="right" w:pos="9026"/>
+      </w:tabs>
+      <w:spacing w:after="0" w:line="240" w:lineRule="auto"/>
+    </w:pPr>
+  </w:style>
+  <w:style w:type="character" w:customStyle="1" w:styleId="FooterChar">
+    <w:name w:val="Footer Char"/>
+    <w:basedOn w:val="DefaultParagraphFont"/>
+    <w:link w:val="Footer"/>
+    <w:uiPriority w:val="99"/>
+    <w:rsid w:val="00343C98"/>
+  </w:style>
 </w:styles>
 </file>
 
@@ -9733,6 +10636,50 @@
       <w:ind w:left="720"/>
       <w:contextualSpacing/>
     </w:pPr>
+  </w:style>
+  <w:style w:type="paragraph" w:styleId="Header">
+    <w:name w:val="header"/>
+    <w:basedOn w:val="Normal"/>
+    <w:link w:val="HeaderChar"/>
+    <w:uiPriority w:val="99"/>
+    <w:unhideWhenUsed/>
+    <w:rsid w:val="00343C98"/>
+    <w:pPr>
+      <w:tabs>
+        <w:tab w:val="center" w:pos="4513"/>
+        <w:tab w:val="right" w:pos="9026"/>
+      </w:tabs>
+      <w:spacing w:after="0" w:line="240" w:lineRule="auto"/>
+    </w:pPr>
+  </w:style>
+  <w:style w:type="character" w:customStyle="1" w:styleId="HeaderChar">
+    <w:name w:val="Header Char"/>
+    <w:basedOn w:val="DefaultParagraphFont"/>
+    <w:link w:val="Header"/>
+    <w:uiPriority w:val="99"/>
+    <w:rsid w:val="00343C98"/>
+  </w:style>
+  <w:style w:type="paragraph" w:styleId="Footer">
+    <w:name w:val="footer"/>
+    <w:basedOn w:val="Normal"/>
+    <w:link w:val="FooterChar"/>
+    <w:uiPriority w:val="99"/>
+    <w:unhideWhenUsed/>
+    <w:rsid w:val="00343C98"/>
+    <w:pPr>
+      <w:tabs>
+        <w:tab w:val="center" w:pos="4513"/>
+        <w:tab w:val="right" w:pos="9026"/>
+      </w:tabs>
+      <w:spacing w:after="0" w:line="240" w:lineRule="auto"/>
+    </w:pPr>
+  </w:style>
+  <w:style w:type="character" w:customStyle="1" w:styleId="FooterChar">
+    <w:name w:val="Footer Char"/>
+    <w:basedOn w:val="DefaultParagraphFont"/>
+    <w:link w:val="Footer"/>
+    <w:uiPriority w:val="99"/>
+    <w:rsid w:val="00343C98"/>
   </w:style>
 </w:styles>
 </file>

--- a/abstract algebra.docx
+++ b/abstract algebra.docx
@@ -1,6 +1,6 @@
 
 <file path=word/document.xml><?xml version="1.0" encoding="utf-8"?>
-<w:document xmlns:wpc="http://schemas.microsoft.com/office/word/2010/wordprocessingCanvas" xmlns:mc="http://schemas.openxmlformats.org/markup-compatibility/2006" xmlns:o="urn:schemas-microsoft-com:office:office" xmlns:r="http://schemas.openxmlformats.org/officeDocument/2006/relationships" xmlns:m="http://schemas.openxmlformats.org/officeDocument/2006/math" xmlns:v="urn:schemas-microsoft-com:vml" xmlns:wp14="http://schemas.microsoft.com/office/word/2010/wordprocessingDrawing" xmlns:wp="http://schemas.openxmlformats.org/drawingml/2006/wordprocessingDrawing" xmlns:w10="urn:schemas-microsoft-com:office:word" xmlns:w="http://schemas.openxmlformats.org/wordprocessingml/2006/main" xmlns:w14="http://schemas.microsoft.com/office/word/2010/wordml" xmlns:wpg="http://schemas.microsoft.com/office/word/2010/wordprocessingGroup" xmlns:wpi="http://schemas.microsoft.com/office/word/2010/wordprocessingInk" xmlns:wne="http://schemas.microsoft.com/office/word/2006/wordml" xmlns:wps="http://schemas.microsoft.com/office/word/2010/wordprocessingShape" mc:Ignorable="w14 wp14">
+<w:document xmlns:wpc="http://schemas.microsoft.com/office/word/2010/wordprocessingCanvas" xmlns:cx="http://schemas.microsoft.com/office/drawing/2014/chartex" xmlns:cx1="http://schemas.microsoft.com/office/drawing/2015/9/8/chartex" xmlns:cx2="http://schemas.microsoft.com/office/drawing/2015/10/21/chartex" xmlns:cx3="http://schemas.microsoft.com/office/drawing/2016/5/9/chartex" xmlns:cx4="http://schemas.microsoft.com/office/drawing/2016/5/10/chartex" xmlns:cx5="http://schemas.microsoft.com/office/drawing/2016/5/11/chartex" xmlns:cx6="http://schemas.microsoft.com/office/drawing/2016/5/12/chartex" xmlns:cx7="http://schemas.microsoft.com/office/drawing/2016/5/13/chartex" xmlns:cx8="http://schemas.microsoft.com/office/drawing/2016/5/14/chartex" xmlns:mc="http://schemas.openxmlformats.org/markup-compatibility/2006" xmlns:aink="http://schemas.microsoft.com/office/drawing/2016/ink" xmlns:am3d="http://schemas.microsoft.com/office/drawing/2017/model3d" xmlns:o="urn:schemas-microsoft-com:office:office" xmlns:oel="http://schemas.microsoft.com/office/2019/extlst" xmlns:r="http://schemas.openxmlformats.org/officeDocument/2006/relationships" xmlns:m="http://schemas.openxmlformats.org/officeDocument/2006/math" xmlns:v="urn:schemas-microsoft-com:vml" xmlns:wp14="http://schemas.microsoft.com/office/word/2010/wordprocessingDrawing" xmlns:wp="http://schemas.openxmlformats.org/drawingml/2006/wordprocessingDrawing" xmlns:w10="urn:schemas-microsoft-com:office:word" xmlns:w="http://schemas.openxmlformats.org/wordprocessingml/2006/main" xmlns:w14="http://schemas.microsoft.com/office/word/2010/wordml" xmlns:w15="http://schemas.microsoft.com/office/word/2012/wordml" xmlns:w16cex="http://schemas.microsoft.com/office/word/2018/wordml/cex" xmlns:w16cid="http://schemas.microsoft.com/office/word/2016/wordml/cid" xmlns:w16="http://schemas.microsoft.com/office/word/2018/wordml" xmlns:w16sdtdh="http://schemas.microsoft.com/office/word/2020/wordml/sdtdatahash" xmlns:w16se="http://schemas.microsoft.com/office/word/2015/wordml/symex" xmlns:wpg="http://schemas.microsoft.com/office/word/2010/wordprocessingGroup" xmlns:wpi="http://schemas.microsoft.com/office/word/2010/wordprocessingInk" xmlns:wne="http://schemas.microsoft.com/office/word/2006/wordml" xmlns:wps="http://schemas.microsoft.com/office/word/2010/wordprocessingShape" mc:Ignorable="w14 w15 w16se w16cid w16 w16cex w16sdtdh wp14">
   <w:body>
     <w:p>
       <w:pPr>
@@ -12,7 +12,25 @@
         <w:rPr>
           <w:lang w:val="en-US"/>
         </w:rPr>
-        <w:t>Basic Groups – Các Nhóm Cơ Bản</w:t>
+        <w:t>Group –</w:t>
+      </w:r>
+      <w:r>
+        <w:rPr>
+          <w:lang w:val="en-US"/>
+        </w:rPr>
+        <w:t xml:space="preserve"> </w:t>
+      </w:r>
+      <w:r>
+        <w:rPr>
+          <w:lang w:val="en-US"/>
+        </w:rPr>
+        <w:t>Nhóm</w:t>
+      </w:r>
+      <w:r>
+        <w:rPr>
+          <w:lang w:val="en-US"/>
+        </w:rPr>
+        <w:t>:</w:t>
       </w:r>
     </w:p>
     <w:p>
@@ -30,7 +48,19 @@
         <w:rPr>
           <w:lang w:val="en-US"/>
         </w:rPr>
-        <w:t>Nhóm Là Gì?</w:t>
+        <w:t>Nhó</w:t>
+      </w:r>
+      <w:r>
+        <w:rPr>
+          <w:lang w:val="en-US"/>
+        </w:rPr>
+        <w:t>m</w:t>
+      </w:r>
+      <w:r>
+        <w:rPr>
+          <w:lang w:val="en-US"/>
+        </w:rPr>
+        <w:t>?</w:t>
       </w:r>
     </w:p>
     <w:p>
@@ -79,95 +109,97 @@
           <w:oMath/>
         </w:rPr>
       </w:pPr>
-      <m:oMathPara>
-        <m:oMathParaPr>
-          <m:jc m:val="left"/>
-        </m:oMathParaPr>
-        <m:oMath>
-          <m:d>
-            <m:dPr>
-              <m:ctrlPr>
-                <w:rPr>
-                  <w:rFonts w:ascii="Cambria Math" w:hAnsi="Cambria Math"/>
-                  <w:i/>
-                  <w:lang w:val="en-US"/>
-                </w:rPr>
-              </m:ctrlPr>
-            </m:dPr>
-            <m:e>
-              <m:r>
-                <w:rPr>
-                  <w:rFonts w:ascii="Cambria Math" w:hAnsi="Cambria Math"/>
-                  <w:lang w:val="en-US"/>
-                </w:rPr>
-                <m:t>a</m:t>
-              </m:r>
-              <m:r>
-                <w:rPr>
-                  <w:rFonts w:ascii="Cambria Math" w:eastAsiaTheme="minorEastAsia" w:hAnsi="Cambria Math"/>
-                  <w:lang w:val="en-US"/>
-                </w:rPr>
-                <m:t>∙b</m:t>
-              </m:r>
-            </m:e>
-          </m:d>
-          <m:r>
-            <w:rPr>
-              <w:rFonts w:ascii="Cambria Math" w:eastAsiaTheme="minorEastAsia" w:hAnsi="Cambria Math"/>
-              <w:lang w:val="en-US"/>
-            </w:rPr>
-            <m:t>∙c=</m:t>
-          </m:r>
-          <m:r>
-            <w:rPr>
-              <w:rFonts w:ascii="Cambria Math" w:hAnsi="Cambria Math"/>
-              <w:lang w:val="en-US"/>
-            </w:rPr>
-            <m:t>a</m:t>
-          </m:r>
-          <m:r>
-            <w:rPr>
-              <w:rFonts w:ascii="Cambria Math" w:eastAsiaTheme="minorEastAsia" w:hAnsi="Cambria Math"/>
-              <w:lang w:val="en-US"/>
-            </w:rPr>
-            <m:t>∙</m:t>
-          </m:r>
-          <m:d>
-            <m:dPr>
-              <m:ctrlPr>
-                <w:rPr>
-                  <w:rFonts w:ascii="Cambria Math" w:eastAsiaTheme="minorEastAsia" w:hAnsi="Cambria Math"/>
-                  <w:i/>
-                  <w:lang w:val="en-US"/>
-                </w:rPr>
-              </m:ctrlPr>
-            </m:dPr>
-            <m:e>
-              <m:r>
-                <w:rPr>
-                  <w:rFonts w:ascii="Cambria Math" w:eastAsiaTheme="minorEastAsia" w:hAnsi="Cambria Math"/>
-                  <w:lang w:val="en-US"/>
-                </w:rPr>
-                <m:t>b∙c</m:t>
-              </m:r>
-            </m:e>
-          </m:d>
-          <m:r>
-            <w:rPr>
-              <w:rFonts w:ascii="Cambria Math" w:eastAsiaTheme="minorEastAsia" w:hAnsi="Cambria Math"/>
-              <w:lang w:val="en-US"/>
-            </w:rPr>
-            <m:t>,∀a,b,c</m:t>
-          </m:r>
-          <m:r>
-            <w:rPr>
-              <w:rFonts w:ascii="Cambria Math" w:hAnsi="Cambria Math"/>
-              <w:lang w:val="en-US"/>
-            </w:rPr>
-            <m:t>∈G</m:t>
-          </m:r>
-        </m:oMath>
-      </m:oMathPara>
+      <m:oMath>
+        <m:d>
+          <m:dPr>
+            <m:ctrlPr>
+              <w:rPr>
+                <w:rFonts w:ascii="Cambria Math" w:hAnsi="Cambria Math"/>
+                <w:i/>
+                <w:lang w:val="en-US"/>
+              </w:rPr>
+            </m:ctrlPr>
+          </m:dPr>
+          <m:e>
+            <m:r>
+              <w:rPr>
+                <w:rFonts w:ascii="Cambria Math" w:hAnsi="Cambria Math"/>
+                <w:lang w:val="en-US"/>
+              </w:rPr>
+              <m:t>a</m:t>
+            </m:r>
+            <m:r>
+              <w:rPr>
+                <w:rFonts w:ascii="Cambria Math" w:eastAsiaTheme="minorEastAsia" w:hAnsi="Cambria Math"/>
+                <w:lang w:val="en-US"/>
+              </w:rPr>
+              <m:t>∙b</m:t>
+            </m:r>
+          </m:e>
+        </m:d>
+        <m:r>
+          <w:rPr>
+            <w:rFonts w:ascii="Cambria Math" w:eastAsiaTheme="minorEastAsia" w:hAnsi="Cambria Math"/>
+            <w:lang w:val="en-US"/>
+          </w:rPr>
+          <m:t>∙c=</m:t>
+        </m:r>
+        <m:r>
+          <w:rPr>
+            <w:rFonts w:ascii="Cambria Math" w:hAnsi="Cambria Math"/>
+            <w:lang w:val="en-US"/>
+          </w:rPr>
+          <m:t>a</m:t>
+        </m:r>
+        <m:r>
+          <w:rPr>
+            <w:rFonts w:ascii="Cambria Math" w:eastAsiaTheme="minorEastAsia" w:hAnsi="Cambria Math"/>
+            <w:lang w:val="en-US"/>
+          </w:rPr>
+          <m:t>∙</m:t>
+        </m:r>
+        <m:d>
+          <m:dPr>
+            <m:ctrlPr>
+              <w:rPr>
+                <w:rFonts w:ascii="Cambria Math" w:eastAsiaTheme="minorEastAsia" w:hAnsi="Cambria Math"/>
+                <w:i/>
+                <w:lang w:val="en-US"/>
+              </w:rPr>
+            </m:ctrlPr>
+          </m:dPr>
+          <m:e>
+            <m:r>
+              <w:rPr>
+                <w:rFonts w:ascii="Cambria Math" w:eastAsiaTheme="minorEastAsia" w:hAnsi="Cambria Math"/>
+                <w:lang w:val="en-US"/>
+              </w:rPr>
+              <m:t>b∙c</m:t>
+            </m:r>
+          </m:e>
+        </m:d>
+        <m:r>
+          <w:rPr>
+            <w:rFonts w:ascii="Cambria Math" w:eastAsiaTheme="minorEastAsia" w:hAnsi="Cambria Math"/>
+            <w:lang w:val="en-US"/>
+          </w:rPr>
+          <m:t>,∀a,b,c</m:t>
+        </m:r>
+        <m:r>
+          <w:rPr>
+            <w:rFonts w:ascii="Cambria Math" w:hAnsi="Cambria Math"/>
+            <w:lang w:val="en-US"/>
+          </w:rPr>
+          <m:t>∈G</m:t>
+        </m:r>
+      </m:oMath>
+      <w:r>
+        <w:rPr>
+          <w:rFonts w:eastAsiaTheme="minorEastAsia"/>
+          <w:lang w:val="en-US"/>
+        </w:rPr>
+        <w:t xml:space="preserve"> </w:t>
+      </w:r>
     </w:p>
     <w:p>
       <w:pPr>
@@ -185,27 +217,29 @@
           <w:oMath/>
         </w:rPr>
       </w:pPr>
-      <m:oMathPara>
-        <m:oMathParaPr>
-          <m:jc m:val="left"/>
-        </m:oMathParaPr>
-        <m:oMath>
-          <m:r>
-            <w:rPr>
-              <w:rFonts w:ascii="Cambria Math" w:eastAsiaTheme="minorEastAsia" w:hAnsi="Cambria Math"/>
-              <w:lang w:val="en-US"/>
-            </w:rPr>
-            <m:t>∃e∈G,a∙e=a,∀a</m:t>
-          </m:r>
-          <m:r>
-            <w:rPr>
-              <w:rFonts w:ascii="Cambria Math" w:hAnsi="Cambria Math"/>
-              <w:lang w:val="en-US"/>
-            </w:rPr>
-            <m:t>∈G</m:t>
-          </m:r>
-        </m:oMath>
-      </m:oMathPara>
+      <m:oMath>
+        <m:r>
+          <w:rPr>
+            <w:rFonts w:ascii="Cambria Math" w:eastAsiaTheme="minorEastAsia" w:hAnsi="Cambria Math"/>
+            <w:lang w:val="en-US"/>
+          </w:rPr>
+          <m:t>∃e∈G,a∙e=a,∀a</m:t>
+        </m:r>
+        <m:r>
+          <w:rPr>
+            <w:rFonts w:ascii="Cambria Math" w:hAnsi="Cambria Math"/>
+            <w:lang w:val="en-US"/>
+          </w:rPr>
+          <m:t>∈G</m:t>
+        </m:r>
+      </m:oMath>
+      <w:r>
+        <w:rPr>
+          <w:rFonts w:eastAsiaTheme="minorEastAsia"/>
+          <w:lang w:val="en-US"/>
+        </w:rPr>
+        <w:t xml:space="preserve"> </w:t>
+      </w:r>
     </w:p>
     <w:p>
       <w:pPr>
@@ -223,20 +257,663 @@
           <w:oMath/>
         </w:rPr>
       </w:pPr>
-      <m:oMathPara>
-        <m:oMathParaPr>
-          <m:jc m:val="left"/>
-        </m:oMathParaPr>
-        <m:oMath>
-          <m:r>
-            <w:rPr>
-              <w:rFonts w:ascii="Cambria Math" w:eastAsiaTheme="minorEastAsia" w:hAnsi="Cambria Math"/>
-              <w:lang w:val="en-US"/>
-            </w:rPr>
-            <m:t>∀a∈G,∃b∈A,a∙b=e</m:t>
-          </m:r>
-        </m:oMath>
-      </m:oMathPara>
+      <m:oMath>
+        <m:r>
+          <w:rPr>
+            <w:rFonts w:ascii="Cambria Math" w:eastAsiaTheme="minorEastAsia" w:hAnsi="Cambria Math"/>
+            <w:lang w:val="en-US"/>
+          </w:rPr>
+          <m:t>∀a∈G,∃b∈A,a∙b=e</m:t>
+        </m:r>
+      </m:oMath>
+      <w:r>
+        <w:rPr>
+          <w:rFonts w:eastAsiaTheme="minorEastAsia"/>
+          <w:lang w:val="en-US"/>
+        </w:rPr>
+        <w:t xml:space="preserve"> </w:t>
+      </w:r>
+    </w:p>
+    <w:p>
+      <w:pPr>
+        <w:pStyle w:val="ListParagraph"/>
+        <w:pBdr>
+          <w:top w:val="single" w:sz="4" w:space="1" w:color="auto"/>
+          <w:left w:val="single" w:sz="4" w:space="4" w:color="auto"/>
+          <w:bottom w:val="single" w:sz="4" w:space="1" w:color="auto"/>
+          <w:right w:val="single" w:sz="4" w:space="4" w:color="auto"/>
+        </w:pBdr>
+        <w:ind w:left="1080"/>
+        <w:rPr>
+          <w:rFonts w:ascii="Cambria Math" w:hAnsi="Cambria Math"/>
+          <w:lang w:val="en-US"/>
+          <w:oMath/>
+        </w:rPr>
+      </w:pPr>
+      <m:oMath>
+        <m:r>
+          <w:rPr>
+            <w:rFonts w:ascii="Cambria Math" w:hAnsi="Cambria Math"/>
+            <w:lang w:val="en-US"/>
+          </w:rPr>
+          <m:t>a</m:t>
+        </m:r>
+        <m:r>
+          <w:rPr>
+            <w:rFonts w:ascii="Cambria Math" w:eastAsiaTheme="minorEastAsia" w:hAnsi="Cambria Math"/>
+            <w:lang w:val="en-US"/>
+          </w:rPr>
+          <m:t>∙b∈G,∀a,b∈G</m:t>
+        </m:r>
+      </m:oMath>
+      <w:r>
+        <w:rPr>
+          <w:rFonts w:eastAsiaTheme="minorEastAsia"/>
+          <w:lang w:val="en-US"/>
+        </w:rPr>
+        <w:t xml:space="preserve"> </w:t>
+      </w:r>
+    </w:p>
+    <w:p>
+      <w:pPr>
+        <w:pStyle w:val="ListParagraph"/>
+        <w:numPr>
+          <w:ilvl w:val="0"/>
+          <w:numId w:val="4"/>
+        </w:numPr>
+        <w:rPr>
+          <w:lang w:val="en-US"/>
+        </w:rPr>
+      </w:pPr>
+      <w:r>
+        <w:rPr>
+          <w:lang w:val="en-US"/>
+        </w:rPr>
+        <w:t>e gọi là Identity</w:t>
+      </w:r>
+    </w:p>
+    <w:p>
+      <w:pPr>
+        <w:pStyle w:val="ListParagraph"/>
+        <w:numPr>
+          <w:ilvl w:val="0"/>
+          <w:numId w:val="2"/>
+        </w:numPr>
+        <w:rPr>
+          <w:lang w:val="en-US"/>
+        </w:rPr>
+      </w:pPr>
+      <w:r>
+        <w:rPr>
+          <w:lang w:val="en-US"/>
+        </w:rPr>
+        <w:t>Kí hiệu nhóm?</w:t>
+      </w:r>
+    </w:p>
+    <w:p>
+      <w:pPr>
+        <w:pStyle w:val="ListParagraph"/>
+        <w:pBdr>
+          <w:top w:val="single" w:sz="4" w:space="1" w:color="auto"/>
+          <w:left w:val="single" w:sz="4" w:space="4" w:color="auto"/>
+          <w:bottom w:val="single" w:sz="4" w:space="1" w:color="auto"/>
+          <w:right w:val="single" w:sz="4" w:space="4" w:color="auto"/>
+        </w:pBdr>
+        <w:ind w:left="1080"/>
+        <w:rPr>
+          <w:lang w:val="en-US"/>
+        </w:rPr>
+      </w:pPr>
+      <m:oMath>
+        <m:d>
+          <m:dPr>
+            <m:ctrlPr>
+              <w:rPr>
+                <w:rFonts w:ascii="Cambria Math" w:hAnsi="Cambria Math"/>
+                <w:i/>
+                <w:lang w:val="en-US"/>
+              </w:rPr>
+            </m:ctrlPr>
+          </m:dPr>
+          <m:e>
+            <m:r>
+              <w:rPr>
+                <w:rFonts w:ascii="Cambria Math" w:hAnsi="Cambria Math"/>
+                <w:lang w:val="en-US"/>
+              </w:rPr>
+              <m:t>G,∙</m:t>
+            </m:r>
+          </m:e>
+        </m:d>
+        <m:r>
+          <w:rPr>
+            <w:rFonts w:ascii="Cambria Math" w:hAnsi="Cambria Math"/>
+            <w:lang w:val="en-US"/>
+          </w:rPr>
+          <m:t xml:space="preserve"> </m:t>
+        </m:r>
+      </m:oMath>
+      <w:r>
+        <w:rPr>
+          <w:rFonts w:eastAsiaTheme="minorEastAsia"/>
+          <w:lang w:val="en-US"/>
+        </w:rPr>
+        <w:t xml:space="preserve"> </w:t>
+      </w:r>
+    </w:p>
+    <w:p>
+      <w:pPr>
+        <w:pStyle w:val="ListParagraph"/>
+        <w:numPr>
+          <w:ilvl w:val="0"/>
+          <w:numId w:val="4"/>
+        </w:numPr>
+        <w:rPr>
+          <w:lang w:val="en-US"/>
+        </w:rPr>
+      </w:pPr>
+      <w:r>
+        <w:rPr>
+          <w:lang w:val="en-US"/>
+        </w:rPr>
+        <w:t>G là tên của tập hợp</w:t>
+      </w:r>
+    </w:p>
+    <w:p>
+      <w:pPr>
+        <w:pStyle w:val="ListParagraph"/>
+        <w:numPr>
+          <w:ilvl w:val="0"/>
+          <w:numId w:val="4"/>
+        </w:numPr>
+        <w:rPr>
+          <w:lang w:val="en-US"/>
+        </w:rPr>
+      </w:pPr>
+      <w:r>
+        <w:rPr>
+          <w:lang w:val="en-US"/>
+        </w:rPr>
+        <w:t>“</w:t>
+      </w:r>
+      <w:r>
+        <w:rPr>
+          <w:lang w:val="en-US"/>
+        </w:rPr>
+        <w:sym w:font="Symbol" w:char="F0D7"/>
+      </w:r>
+      <w:r>
+        <w:rPr>
+          <w:lang w:val="en-US"/>
+        </w:rPr>
+        <w:t>” là toán tử</w:t>
+      </w:r>
+    </w:p>
+    <w:p>
+      <w:pPr>
+        <w:pStyle w:val="ListParagraph"/>
+        <w:numPr>
+          <w:ilvl w:val="0"/>
+          <w:numId w:val="2"/>
+        </w:numPr>
+        <w:rPr>
+          <w:lang w:val="en-US"/>
+        </w:rPr>
+      </w:pPr>
+      <w:r>
+        <w:rPr>
+          <w:lang w:val="en-US"/>
+        </w:rPr>
+        <w:t xml:space="preserve">Nhóm </w:t>
+      </w:r>
+      <w:r>
+        <w:rPr>
+          <w:lang w:val="en-US"/>
+        </w:rPr>
+        <w:t>Giao Hoán (</w:t>
+      </w:r>
+      <w:r>
+        <w:rPr>
+          <w:lang w:val="en-US"/>
+        </w:rPr>
+        <w:t>Abelian Group</w:t>
+      </w:r>
+      <w:r>
+        <w:rPr>
+          <w:lang w:val="en-US"/>
+        </w:rPr>
+        <w:t>)?</w:t>
+      </w:r>
+    </w:p>
+    <w:p>
+      <w:pPr>
+        <w:pStyle w:val="ListParagraph"/>
+        <w:numPr>
+          <w:ilvl w:val="0"/>
+          <w:numId w:val="3"/>
+        </w:numPr>
+        <w:rPr>
+          <w:lang w:val="en-US"/>
+        </w:rPr>
+      </w:pPr>
+      <w:r>
+        <w:rPr>
+          <w:lang w:val="en-US"/>
+        </w:rPr>
+        <w:t>Nhóm giao hoán là 1 tập hợp A kết hợp với 1 toán tử “</w:t>
+      </w:r>
+      <w:r>
+        <w:rPr>
+          <w:lang w:val="en-US"/>
+        </w:rPr>
+        <w:sym w:font="Symbol" w:char="F0D7"/>
+      </w:r>
+      <w:r>
+        <w:rPr>
+          <w:lang w:val="en-US"/>
+        </w:rPr>
+        <w:t>” thỏa mãn các tiên đề về nhóm, và thỏa mãn thêm tiên đề sau</w:t>
+      </w:r>
+    </w:p>
+    <w:p>
+      <w:pPr>
+        <w:pStyle w:val="ListParagraph"/>
+        <w:pBdr>
+          <w:top w:val="single" w:sz="4" w:space="1" w:color="auto"/>
+          <w:left w:val="single" w:sz="4" w:space="4" w:color="auto"/>
+          <w:bottom w:val="single" w:sz="4" w:space="1" w:color="auto"/>
+          <w:right w:val="single" w:sz="4" w:space="4" w:color="auto"/>
+        </w:pBdr>
+        <w:ind w:left="1080"/>
+        <w:rPr>
+          <w:rFonts w:ascii="Cambria Math" w:hAnsi="Cambria Math"/>
+          <w:lang w:val="en-US"/>
+          <w:oMath/>
+        </w:rPr>
+      </w:pPr>
+      <m:oMath>
+        <m:r>
+          <w:rPr>
+            <w:rFonts w:ascii="Cambria Math" w:eastAsiaTheme="minorEastAsia" w:hAnsi="Cambria Math"/>
+            <w:lang w:val="en-US"/>
+          </w:rPr>
+          <m:t>a∙b=b∙a,∀a,b</m:t>
+        </m:r>
+        <m:r>
+          <w:rPr>
+            <w:rFonts w:ascii="Cambria Math" w:hAnsi="Cambria Math"/>
+            <w:lang w:val="en-US"/>
+          </w:rPr>
+          <m:t>∈A</m:t>
+        </m:r>
+      </m:oMath>
+      <w:r>
+        <w:rPr>
+          <w:rFonts w:eastAsiaTheme="minorEastAsia"/>
+          <w:lang w:val="en-US"/>
+        </w:rPr>
+        <w:t xml:space="preserve"> </w:t>
+      </w:r>
+    </w:p>
+    <w:p>
+      <w:pPr>
+        <w:rPr>
+          <w:lang w:val="en-US"/>
+        </w:rPr>
+      </w:pPr>
+    </w:p>
+    <w:p>
+      <w:pPr>
+        <w:rPr>
+          <w:lang w:val="en-US"/>
+        </w:rPr>
+      </w:pPr>
+      <w:r>
+        <w:rPr>
+          <w:lang w:val="en-US"/>
+        </w:rPr>
+        <w:t>Set – Tập Hợp:</w:t>
+      </w:r>
+    </w:p>
+    <w:p>
+      <w:pPr>
+        <w:pStyle w:val="ListParagraph"/>
+        <w:numPr>
+          <w:ilvl w:val="0"/>
+          <w:numId w:val="7"/>
+        </w:numPr>
+        <w:rPr>
+          <w:lang w:val="en-US"/>
+        </w:rPr>
+      </w:pPr>
+      <w:r>
+        <w:rPr>
+          <w:lang w:val="en-US"/>
+        </w:rPr>
+        <w:t>Tập Lồi (Convex Set)?</w:t>
+      </w:r>
+    </w:p>
+    <w:p>
+      <w:pPr>
+        <w:pStyle w:val="ListParagraph"/>
+        <w:numPr>
+          <w:ilvl w:val="0"/>
+          <w:numId w:val="3"/>
+        </w:numPr>
+        <w:rPr>
+          <w:lang w:val="en-US"/>
+        </w:rPr>
+      </w:pPr>
+      <w:r>
+        <w:rPr>
+          <w:lang w:val="en-US"/>
+        </w:rPr>
+        <w:t>Là 1 tập hợp các điểm trong không gian, sao cho tất cả điểm trên đường nối 2 điểm bất kì trong tập thì thuộc tập</w:t>
+      </w:r>
+    </w:p>
+    <w:p>
+      <w:pPr>
+        <w:rPr>
+          <w:lang w:val="en-US"/>
+        </w:rPr>
+      </w:pPr>
+    </w:p>
+    <w:p>
+      <w:pPr>
+        <w:rPr>
+          <w:lang w:val="en-US"/>
+        </w:rPr>
+      </w:pPr>
+      <w:r>
+        <w:rPr>
+          <w:lang w:val="en-US"/>
+        </w:rPr>
+        <w:t>Basic Fields – Các Trường Cơ Bản:</w:t>
+      </w:r>
+    </w:p>
+    <w:p>
+      <w:pPr>
+        <w:pStyle w:val="ListParagraph"/>
+        <w:numPr>
+          <w:ilvl w:val="0"/>
+          <w:numId w:val="5"/>
+        </w:numPr>
+        <w:rPr>
+          <w:lang w:val="en-US"/>
+        </w:rPr>
+      </w:pPr>
+      <w:r>
+        <w:rPr>
+          <w:lang w:val="en-US"/>
+        </w:rPr>
+        <w:t xml:space="preserve">Trường </w:t>
+      </w:r>
+      <w:r>
+        <w:rPr>
+          <w:lang w:val="en-US"/>
+        </w:rPr>
+        <w:t>Là Gì?</w:t>
+      </w:r>
+    </w:p>
+    <w:p>
+      <w:pPr>
+        <w:pStyle w:val="ListParagraph"/>
+        <w:numPr>
+          <w:ilvl w:val="0"/>
+          <w:numId w:val="3"/>
+        </w:numPr>
+        <w:rPr>
+          <w:lang w:val="en-US"/>
+        </w:rPr>
+      </w:pPr>
+      <w:r>
+        <w:rPr>
+          <w:lang w:val="en-US"/>
+        </w:rPr>
+        <w:t xml:space="preserve">Trường bản chất là sự kết hợp giữa nhóm (F, +) và nhóm (F, </w:t>
+      </w:r>
+      <w:r>
+        <w:rPr>
+          <w:lang w:val="en-US"/>
+        </w:rPr>
+        <w:sym w:font="Symbol" w:char="F0D7"/>
+      </w:r>
+      <w:r>
+        <w:rPr>
+          <w:lang w:val="en-US"/>
+        </w:rPr>
+        <w:t>), đồng thời có thêm tính chất phân phối của “</w:t>
+      </w:r>
+      <w:r>
+        <w:rPr>
+          <w:lang w:val="en-US"/>
+        </w:rPr>
+        <w:sym w:font="Symbol" w:char="F0D7"/>
+      </w:r>
+      <w:r>
+        <w:rPr>
+          <w:lang w:val="en-US"/>
+        </w:rPr>
+        <w:t>” với “+”</w:t>
+      </w:r>
+    </w:p>
+    <w:p>
+      <w:pPr>
+        <w:rPr>
+          <w:lang w:val="en-US"/>
+        </w:rPr>
+      </w:pPr>
+    </w:p>
+    <w:p>
+      <w:pPr>
+        <w:rPr>
+          <w:lang w:val="en-US"/>
+        </w:rPr>
+      </w:pPr>
+      <w:r>
+        <w:rPr>
+          <w:lang w:val="en-US"/>
+        </w:rPr>
+        <w:t>Map – Ánh Xạ:</w:t>
+      </w:r>
+    </w:p>
+    <w:p>
+      <w:pPr>
+        <w:pStyle w:val="ListParagraph"/>
+        <w:numPr>
+          <w:ilvl w:val="0"/>
+          <w:numId w:val="6"/>
+        </w:numPr>
+        <w:rPr>
+          <w:lang w:val="en-US"/>
+        </w:rPr>
+      </w:pPr>
+      <w:r>
+        <w:rPr>
+          <w:lang w:val="en-US"/>
+        </w:rPr>
+        <w:t>Ánh Xạ Là Gì?</w:t>
+      </w:r>
+    </w:p>
+    <w:p>
+      <w:pPr>
+        <w:pStyle w:val="ListParagraph"/>
+        <w:numPr>
+          <w:ilvl w:val="0"/>
+          <w:numId w:val="3"/>
+        </w:numPr>
+        <w:rPr>
+          <w:lang w:val="en-US"/>
+        </w:rPr>
+      </w:pPr>
+      <w:r>
+        <w:rPr>
+          <w:lang w:val="en-US"/>
+        </w:rPr>
+        <w:t>Cho tập A và B, phép biến đổi mỗi phần tử trong A thành 1 phần tử nào đó trong B được gọi là ánh xạ</w:t>
+      </w:r>
+    </w:p>
+    <w:p>
+      <w:pPr>
+        <w:pStyle w:val="ListParagraph"/>
+        <w:numPr>
+          <w:ilvl w:val="0"/>
+          <w:numId w:val="6"/>
+        </w:numPr>
+        <w:rPr>
+          <w:lang w:val="en-US"/>
+        </w:rPr>
+      </w:pPr>
+      <w:r>
+        <w:rPr>
+          <w:lang w:val="en-US"/>
+        </w:rPr>
+        <w:t>Đơn Ánh (Injection) Là Gì?</w:t>
+      </w:r>
+    </w:p>
+    <w:p>
+      <w:pPr>
+        <w:pStyle w:val="ListParagraph"/>
+        <w:numPr>
+          <w:ilvl w:val="0"/>
+          <w:numId w:val="3"/>
+        </w:numPr>
+        <w:rPr>
+          <w:lang w:val="en-US"/>
+        </w:rPr>
+      </w:pPr>
+      <w:r>
+        <w:rPr>
+          <w:lang w:val="en-US"/>
+        </w:rPr>
+        <w:t>Ánh xạ từ A tới B, 1 – 1, B có thể không hết</w:t>
+      </w:r>
+    </w:p>
+    <w:p>
+      <w:pPr>
+        <w:pStyle w:val="ListParagraph"/>
+        <w:numPr>
+          <w:ilvl w:val="0"/>
+          <w:numId w:val="6"/>
+        </w:numPr>
+        <w:rPr>
+          <w:lang w:val="en-US"/>
+        </w:rPr>
+      </w:pPr>
+      <w:r>
+        <w:rPr>
+          <w:lang w:val="en-US"/>
+        </w:rPr>
+        <w:t>Toàn Ánh (Surjection) Là Gì?</w:t>
+      </w:r>
+    </w:p>
+    <w:p>
+      <w:pPr>
+        <w:pStyle w:val="ListParagraph"/>
+        <w:numPr>
+          <w:ilvl w:val="0"/>
+          <w:numId w:val="3"/>
+        </w:numPr>
+        <w:rPr>
+          <w:lang w:val="en-US"/>
+        </w:rPr>
+      </w:pPr>
+      <w:r>
+        <w:rPr>
+          <w:lang w:val="en-US"/>
+        </w:rPr>
+        <w:t xml:space="preserve">Ánh xạ từ A tới B, nhiều – 1, B hết </w:t>
+      </w:r>
+    </w:p>
+    <w:p>
+      <w:pPr>
+        <w:pStyle w:val="ListParagraph"/>
+        <w:numPr>
+          <w:ilvl w:val="0"/>
+          <w:numId w:val="6"/>
+        </w:numPr>
+        <w:rPr>
+          <w:lang w:val="en-US"/>
+        </w:rPr>
+      </w:pPr>
+      <w:r>
+        <w:rPr>
+          <w:lang w:val="en-US"/>
+        </w:rPr>
+        <w:t>Song Ánh (Bijection) Là Gì?</w:t>
+      </w:r>
+    </w:p>
+    <w:p>
+      <w:pPr>
+        <w:pStyle w:val="ListParagraph"/>
+        <w:numPr>
+          <w:ilvl w:val="0"/>
+          <w:numId w:val="3"/>
+        </w:numPr>
+        <w:rPr>
+          <w:lang w:val="en-US"/>
+        </w:rPr>
+      </w:pPr>
+      <w:r>
+        <w:rPr>
+          <w:lang w:val="en-US"/>
+        </w:rPr>
+        <w:t>Ánh xạ từ A tới B, 1 – 1, B hết</w:t>
+      </w:r>
+    </w:p>
+    <w:p>
+      <w:pPr>
+        <w:pStyle w:val="ListParagraph"/>
+        <w:numPr>
+          <w:ilvl w:val="0"/>
+          <w:numId w:val="6"/>
+        </w:numPr>
+        <w:rPr>
+          <w:lang w:val="en-US"/>
+        </w:rPr>
+      </w:pPr>
+      <w:r>
+        <w:rPr>
+          <w:lang w:val="en-US"/>
+        </w:rPr>
+        <w:t>Miền (Domain) Và Đối Miền (Codomain) Là Gì?</w:t>
+      </w:r>
+    </w:p>
+    <w:p>
+      <w:pPr>
+        <w:pStyle w:val="ListParagraph"/>
+        <w:numPr>
+          <w:ilvl w:val="0"/>
+          <w:numId w:val="3"/>
+        </w:numPr>
+        <w:rPr>
+          <w:lang w:val="en-US"/>
+        </w:rPr>
+      </w:pPr>
+      <w:r>
+        <w:rPr>
+          <w:lang w:val="en-US"/>
+        </w:rPr>
+        <w:t>Ví dụ</w:t>
+      </w:r>
+    </w:p>
+    <w:p>
+      <w:pPr>
+        <w:pStyle w:val="ListParagraph"/>
+        <w:numPr>
+          <w:ilvl w:val="0"/>
+          <w:numId w:val="3"/>
+        </w:numPr>
+        <w:rPr>
+          <w:lang w:val="en-US"/>
+        </w:rPr>
+      </w:pPr>
+      <w:r>
+        <w:rPr>
+          <w:lang w:val="en-US"/>
+        </w:rPr>
+        <w:t>Xét ánh xạ từ A là tập số thực tới B là tập số ảo</w:t>
+      </w:r>
     </w:p>
     <w:p>
       <w:pPr>
@@ -264,585 +941,7 @@
               <w:rFonts w:ascii="Cambria Math" w:hAnsi="Cambria Math"/>
               <w:lang w:val="en-US"/>
             </w:rPr>
-            <m:t>a</m:t>
-          </m:r>
-          <m:r>
-            <w:rPr>
-              <w:rFonts w:ascii="Cambria Math" w:eastAsiaTheme="minorEastAsia" w:hAnsi="Cambria Math"/>
-              <w:lang w:val="en-US"/>
-            </w:rPr>
-            <m:t>∙b∈G,∀a,b∈G</m:t>
-          </m:r>
-        </m:oMath>
-      </m:oMathPara>
-    </w:p>
-    <w:p>
-      <w:pPr>
-        <w:pStyle w:val="ListParagraph"/>
-        <w:numPr>
-          <w:ilvl w:val="0"/>
-          <w:numId w:val="4"/>
-        </w:numPr>
-        <w:rPr>
-          <w:lang w:val="en-US"/>
-        </w:rPr>
-      </w:pPr>
-      <w:r>
-        <w:rPr>
-          <w:lang w:val="en-US"/>
-        </w:rPr>
-        <w:t>e gọi là Identity</w:t>
-      </w:r>
-    </w:p>
-    <w:p>
-      <w:pPr>
-        <w:pStyle w:val="ListParagraph"/>
-        <w:numPr>
-          <w:ilvl w:val="0"/>
-          <w:numId w:val="2"/>
-        </w:numPr>
-        <w:rPr>
-          <w:lang w:val="en-US"/>
-        </w:rPr>
-      </w:pPr>
-      <w:r>
-        <w:rPr>
-          <w:lang w:val="en-US"/>
-        </w:rPr>
-        <w:t>Kí hiệu nhóm?</w:t>
-      </w:r>
-    </w:p>
-    <w:p>
-      <w:pPr>
-        <w:pStyle w:val="ListParagraph"/>
-        <w:pBdr>
-          <w:top w:val="single" w:sz="4" w:space="1" w:color="auto"/>
-          <w:left w:val="single" w:sz="4" w:space="4" w:color="auto"/>
-          <w:bottom w:val="single" w:sz="4" w:space="1" w:color="auto"/>
-          <w:right w:val="single" w:sz="4" w:space="4" w:color="auto"/>
-        </w:pBdr>
-        <w:ind w:left="1080"/>
-        <w:rPr>
-          <w:lang w:val="en-US"/>
-        </w:rPr>
-      </w:pPr>
-      <m:oMathPara>
-        <m:oMathParaPr>
-          <m:jc m:val="left"/>
-        </m:oMathParaPr>
-        <m:oMath>
-          <m:d>
-            <m:dPr>
-              <m:ctrlPr>
-                <w:rPr>
-                  <w:rFonts w:ascii="Cambria Math" w:hAnsi="Cambria Math"/>
-                  <w:i/>
-                  <w:lang w:val="en-US"/>
-                </w:rPr>
-              </m:ctrlPr>
-            </m:dPr>
-            <m:e>
-              <m:r>
-                <w:rPr>
-                  <w:rFonts w:ascii="Cambria Math" w:hAnsi="Cambria Math"/>
-                  <w:lang w:val="en-US"/>
-                </w:rPr>
-                <m:t>G,∙</m:t>
-              </m:r>
-            </m:e>
-          </m:d>
-          <m:r>
-            <w:rPr>
-              <w:rFonts w:ascii="Cambria Math" w:hAnsi="Cambria Math"/>
-              <w:lang w:val="en-US"/>
-            </w:rPr>
-            <m:t xml:space="preserve"> </m:t>
-          </m:r>
-        </m:oMath>
-      </m:oMathPara>
-    </w:p>
-    <w:p>
-      <w:pPr>
-        <w:pStyle w:val="ListParagraph"/>
-        <w:numPr>
-          <w:ilvl w:val="0"/>
-          <w:numId w:val="4"/>
-        </w:numPr>
-        <w:rPr>
-          <w:lang w:val="en-US"/>
-        </w:rPr>
-      </w:pPr>
-      <w:r>
-        <w:rPr>
-          <w:lang w:val="en-US"/>
-        </w:rPr>
-        <w:t>G là tên của tập hợp</w:t>
-      </w:r>
-    </w:p>
-    <w:p>
-      <w:pPr>
-        <w:pStyle w:val="ListParagraph"/>
-        <w:numPr>
-          <w:ilvl w:val="0"/>
-          <w:numId w:val="4"/>
-        </w:numPr>
-        <w:rPr>
-          <w:lang w:val="en-US"/>
-        </w:rPr>
-      </w:pPr>
-      <w:r>
-        <w:rPr>
-          <w:lang w:val="en-US"/>
-        </w:rPr>
-        <w:t>“</w:t>
-      </w:r>
-      <w:r>
-        <w:rPr>
-          <w:lang w:val="en-US"/>
-        </w:rPr>
-        <w:sym w:font="Symbol" w:char="F0D7"/>
-      </w:r>
-      <w:r>
-        <w:rPr>
-          <w:lang w:val="en-US"/>
-        </w:rPr>
-        <w:t>” là toán tử</w:t>
-      </w:r>
-    </w:p>
-    <w:p>
-      <w:pPr>
-        <w:pStyle w:val="ListParagraph"/>
-        <w:numPr>
-          <w:ilvl w:val="0"/>
-          <w:numId w:val="2"/>
-        </w:numPr>
-        <w:rPr>
-          <w:lang w:val="en-US"/>
-        </w:rPr>
-      </w:pPr>
-      <w:r>
-        <w:rPr>
-          <w:lang w:val="en-US"/>
-        </w:rPr>
-        <w:t xml:space="preserve">Nhóm </w:t>
-      </w:r>
-      <w:r>
-        <w:rPr>
-          <w:lang w:val="en-US"/>
-        </w:rPr>
-        <w:t>Giao Hoán (</w:t>
-      </w:r>
-      <w:r>
-        <w:rPr>
-          <w:lang w:val="en-US"/>
-        </w:rPr>
-        <w:t>Abelian Group</w:t>
-      </w:r>
-      <w:r>
-        <w:rPr>
-          <w:lang w:val="en-US"/>
-        </w:rPr>
-        <w:t>)?</w:t>
-      </w:r>
-    </w:p>
-    <w:p>
-      <w:pPr>
-        <w:pStyle w:val="ListParagraph"/>
-        <w:numPr>
-          <w:ilvl w:val="0"/>
-          <w:numId w:val="3"/>
-        </w:numPr>
-        <w:rPr>
-          <w:lang w:val="en-US"/>
-        </w:rPr>
-      </w:pPr>
-      <w:r>
-        <w:rPr>
-          <w:lang w:val="en-US"/>
-        </w:rPr>
-        <w:t>Nhóm giao hoán là 1 tập hợp A kết hợp với 1 toán tử “</w:t>
-      </w:r>
-      <w:r>
-        <w:rPr>
-          <w:lang w:val="en-US"/>
-        </w:rPr>
-        <w:sym w:font="Symbol" w:char="F0D7"/>
-      </w:r>
-      <w:r>
-        <w:rPr>
-          <w:lang w:val="en-US"/>
-        </w:rPr>
-        <w:t>” thỏa mãn các tiên đề về nhóm, và thỏa mãn thêm tiên đề sau</w:t>
-      </w:r>
-    </w:p>
-    <w:p>
-      <w:pPr>
-        <w:pStyle w:val="ListParagraph"/>
-        <w:pBdr>
-          <w:top w:val="single" w:sz="4" w:space="1" w:color="auto"/>
-          <w:left w:val="single" w:sz="4" w:space="4" w:color="auto"/>
-          <w:bottom w:val="single" w:sz="4" w:space="1" w:color="auto"/>
-          <w:right w:val="single" w:sz="4" w:space="4" w:color="auto"/>
-        </w:pBdr>
-        <w:ind w:left="1080"/>
-        <w:rPr>
-          <w:rFonts w:ascii="Cambria Math" w:hAnsi="Cambria Math"/>
-          <w:lang w:val="en-US"/>
-          <w:oMath/>
-        </w:rPr>
-      </w:pPr>
-      <m:oMathPara>
-        <m:oMathParaPr>
-          <m:jc m:val="left"/>
-        </m:oMathParaPr>
-        <m:oMath>
-          <m:r>
-            <w:rPr>
-              <w:rFonts w:ascii="Cambria Math" w:eastAsiaTheme="minorEastAsia" w:hAnsi="Cambria Math"/>
-              <w:lang w:val="en-US"/>
-            </w:rPr>
-            <m:t>a∙b=b∙a,∀a,b</m:t>
-          </m:r>
-          <m:r>
-            <w:rPr>
-              <w:rFonts w:ascii="Cambria Math" w:hAnsi="Cambria Math"/>
-              <w:lang w:val="en-US"/>
-            </w:rPr>
-            <m:t>∈A</m:t>
-          </m:r>
-        </m:oMath>
-      </m:oMathPara>
-    </w:p>
-    <w:p>
-      <w:pPr>
-        <w:rPr>
-          <w:lang w:val="en-US"/>
-        </w:rPr>
-      </w:pPr>
-    </w:p>
-    <w:p>
-      <w:pPr>
-        <w:rPr>
-          <w:lang w:val="en-US"/>
-        </w:rPr>
-      </w:pPr>
-      <w:r>
-        <w:rPr>
-          <w:lang w:val="en-US"/>
-        </w:rPr>
-        <w:t>Basic Fields – Các Trường Cơ Bản:</w:t>
-      </w:r>
-    </w:p>
-    <w:p>
-      <w:pPr>
-        <w:pStyle w:val="ListParagraph"/>
-        <w:numPr>
-          <w:ilvl w:val="0"/>
-          <w:numId w:val="5"/>
-        </w:numPr>
-        <w:rPr>
-          <w:lang w:val="en-US"/>
-        </w:rPr>
-      </w:pPr>
-      <w:r>
-        <w:rPr>
-          <w:lang w:val="en-US"/>
-        </w:rPr>
-        <w:t xml:space="preserve">Trường </w:t>
-      </w:r>
-      <w:r>
-        <w:rPr>
-          <w:lang w:val="en-US"/>
-        </w:rPr>
-        <w:t>Là Gì?</w:t>
-      </w:r>
-    </w:p>
-    <w:p>
-      <w:pPr>
-        <w:pStyle w:val="ListParagraph"/>
-        <w:numPr>
-          <w:ilvl w:val="0"/>
-          <w:numId w:val="3"/>
-        </w:numPr>
-        <w:rPr>
-          <w:lang w:val="en-US"/>
-        </w:rPr>
-      </w:pPr>
-      <w:r>
-        <w:rPr>
-          <w:lang w:val="en-US"/>
-        </w:rPr>
-        <w:t xml:space="preserve">Trường bản chất là sự kết hợp giữa nhóm (F, +) và nhóm (F, </w:t>
-      </w:r>
-      <w:r>
-        <w:rPr>
-          <w:lang w:val="en-US"/>
-        </w:rPr>
-        <w:sym w:font="Symbol" w:char="F0D7"/>
-      </w:r>
-      <w:r>
-        <w:rPr>
-          <w:lang w:val="en-US"/>
-        </w:rPr>
-        <w:t>), đồng thời có thêm tính chất phân phối của “</w:t>
-      </w:r>
-      <w:r>
-        <w:rPr>
-          <w:lang w:val="en-US"/>
-        </w:rPr>
-        <w:sym w:font="Symbol" w:char="F0D7"/>
-      </w:r>
-      <w:r>
-        <w:rPr>
-          <w:lang w:val="en-US"/>
-        </w:rPr>
-        <w:t>” với “+”</w:t>
-      </w:r>
-    </w:p>
-    <w:p>
-      <w:pPr>
-        <w:rPr>
-          <w:lang w:val="en-US"/>
-        </w:rPr>
-      </w:pPr>
-    </w:p>
-    <w:p>
-      <w:pPr>
-        <w:rPr>
-          <w:lang w:val="en-US"/>
-        </w:rPr>
-      </w:pPr>
-      <w:r>
-        <w:rPr>
-          <w:lang w:val="en-US"/>
-        </w:rPr>
-        <w:t>Map – Ánh Xạ:</w:t>
-      </w:r>
-    </w:p>
-    <w:p>
-      <w:pPr>
-        <w:pStyle w:val="ListParagraph"/>
-        <w:numPr>
-          <w:ilvl w:val="0"/>
-          <w:numId w:val="6"/>
-        </w:numPr>
-        <w:rPr>
-          <w:lang w:val="en-US"/>
-        </w:rPr>
-      </w:pPr>
-      <w:r>
-        <w:rPr>
-          <w:lang w:val="en-US"/>
-        </w:rPr>
-        <w:t>Ánh Xạ Là Gì?</w:t>
-      </w:r>
-    </w:p>
-    <w:p>
-      <w:pPr>
-        <w:pStyle w:val="ListParagraph"/>
-        <w:numPr>
-          <w:ilvl w:val="0"/>
-          <w:numId w:val="3"/>
-        </w:numPr>
-        <w:rPr>
-          <w:lang w:val="en-US"/>
-        </w:rPr>
-      </w:pPr>
-      <w:r>
-        <w:rPr>
-          <w:lang w:val="en-US"/>
-        </w:rPr>
-        <w:t>Cho tập A và B, phép biến đổi mỗi phần tử trong A thành 1 phần tử nào đó trong B được gọi là ánh xạ</w:t>
-      </w:r>
-    </w:p>
-    <w:p>
-      <w:pPr>
-        <w:pStyle w:val="ListParagraph"/>
-        <w:numPr>
-          <w:ilvl w:val="0"/>
-          <w:numId w:val="6"/>
-        </w:numPr>
-        <w:rPr>
-          <w:lang w:val="en-US"/>
-        </w:rPr>
-      </w:pPr>
-      <w:r>
-        <w:rPr>
-          <w:lang w:val="en-US"/>
-        </w:rPr>
-        <w:t>Đơn Ánh (Injection) Là Gì?</w:t>
-      </w:r>
-    </w:p>
-    <w:p>
-      <w:pPr>
-        <w:pStyle w:val="ListParagraph"/>
-        <w:numPr>
-          <w:ilvl w:val="0"/>
-          <w:numId w:val="3"/>
-        </w:numPr>
-        <w:rPr>
-          <w:lang w:val="en-US"/>
-        </w:rPr>
-      </w:pPr>
-      <w:r>
-        <w:rPr>
-          <w:lang w:val="en-US"/>
-        </w:rPr>
-        <w:t>Ánh xạ từ A tới B, 1 – 1, B có thể không hết</w:t>
-      </w:r>
-    </w:p>
-    <w:p>
-      <w:pPr>
-        <w:pStyle w:val="ListParagraph"/>
-        <w:numPr>
-          <w:ilvl w:val="0"/>
-          <w:numId w:val="6"/>
-        </w:numPr>
-        <w:rPr>
-          <w:lang w:val="en-US"/>
-        </w:rPr>
-      </w:pPr>
-      <w:r>
-        <w:rPr>
-          <w:lang w:val="en-US"/>
-        </w:rPr>
-        <w:t>Toàn Ánh (Surjection) Là Gì?</w:t>
-      </w:r>
-    </w:p>
-    <w:p>
-      <w:pPr>
-        <w:pStyle w:val="ListParagraph"/>
-        <w:numPr>
-          <w:ilvl w:val="0"/>
-          <w:numId w:val="3"/>
-        </w:numPr>
-        <w:rPr>
-          <w:lang w:val="en-US"/>
-        </w:rPr>
-      </w:pPr>
-      <w:r>
-        <w:rPr>
-          <w:lang w:val="en-US"/>
-        </w:rPr>
-        <w:t xml:space="preserve">Ánh xạ từ A tới B, nhiều – 1, B hết </w:t>
-      </w:r>
-    </w:p>
-    <w:p>
-      <w:pPr>
-        <w:pStyle w:val="ListParagraph"/>
-        <w:numPr>
-          <w:ilvl w:val="0"/>
-          <w:numId w:val="6"/>
-        </w:numPr>
-        <w:rPr>
-          <w:lang w:val="en-US"/>
-        </w:rPr>
-      </w:pPr>
-      <w:r>
-        <w:rPr>
-          <w:lang w:val="en-US"/>
-        </w:rPr>
-        <w:t>Song Ánh (Bijection) Là Gì?</w:t>
-      </w:r>
-    </w:p>
-    <w:p>
-      <w:pPr>
-        <w:pStyle w:val="ListParagraph"/>
-        <w:numPr>
-          <w:ilvl w:val="0"/>
-          <w:numId w:val="3"/>
-        </w:numPr>
-        <w:rPr>
-          <w:lang w:val="en-US"/>
-        </w:rPr>
-      </w:pPr>
-      <w:r>
-        <w:rPr>
-          <w:lang w:val="en-US"/>
-        </w:rPr>
-        <w:t>Ánh xạ từ A tới B, 1 – 1, B hết</w:t>
-      </w:r>
-    </w:p>
-    <w:p>
-      <w:pPr>
-        <w:pStyle w:val="ListParagraph"/>
-        <w:numPr>
-          <w:ilvl w:val="0"/>
-          <w:numId w:val="6"/>
-        </w:numPr>
-        <w:rPr>
-          <w:lang w:val="en-US"/>
-        </w:rPr>
-      </w:pPr>
-      <w:r>
-        <w:rPr>
-          <w:lang w:val="en-US"/>
-        </w:rPr>
-        <w:t>Miền (Domain) Và Đối Miền (Codomain) Là Gì?</w:t>
-      </w:r>
-    </w:p>
-    <w:p>
-      <w:pPr>
-        <w:pStyle w:val="ListParagraph"/>
-        <w:numPr>
-          <w:ilvl w:val="0"/>
-          <w:numId w:val="3"/>
-        </w:numPr>
-        <w:rPr>
-          <w:lang w:val="en-US"/>
-        </w:rPr>
-      </w:pPr>
-      <w:r>
-        <w:rPr>
-          <w:lang w:val="en-US"/>
-        </w:rPr>
-        <w:t>Ví dụ</w:t>
-      </w:r>
-    </w:p>
-    <w:p>
-      <w:pPr>
-        <w:pStyle w:val="ListParagraph"/>
-        <w:numPr>
-          <w:ilvl w:val="0"/>
-          <w:numId w:val="3"/>
-        </w:numPr>
-        <w:rPr>
-          <w:lang w:val="en-US"/>
-        </w:rPr>
-      </w:pPr>
-      <w:r>
-        <w:rPr>
-          <w:lang w:val="en-US"/>
-        </w:rPr>
-        <w:t>Xét ánh xạ từ A là tập số thực tới B là tập số ảo</w:t>
-      </w:r>
-    </w:p>
-    <w:p>
-      <w:pPr>
-        <w:pStyle w:val="ListParagraph"/>
-        <w:pBdr>
-          <w:top w:val="single" w:sz="4" w:space="1" w:color="auto"/>
-          <w:left w:val="single" w:sz="4" w:space="4" w:color="auto"/>
-          <w:bottom w:val="single" w:sz="4" w:space="1" w:color="auto"/>
-          <w:right w:val="single" w:sz="4" w:space="4" w:color="auto"/>
-        </w:pBdr>
-        <w:ind w:left="1080"/>
-        <w:rPr>
-          <w:rFonts w:ascii="Cambria Math" w:hAnsi="Cambria Math"/>
-          <w:lang w:val="en-US"/>
-          <w:oMath/>
-        </w:rPr>
-      </w:pPr>
-      <m:oMathPara>
-        <m:oMathParaPr>
-          <m:jc m:val="left"/>
-        </m:oMathParaPr>
-        <m:oMath>
-          <m:r>
-            <w:rPr>
-              <w:rFonts w:ascii="Cambria Math" w:hAnsi="Cambria Math"/>
-              <w:lang w:val="en-US"/>
-            </w:rPr>
+            <w:lastRenderedPageBreak/>
             <m:t>f</m:t>
           </m:r>
           <m:r>
@@ -979,7 +1078,6 @@
           <w:rFonts w:eastAsiaTheme="minorEastAsia"/>
           <w:lang w:val="en-US"/>
         </w:rPr>
-        <w:lastRenderedPageBreak/>
         <w:t>Còn gọi là ánh xạ tuyến tính</w:t>
       </w:r>
     </w:p>
@@ -1188,8 +1286,6 @@
         </w:rPr>
         <w:t>)</w:t>
       </w:r>
-      <w:bookmarkStart w:id="0" w:name="_GoBack"/>
-      <w:bookmarkEnd w:id="0"/>
     </w:p>
     <w:p>
       <w:pPr>
@@ -1939,6 +2035,7 @@
           <w:rFonts w:eastAsiaTheme="minorEastAsia"/>
           <w:lang w:val="en-US"/>
         </w:rPr>
+        <w:lastRenderedPageBreak/>
         <w:tab/>
       </w:r>
       <w:r>
@@ -2010,7 +2107,6 @@
           <w:rFonts w:eastAsiaTheme="minorEastAsia"/>
           <w:lang w:val="en-US"/>
         </w:rPr>
-        <w:lastRenderedPageBreak/>
         <w:tab/>
       </w:r>
       <w:r>
@@ -3361,6 +3457,7 @@
           <w:rFonts w:eastAsiaTheme="minorEastAsia"/>
           <w:lang w:val="en-US"/>
         </w:rPr>
+        <w:lastRenderedPageBreak/>
         <w:t>Alternating</w:t>
       </w:r>
       <w:r>
@@ -3455,7 +3552,6 @@
           <w:rFonts w:eastAsiaTheme="minorEastAsia"/>
           <w:lang w:val="en-US"/>
         </w:rPr>
-        <w:lastRenderedPageBreak/>
         <w:tab/>
         <w:t>Def:</w:t>
       </w:r>
@@ -4942,6 +5038,7 @@
           <w:rFonts w:eastAsiaTheme="minorEastAsia"/>
           <w:lang w:val="en-US"/>
         </w:rPr>
+        <w:lastRenderedPageBreak/>
         <w:tab/>
         <w:t>Def:</w:t>
       </w:r>
@@ -5026,7 +5123,6 @@
           <w:rFonts w:eastAsiaTheme="minorEastAsia"/>
           <w:lang w:val="en-US"/>
         </w:rPr>
-        <w:lastRenderedPageBreak/>
         <w:t>Có thể không tạo thành một Subgroup</w:t>
       </w:r>
     </w:p>
@@ -6381,6 +6477,7 @@
           <w:rFonts w:eastAsiaTheme="minorEastAsia"/>
           <w:lang w:val="en-US"/>
         </w:rPr>
+        <w:lastRenderedPageBreak/>
         <w:tab/>
         <w:t>Def:</w:t>
       </w:r>
@@ -6478,7 +6575,6 @@
           <w:rFonts w:eastAsiaTheme="minorEastAsia"/>
           <w:lang w:val="en-US"/>
         </w:rPr>
-        <w:lastRenderedPageBreak/>
         <w:t>Commutator:</w:t>
       </w:r>
     </w:p>
@@ -8175,6 +8271,7 @@
           <w:rFonts w:eastAsiaTheme="minorEastAsia"/>
           <w:lang w:val="en-US"/>
         </w:rPr>
+        <w:lastRenderedPageBreak/>
         <w:t xml:space="preserve">hoán vị vì nhóm </w:t>
       </w:r>
       <m:oMath>
@@ -8352,7 +8449,6 @@
           <w:rFonts w:eastAsiaTheme="minorEastAsia"/>
           <w:lang w:val="en-US"/>
         </w:rPr>
-        <w:lastRenderedPageBreak/>
         <w:t xml:space="preserve"> </w:t>
       </w:r>
       <w:r>
@@ -9437,7 +9533,7 @@
 </file>
 
 <file path=word/endnotes.xml><?xml version="1.0" encoding="utf-8"?>
-<w:endnotes xmlns:wpc="http://schemas.microsoft.com/office/word/2010/wordprocessingCanvas" xmlns:mc="http://schemas.openxmlformats.org/markup-compatibility/2006" xmlns:o="urn:schemas-microsoft-com:office:office" xmlns:r="http://schemas.openxmlformats.org/officeDocument/2006/relationships" xmlns:m="http://schemas.openxmlformats.org/officeDocument/2006/math" xmlns:v="urn:schemas-microsoft-com:vml" xmlns:wp14="http://schemas.microsoft.com/office/word/2010/wordprocessingDrawing" xmlns:wp="http://schemas.openxmlformats.org/drawingml/2006/wordprocessingDrawing" xmlns:w10="urn:schemas-microsoft-com:office:word" xmlns:w="http://schemas.openxmlformats.org/wordprocessingml/2006/main" xmlns:w14="http://schemas.microsoft.com/office/word/2010/wordml" xmlns:wpg="http://schemas.microsoft.com/office/word/2010/wordprocessingGroup" xmlns:wpi="http://schemas.microsoft.com/office/word/2010/wordprocessingInk" xmlns:wne="http://schemas.microsoft.com/office/word/2006/wordml" xmlns:wps="http://schemas.microsoft.com/office/word/2010/wordprocessingShape" mc:Ignorable="w14 wp14">
+<w:endnotes xmlns:wpc="http://schemas.microsoft.com/office/word/2010/wordprocessingCanvas" xmlns:cx="http://schemas.microsoft.com/office/drawing/2014/chartex" xmlns:cx1="http://schemas.microsoft.com/office/drawing/2015/9/8/chartex" xmlns:cx2="http://schemas.microsoft.com/office/drawing/2015/10/21/chartex" xmlns:cx3="http://schemas.microsoft.com/office/drawing/2016/5/9/chartex" xmlns:cx4="http://schemas.microsoft.com/office/drawing/2016/5/10/chartex" xmlns:cx5="http://schemas.microsoft.com/office/drawing/2016/5/11/chartex" xmlns:cx6="http://schemas.microsoft.com/office/drawing/2016/5/12/chartex" xmlns:cx7="http://schemas.microsoft.com/office/drawing/2016/5/13/chartex" xmlns:cx8="http://schemas.microsoft.com/office/drawing/2016/5/14/chartex" xmlns:mc="http://schemas.openxmlformats.org/markup-compatibility/2006" xmlns:aink="http://schemas.microsoft.com/office/drawing/2016/ink" xmlns:am3d="http://schemas.microsoft.com/office/drawing/2017/model3d" xmlns:o="urn:schemas-microsoft-com:office:office" xmlns:oel="http://schemas.microsoft.com/office/2019/extlst" xmlns:r="http://schemas.openxmlformats.org/officeDocument/2006/relationships" xmlns:m="http://schemas.openxmlformats.org/officeDocument/2006/math" xmlns:v="urn:schemas-microsoft-com:vml" xmlns:wp14="http://schemas.microsoft.com/office/word/2010/wordprocessingDrawing" xmlns:wp="http://schemas.openxmlformats.org/drawingml/2006/wordprocessingDrawing" xmlns:w10="urn:schemas-microsoft-com:office:word" xmlns:w="http://schemas.openxmlformats.org/wordprocessingml/2006/main" xmlns:w14="http://schemas.microsoft.com/office/word/2010/wordml" xmlns:w15="http://schemas.microsoft.com/office/word/2012/wordml" xmlns:w16cex="http://schemas.microsoft.com/office/word/2018/wordml/cex" xmlns:w16cid="http://schemas.microsoft.com/office/word/2016/wordml/cid" xmlns:w16="http://schemas.microsoft.com/office/word/2018/wordml" xmlns:w16sdtdh="http://schemas.microsoft.com/office/word/2020/wordml/sdtdatahash" xmlns:w16se="http://schemas.microsoft.com/office/word/2015/wordml/symex" xmlns:wpg="http://schemas.microsoft.com/office/word/2010/wordprocessingGroup" xmlns:wpi="http://schemas.microsoft.com/office/word/2010/wordprocessingInk" xmlns:wne="http://schemas.microsoft.com/office/word/2006/wordml" xmlns:wps="http://schemas.microsoft.com/office/word/2010/wordprocessingShape" mc:Ignorable="w14 w15 w16se w16cid w16 w16cex w16sdtdh wp14">
   <w:endnote w:type="separator" w:id="-1">
     <w:p>
       <w:pPr>
@@ -9462,7 +9558,7 @@
 </file>
 
 <file path=word/footnotes.xml><?xml version="1.0" encoding="utf-8"?>
-<w:footnotes xmlns:wpc="http://schemas.microsoft.com/office/word/2010/wordprocessingCanvas" xmlns:mc="http://schemas.openxmlformats.org/markup-compatibility/2006" xmlns:o="urn:schemas-microsoft-com:office:office" xmlns:r="http://schemas.openxmlformats.org/officeDocument/2006/relationships" xmlns:m="http://schemas.openxmlformats.org/officeDocument/2006/math" xmlns:v="urn:schemas-microsoft-com:vml" xmlns:wp14="http://schemas.microsoft.com/office/word/2010/wordprocessingDrawing" xmlns:wp="http://schemas.openxmlformats.org/drawingml/2006/wordprocessingDrawing" xmlns:w10="urn:schemas-microsoft-com:office:word" xmlns:w="http://schemas.openxmlformats.org/wordprocessingml/2006/main" xmlns:w14="http://schemas.microsoft.com/office/word/2010/wordml" xmlns:wpg="http://schemas.microsoft.com/office/word/2010/wordprocessingGroup" xmlns:wpi="http://schemas.microsoft.com/office/word/2010/wordprocessingInk" xmlns:wne="http://schemas.microsoft.com/office/word/2006/wordml" xmlns:wps="http://schemas.microsoft.com/office/word/2010/wordprocessingShape" mc:Ignorable="w14 wp14">
+<w:footnotes xmlns:wpc="http://schemas.microsoft.com/office/word/2010/wordprocessingCanvas" xmlns:cx="http://schemas.microsoft.com/office/drawing/2014/chartex" xmlns:cx1="http://schemas.microsoft.com/office/drawing/2015/9/8/chartex" xmlns:cx2="http://schemas.microsoft.com/office/drawing/2015/10/21/chartex" xmlns:cx3="http://schemas.microsoft.com/office/drawing/2016/5/9/chartex" xmlns:cx4="http://schemas.microsoft.com/office/drawing/2016/5/10/chartex" xmlns:cx5="http://schemas.microsoft.com/office/drawing/2016/5/11/chartex" xmlns:cx6="http://schemas.microsoft.com/office/drawing/2016/5/12/chartex" xmlns:cx7="http://schemas.microsoft.com/office/drawing/2016/5/13/chartex" xmlns:cx8="http://schemas.microsoft.com/office/drawing/2016/5/14/chartex" xmlns:mc="http://schemas.openxmlformats.org/markup-compatibility/2006" xmlns:aink="http://schemas.microsoft.com/office/drawing/2016/ink" xmlns:am3d="http://schemas.microsoft.com/office/drawing/2017/model3d" xmlns:o="urn:schemas-microsoft-com:office:office" xmlns:oel="http://schemas.microsoft.com/office/2019/extlst" xmlns:r="http://schemas.openxmlformats.org/officeDocument/2006/relationships" xmlns:m="http://schemas.openxmlformats.org/officeDocument/2006/math" xmlns:v="urn:schemas-microsoft-com:vml" xmlns:wp14="http://schemas.microsoft.com/office/word/2010/wordprocessingDrawing" xmlns:wp="http://schemas.openxmlformats.org/drawingml/2006/wordprocessingDrawing" xmlns:w10="urn:schemas-microsoft-com:office:word" xmlns:w="http://schemas.openxmlformats.org/wordprocessingml/2006/main" xmlns:w14="http://schemas.microsoft.com/office/word/2010/wordml" xmlns:w15="http://schemas.microsoft.com/office/word/2012/wordml" xmlns:w16cex="http://schemas.microsoft.com/office/word/2018/wordml/cex" xmlns:w16cid="http://schemas.microsoft.com/office/word/2016/wordml/cid" xmlns:w16="http://schemas.microsoft.com/office/word/2018/wordml" xmlns:w16sdtdh="http://schemas.microsoft.com/office/word/2020/wordml/sdtdatahash" xmlns:w16se="http://schemas.microsoft.com/office/word/2015/wordml/symex" xmlns:wpg="http://schemas.microsoft.com/office/word/2010/wordprocessingGroup" xmlns:wpi="http://schemas.microsoft.com/office/word/2010/wordprocessingInk" xmlns:wne="http://schemas.microsoft.com/office/word/2006/wordml" xmlns:wps="http://schemas.microsoft.com/office/word/2010/wordprocessingShape" mc:Ignorable="w14 w15 w16se w16cid w16 w16cex w16sdtdh wp14">
   <w:footnote w:type="separator" w:id="-1">
     <w:p>
       <w:pPr>
@@ -9487,8 +9583,8 @@
 </file>
 
 <file path=word/numbering.xml><?xml version="1.0" encoding="utf-8"?>
-<w:numbering xmlns:wpc="http://schemas.microsoft.com/office/word/2010/wordprocessingCanvas" xmlns:mc="http://schemas.openxmlformats.org/markup-compatibility/2006" xmlns:o="urn:schemas-microsoft-com:office:office" xmlns:r="http://schemas.openxmlformats.org/officeDocument/2006/relationships" xmlns:m="http://schemas.openxmlformats.org/officeDocument/2006/math" xmlns:v="urn:schemas-microsoft-com:vml" xmlns:wp14="http://schemas.microsoft.com/office/word/2010/wordprocessingDrawing" xmlns:wp="http://schemas.openxmlformats.org/drawingml/2006/wordprocessingDrawing" xmlns:w10="urn:schemas-microsoft-com:office:word" xmlns:w="http://schemas.openxmlformats.org/wordprocessingml/2006/main" xmlns:w14="http://schemas.microsoft.com/office/word/2010/wordml" xmlns:wpg="http://schemas.microsoft.com/office/word/2010/wordprocessingGroup" xmlns:wpi="http://schemas.microsoft.com/office/word/2010/wordprocessingInk" xmlns:wne="http://schemas.microsoft.com/office/word/2006/wordml" xmlns:wps="http://schemas.microsoft.com/office/word/2010/wordprocessingShape" mc:Ignorable="w14 wp14">
-  <w:abstractNum w:abstractNumId="0">
+<w:numbering xmlns:wpc="http://schemas.microsoft.com/office/word/2010/wordprocessingCanvas" xmlns:cx="http://schemas.microsoft.com/office/drawing/2014/chartex" xmlns:cx1="http://schemas.microsoft.com/office/drawing/2015/9/8/chartex" xmlns:cx2="http://schemas.microsoft.com/office/drawing/2015/10/21/chartex" xmlns:cx3="http://schemas.microsoft.com/office/drawing/2016/5/9/chartex" xmlns:cx4="http://schemas.microsoft.com/office/drawing/2016/5/10/chartex" xmlns:cx5="http://schemas.microsoft.com/office/drawing/2016/5/11/chartex" xmlns:cx6="http://schemas.microsoft.com/office/drawing/2016/5/12/chartex" xmlns:cx7="http://schemas.microsoft.com/office/drawing/2016/5/13/chartex" xmlns:cx8="http://schemas.microsoft.com/office/drawing/2016/5/14/chartex" xmlns:mc="http://schemas.openxmlformats.org/markup-compatibility/2006" xmlns:aink="http://schemas.microsoft.com/office/drawing/2016/ink" xmlns:am3d="http://schemas.microsoft.com/office/drawing/2017/model3d" xmlns:o="urn:schemas-microsoft-com:office:office" xmlns:oel="http://schemas.microsoft.com/office/2019/extlst" xmlns:r="http://schemas.openxmlformats.org/officeDocument/2006/relationships" xmlns:m="http://schemas.openxmlformats.org/officeDocument/2006/math" xmlns:v="urn:schemas-microsoft-com:vml" xmlns:wp14="http://schemas.microsoft.com/office/word/2010/wordprocessingDrawing" xmlns:wp="http://schemas.openxmlformats.org/drawingml/2006/wordprocessingDrawing" xmlns:w10="urn:schemas-microsoft-com:office:word" xmlns:w="http://schemas.openxmlformats.org/wordprocessingml/2006/main" xmlns:w14="http://schemas.microsoft.com/office/word/2010/wordml" xmlns:w15="http://schemas.microsoft.com/office/word/2012/wordml" xmlns:w16cex="http://schemas.microsoft.com/office/word/2018/wordml/cex" xmlns:w16cid="http://schemas.microsoft.com/office/word/2016/wordml/cid" xmlns:w16="http://schemas.microsoft.com/office/word/2018/wordml" xmlns:w16sdtdh="http://schemas.microsoft.com/office/word/2020/wordml/sdtdatahash" xmlns:w16se="http://schemas.microsoft.com/office/word/2015/wordml/symex" xmlns:wpg="http://schemas.microsoft.com/office/word/2010/wordprocessingGroup" xmlns:wpi="http://schemas.microsoft.com/office/word/2010/wordprocessingInk" xmlns:wne="http://schemas.microsoft.com/office/word/2006/wordml" xmlns:wps="http://schemas.microsoft.com/office/word/2010/wordprocessingShape" mc:Ignorable="w14 w15 w16se w16cid w16 w16cex w16sdtdh wp14">
+  <w:abstractNum w:abstractNumId="0" w15:restartNumberingAfterBreak="0">
     <w:nsid w:val="03FC15C5"/>
     <w:multiLevelType w:val="hybridMultilevel"/>
     <w:tmpl w:val="DC92820A"/>
@@ -9577,7 +9673,96 @@
       </w:pPr>
     </w:lvl>
   </w:abstractNum>
-  <w:abstractNum w:abstractNumId="1">
+  <w:abstractNum w:abstractNumId="1" w15:restartNumberingAfterBreak="0">
+    <w:nsid w:val="361B6474"/>
+    <w:multiLevelType w:val="hybridMultilevel"/>
+    <w:tmpl w:val="A6987D86"/>
+    <w:lvl w:ilvl="0" w:tplc="59044B4A">
+      <w:start w:val="1"/>
+      <w:numFmt w:val="decimal"/>
+      <w:lvlText w:val="%1."/>
+      <w:lvlJc w:val="left"/>
+      <w:pPr>
+        <w:ind w:left="1080" w:hanging="360"/>
+      </w:pPr>
+      <w:rPr>
+        <w:rFonts w:hint="default"/>
+      </w:rPr>
+    </w:lvl>
+    <w:lvl w:ilvl="1" w:tplc="04090019" w:tentative="1">
+      <w:start w:val="1"/>
+      <w:numFmt w:val="lowerLetter"/>
+      <w:lvlText w:val="%2."/>
+      <w:lvlJc w:val="left"/>
+      <w:pPr>
+        <w:ind w:left="1800" w:hanging="360"/>
+      </w:pPr>
+    </w:lvl>
+    <w:lvl w:ilvl="2" w:tplc="0409001B" w:tentative="1">
+      <w:start w:val="1"/>
+      <w:numFmt w:val="lowerRoman"/>
+      <w:lvlText w:val="%3."/>
+      <w:lvlJc w:val="right"/>
+      <w:pPr>
+        <w:ind w:left="2520" w:hanging="180"/>
+      </w:pPr>
+    </w:lvl>
+    <w:lvl w:ilvl="3" w:tplc="0409000F" w:tentative="1">
+      <w:start w:val="1"/>
+      <w:numFmt w:val="decimal"/>
+      <w:lvlText w:val="%4."/>
+      <w:lvlJc w:val="left"/>
+      <w:pPr>
+        <w:ind w:left="3240" w:hanging="360"/>
+      </w:pPr>
+    </w:lvl>
+    <w:lvl w:ilvl="4" w:tplc="04090019" w:tentative="1">
+      <w:start w:val="1"/>
+      <w:numFmt w:val="lowerLetter"/>
+      <w:lvlText w:val="%5."/>
+      <w:lvlJc w:val="left"/>
+      <w:pPr>
+        <w:ind w:left="3960" w:hanging="360"/>
+      </w:pPr>
+    </w:lvl>
+    <w:lvl w:ilvl="5" w:tplc="0409001B" w:tentative="1">
+      <w:start w:val="1"/>
+      <w:numFmt w:val="lowerRoman"/>
+      <w:lvlText w:val="%6."/>
+      <w:lvlJc w:val="right"/>
+      <w:pPr>
+        <w:ind w:left="4680" w:hanging="180"/>
+      </w:pPr>
+    </w:lvl>
+    <w:lvl w:ilvl="6" w:tplc="0409000F" w:tentative="1">
+      <w:start w:val="1"/>
+      <w:numFmt w:val="decimal"/>
+      <w:lvlText w:val="%7."/>
+      <w:lvlJc w:val="left"/>
+      <w:pPr>
+        <w:ind w:left="5400" w:hanging="360"/>
+      </w:pPr>
+    </w:lvl>
+    <w:lvl w:ilvl="7" w:tplc="04090019" w:tentative="1">
+      <w:start w:val="1"/>
+      <w:numFmt w:val="lowerLetter"/>
+      <w:lvlText w:val="%8."/>
+      <w:lvlJc w:val="left"/>
+      <w:pPr>
+        <w:ind w:left="6120" w:hanging="360"/>
+      </w:pPr>
+    </w:lvl>
+    <w:lvl w:ilvl="8" w:tplc="0409001B" w:tentative="1">
+      <w:start w:val="1"/>
+      <w:numFmt w:val="lowerRoman"/>
+      <w:lvlText w:val="%9."/>
+      <w:lvlJc w:val="right"/>
+      <w:pPr>
+        <w:ind w:left="6840" w:hanging="180"/>
+      </w:pPr>
+    </w:lvl>
+  </w:abstractNum>
+  <w:abstractNum w:abstractNumId="2" w15:restartNumberingAfterBreak="0">
     <w:nsid w:val="47BB2182"/>
     <w:multiLevelType w:val="hybridMultilevel"/>
     <w:tmpl w:val="3E9A12DE"/>
@@ -9689,7 +9874,7 @@
       </w:rPr>
     </w:lvl>
   </w:abstractNum>
-  <w:abstractNum w:abstractNumId="2">
+  <w:abstractNum w:abstractNumId="3" w15:restartNumberingAfterBreak="0">
     <w:nsid w:val="526F2184"/>
     <w:multiLevelType w:val="hybridMultilevel"/>
     <w:tmpl w:val="8230CB94"/>
@@ -9802,7 +9987,7 @@
       </w:rPr>
     </w:lvl>
   </w:abstractNum>
-  <w:abstractNum w:abstractNumId="3">
+  <w:abstractNum w:abstractNumId="4" w15:restartNumberingAfterBreak="0">
     <w:nsid w:val="53AA742C"/>
     <w:multiLevelType w:val="hybridMultilevel"/>
     <w:tmpl w:val="B0542BB8"/>
@@ -9891,7 +10076,7 @@
       </w:pPr>
     </w:lvl>
   </w:abstractNum>
-  <w:abstractNum w:abstractNumId="4">
+  <w:abstractNum w:abstractNumId="5" w15:restartNumberingAfterBreak="0">
     <w:nsid w:val="53E07783"/>
     <w:multiLevelType w:val="hybridMultilevel"/>
     <w:tmpl w:val="688C4260"/>
@@ -10004,7 +10189,7 @@
       </w:rPr>
     </w:lvl>
   </w:abstractNum>
-  <w:abstractNum w:abstractNumId="5">
+  <w:abstractNum w:abstractNumId="6" w15:restartNumberingAfterBreak="0">
     <w:nsid w:val="77750840"/>
     <w:multiLevelType w:val="hybridMultilevel"/>
     <w:tmpl w:val="D20467E2"/>
@@ -10093,29 +10278,32 @@
       </w:pPr>
     </w:lvl>
   </w:abstractNum>
-  <w:num w:numId="1">
-    <w:abstractNumId w:val="1"/>
+  <w:num w:numId="1" w16cid:durableId="1078282097">
+    <w:abstractNumId w:val="2"/>
   </w:num>
-  <w:num w:numId="2">
+  <w:num w:numId="2" w16cid:durableId="1543635047">
+    <w:abstractNumId w:val="6"/>
+  </w:num>
+  <w:num w:numId="3" w16cid:durableId="207185790">
+    <w:abstractNumId w:val="3"/>
+  </w:num>
+  <w:num w:numId="4" w16cid:durableId="1354989111">
     <w:abstractNumId w:val="5"/>
   </w:num>
-  <w:num w:numId="3">
-    <w:abstractNumId w:val="2"/>
-  </w:num>
-  <w:num w:numId="4">
+  <w:num w:numId="5" w16cid:durableId="541597901">
     <w:abstractNumId w:val="4"/>
   </w:num>
-  <w:num w:numId="5">
-    <w:abstractNumId w:val="3"/>
+  <w:num w:numId="6" w16cid:durableId="98376153">
+    <w:abstractNumId w:val="0"/>
   </w:num>
-  <w:num w:numId="6">
-    <w:abstractNumId w:val="0"/>
+  <w:num w:numId="7" w16cid:durableId="723718832">
+    <w:abstractNumId w:val="1"/>
   </w:num>
 </w:numbering>
 </file>
 
 <file path=word/styles.xml><?xml version="1.0" encoding="utf-8"?>
-<w:styles xmlns:mc="http://schemas.openxmlformats.org/markup-compatibility/2006" xmlns:r="http://schemas.openxmlformats.org/officeDocument/2006/relationships" xmlns:w="http://schemas.openxmlformats.org/wordprocessingml/2006/main" xmlns:w14="http://schemas.microsoft.com/office/word/2010/wordml" mc:Ignorable="w14">
+<w:styles xmlns:mc="http://schemas.openxmlformats.org/markup-compatibility/2006" xmlns:r="http://schemas.openxmlformats.org/officeDocument/2006/relationships" xmlns:w="http://schemas.openxmlformats.org/wordprocessingml/2006/main" xmlns:w14="http://schemas.microsoft.com/office/word/2010/wordml" xmlns:w15="http://schemas.microsoft.com/office/word/2012/wordml" xmlns:w16cex="http://schemas.microsoft.com/office/word/2018/wordml/cex" xmlns:w16cid="http://schemas.microsoft.com/office/word/2016/wordml/cid" xmlns:w16="http://schemas.microsoft.com/office/word/2018/wordml" xmlns:w16sdtdh="http://schemas.microsoft.com/office/word/2020/wordml/sdtdatahash" xmlns:w16se="http://schemas.microsoft.com/office/word/2015/wordml/symex" mc:Ignorable="w14 w15 w16se w16cid w16 w16cex w16sdtdh">
   <w:docDefaults>
     <w:rPrDefault>
       <w:rPr>
@@ -10131,429 +10319,383 @@
       </w:pPr>
     </w:pPrDefault>
   </w:docDefaults>
-  <w:latentStyles w:defLockedState="0" w:defUIPriority="99" w:defSemiHidden="1" w:defUnhideWhenUsed="1" w:defQFormat="0" w:count="267">
-    <w:lsdException w:name="Normal" w:semiHidden="0" w:uiPriority="0" w:unhideWhenUsed="0" w:qFormat="1"/>
-    <w:lsdException w:name="heading 1" w:semiHidden="0" w:uiPriority="9" w:unhideWhenUsed="0" w:qFormat="1"/>
-    <w:lsdException w:name="heading 2" w:uiPriority="9" w:qFormat="1"/>
-    <w:lsdException w:name="heading 3" w:uiPriority="9" w:qFormat="1"/>
-    <w:lsdException w:name="heading 4" w:uiPriority="9" w:qFormat="1"/>
-    <w:lsdException w:name="heading 5" w:uiPriority="9" w:qFormat="1"/>
-    <w:lsdException w:name="heading 6" w:uiPriority="9" w:qFormat="1"/>
-    <w:lsdException w:name="heading 7" w:uiPriority="9" w:qFormat="1"/>
-    <w:lsdException w:name="heading 8" w:uiPriority="9" w:qFormat="1"/>
-    <w:lsdException w:name="heading 9" w:uiPriority="9" w:qFormat="1"/>
-    <w:lsdException w:name="toc 1" w:uiPriority="39"/>
-    <w:lsdException w:name="toc 2" w:uiPriority="39"/>
-    <w:lsdException w:name="toc 3" w:uiPriority="39"/>
-    <w:lsdException w:name="toc 4" w:uiPriority="39"/>
-    <w:lsdException w:name="toc 5" w:uiPriority="39"/>
-    <w:lsdException w:name="toc 6" w:uiPriority="39"/>
-    <w:lsdException w:name="toc 7" w:uiPriority="39"/>
-    <w:lsdException w:name="toc 8" w:uiPriority="39"/>
-    <w:lsdException w:name="toc 9" w:uiPriority="39"/>
-    <w:lsdException w:name="caption" w:uiPriority="35" w:qFormat="1"/>
-    <w:lsdException w:name="Title" w:semiHidden="0" w:uiPriority="10" w:unhideWhenUsed="0" w:qFormat="1"/>
-    <w:lsdException w:name="Default Paragraph Font" w:uiPriority="1"/>
-    <w:lsdException w:name="Subtitle" w:semiHidden="0" w:uiPriority="11" w:unhideWhenUsed="0" w:qFormat="1"/>
-    <w:lsdException w:name="Strong" w:semiHidden="0" w:uiPriority="22" w:unhideWhenUsed="0" w:qFormat="1"/>
-    <w:lsdException w:name="Emphasis" w:semiHidden="0" w:uiPriority="20" w:unhideWhenUsed="0" w:qFormat="1"/>
-    <w:lsdException w:name="Table Grid" w:semiHidden="0" w:uiPriority="59" w:unhideWhenUsed="0"/>
-    <w:lsdException w:name="Placeholder Text" w:unhideWhenUsed="0"/>
-    <w:lsdException w:name="No Spacing" w:semiHidden="0" w:uiPriority="1" w:unhideWhenUsed="0" w:qFormat="1"/>
-    <w:lsdException w:name="Light Shading" w:semiHidden="0" w:uiPriority="60" w:unhideWhenUsed="0"/>
-    <w:lsdException w:name="Light List" w:semiHidden="0" w:uiPriority="61" w:unhideWhenUsed="0"/>
-    <w:lsdException w:name="Light Grid" w:semiHidden="0" w:uiPriority="62" w:unhideWhenUsed="0"/>
-    <w:lsdException w:name="Medium Shading 1" w:semiHidden="0" w:uiPriority="63" w:unhideWhenUsed="0"/>
-    <w:lsdException w:name="Medium Shading 2" w:semiHidden="0" w:uiPriority="64" w:unhideWhenUsed="0"/>
-    <w:lsdException w:name="Medium List 1" w:semiHidden="0" w:uiPriority="65" w:unhideWhenUsed="0"/>
-    <w:lsdException w:name="Medium List 2" w:semiHidden="0" w:uiPriority="66" w:unhideWhenUsed="0"/>
-    <w:lsdException w:name="Medium Grid 1" w:semiHidden="0" w:uiPriority="67" w:unhideWhenUsed="0"/>
-    <w:lsdException w:name="Medium Grid 2" w:semiHidden="0" w:uiPriority="68" w:unhideWhenUsed="0"/>
-    <w:lsdException w:name="Medium Grid 3" w:semiHidden="0" w:uiPriority="69" w:unhideWhenUsed="0"/>
-    <w:lsdException w:name="Dark List" w:semiHidden="0" w:uiPriority="70" w:unhideWhenUsed="0"/>
-    <w:lsdException w:name="Colorful Shading" w:semiHidden="0" w:uiPriority="71" w:unhideWhenUsed="0"/>
-    <w:lsdException w:name="Colorful List" w:semiHidden="0" w:uiPriority="72" w:unhideWhenUsed="0"/>
-    <w:lsdException w:name="Colorful Grid" w:semiHidden="0" w:uiPriority="73" w:unhideWhenUsed="0"/>
-    <w:lsdException w:name="Light Shading Accent 1" w:semiHidden="0" w:uiPriority="60" w:unhideWhenUsed="0"/>
-    <w:lsdException w:name="Light List Accent 1" w:semiHidden="0" w:uiPriority="61" w:unhideWhenUsed="0"/>
-    <w:lsdException w:name="Light Grid Accent 1" w:semiHidden="0" w:uiPriority="62" w:unhideWhenUsed="0"/>
-    <w:lsdException w:name="Medium Shading 1 Accent 1" w:semiHidden="0" w:uiPriority="63" w:unhideWhenUsed="0"/>
-    <w:lsdException w:name="Medium Shading 2 Accent 1" w:semiHidden="0" w:uiPriority="64" w:unhideWhenUsed="0"/>
-    <w:lsdException w:name="Medium List 1 Accent 1" w:semiHidden="0" w:uiPriority="65" w:unhideWhenUsed="0"/>
-    <w:lsdException w:name="Revision" w:unhideWhenUsed="0"/>
-    <w:lsdException w:name="List Paragraph" w:semiHidden="0" w:uiPriority="34" w:unhideWhenUsed="0" w:qFormat="1"/>
-    <w:lsdException w:name="Quote" w:semiHidden="0" w:uiPriority="29" w:unhideWhenUsed="0" w:qFormat="1"/>
-    <w:lsdException w:name="Intense Quote" w:semiHidden="0" w:uiPriority="30" w:unhideWhenUsed="0" w:qFormat="1"/>
-    <w:lsdException w:name="Medium List 2 Accent 1" w:semiHidden="0" w:uiPriority="66" w:unhideWhenUsed="0"/>
-    <w:lsdException w:name="Medium Grid 1 Accent 1" w:semiHidden="0" w:uiPriority="67" w:unhideWhenUsed="0"/>
-    <w:lsdException w:name="Medium Grid 2 Accent 1" w:semiHidden="0" w:uiPriority="68" w:unhideWhenUsed="0"/>
-    <w:lsdException w:name="Medium Grid 3 Accent 1" w:semiHidden="0" w:uiPriority="69" w:unhideWhenUsed="0"/>
-    <w:lsdException w:name="Dark List Accent 1" w:semiHidden="0" w:uiPriority="70" w:unhideWhenUsed="0"/>
-    <w:lsdException w:name="Colorful Shading Accent 1" w:semiHidden="0" w:uiPriority="71" w:unhideWhenUsed="0"/>
-    <w:lsdException w:name="Colorful List Accent 1" w:semiHidden="0" w:uiPriority="72" w:unhideWhenUsed="0"/>
-    <w:lsdException w:name="Colorful Grid Accent 1" w:semiHidden="0" w:uiPriority="73" w:unhideWhenUsed="0"/>
-    <w:lsdException w:name="Light Shading Accent 2" w:semiHidden="0" w:uiPriority="60" w:unhideWhenUsed="0"/>
-    <w:lsdException w:name="Light List Accent 2" w:semiHidden="0" w:uiPriority="61" w:unhideWhenUsed="0"/>
-    <w:lsdException w:name="Light Grid Accent 2" w:semiHidden="0" w:uiPriority="62" w:unhideWhenUsed="0"/>
-    <w:lsdException w:name="Medium Shading 1 Accent 2" w:semiHidden="0" w:uiPriority="63" w:unhideWhenUsed="0"/>
-    <w:lsdException w:name="Medium Shading 2 Accent 2" w:semiHidden="0" w:uiPriority="64" w:unhideWhenUsed="0"/>
-    <w:lsdException w:name="Medium List 1 Accent 2" w:semiHidden="0" w:uiPriority="65" w:unhideWhenUsed="0"/>
-    <w:lsdException w:name="Medium List 2 Accent 2" w:semiHidden="0" w:uiPriority="66" w:unhideWhenUsed="0"/>
-    <w:lsdException w:name="Medium Grid 1 Accent 2" w:semiHidden="0" w:uiPriority="67" w:unhideWhenUsed="0"/>
-    <w:lsdException w:name="Medium Grid 2 Accent 2" w:semiHidden="0" w:uiPriority="68" w:unhideWhenUsed="0"/>
-    <w:lsdException w:name="Medium Grid 3 Accent 2" w:semiHidden="0" w:uiPriority="69" w:unhideWhenUsed="0"/>
-    <w:lsdException w:name="Dark List Accent 2" w:semiHidden="0" w:uiPriority="70" w:unhideWhenUsed="0"/>
-    <w:lsdException w:name="Colorful Shading Accent 2" w:semiHidden="0" w:uiPriority="71" w:unhideWhenUsed="0"/>
-    <w:lsdException w:name="Colorful List Accent 2" w:semiHidden="0" w:uiPriority="72" w:unhideWhenUsed="0"/>
-    <w:lsdException w:name="Colorful Grid Accent 2" w:semiHidden="0" w:uiPriority="73" w:unhideWhenUsed="0"/>
-    <w:lsdException w:name="Light Shading Accent 3" w:semiHidden="0" w:uiPriority="60" w:unhideWhenUsed="0"/>
-    <w:lsdException w:name="Light List Accent 3" w:semiHidden="0" w:uiPriority="61" w:unhideWhenUsed="0"/>
-    <w:lsdException w:name="Light Grid Accent 3" w:semiHidden="0" w:uiPriority="62" w:unhideWhenUsed="0"/>
-    <w:lsdException w:name="Medium Shading 1 Accent 3" w:semiHidden="0" w:uiPriority="63" w:unhideWhenUsed="0"/>
-    <w:lsdException w:name="Medium Shading 2 Accent 3" w:semiHidden="0" w:uiPriority="64" w:unhideWhenUsed="0"/>
-    <w:lsdException w:name="Medium List 1 Accent 3" w:semiHidden="0" w:uiPriority="65" w:unhideWhenUsed="0"/>
-    <w:lsdException w:name="Medium List 2 Accent 3" w:semiHidden="0" w:uiPriority="66" w:unhideWhenUsed="0"/>
-    <w:lsdException w:name="Medium Grid 1 Accent 3" w:semiHidden="0" w:uiPriority="67" w:unhideWhenUsed="0"/>
-    <w:lsdException w:name="Medium Grid 2 Accent 3" w:semiHidden="0" w:uiPriority="68" w:unhideWhenUsed="0"/>
-    <w:lsdException w:name="Medium Grid 3 Accent 3" w:semiHidden="0" w:uiPriority="69" w:unhideWhenUsed="0"/>
-    <w:lsdException w:name="Dark List Accent 3" w:semiHidden="0" w:uiPriority="70" w:unhideWhenUsed="0"/>
-    <w:lsdException w:name="Colorful Shading Accent 3" w:semiHidden="0" w:uiPriority="71" w:unhideWhenUsed="0"/>
-    <w:lsdException w:name="Colorful List Accent 3" w:semiHidden="0" w:uiPriority="72" w:unhideWhenUsed="0"/>
-    <w:lsdException w:name="Colorful Grid Accent 3" w:semiHidden="0" w:uiPriority="73" w:unhideWhenUsed="0"/>
-    <w:lsdException w:name="Light Shading Accent 4" w:semiHidden="0" w:uiPriority="60" w:unhideWhenUsed="0"/>
-    <w:lsdException w:name="Light List Accent 4" w:semiHidden="0" w:uiPriority="61" w:unhideWhenUsed="0"/>
-    <w:lsdException w:name="Light Grid Accent 4" w:semiHidden="0" w:uiPriority="62" w:unhideWhenUsed="0"/>
-    <w:lsdException w:name="Medium Shading 1 Accent 4" w:semiHidden="0" w:uiPriority="63" w:unhideWhenUsed="0"/>
-    <w:lsdException w:name="Medium Shading 2 Accent 4" w:semiHidden="0" w:uiPriority="64" w:unhideWhenUsed="0"/>
-    <w:lsdException w:name="Medium List 1 Accent 4" w:semiHidden="0" w:uiPriority="65" w:unhideWhenUsed="0"/>
-    <w:lsdException w:name="Medium List 2 Accent 4" w:semiHidden="0" w:uiPriority="66" w:unhideWhenUsed="0"/>
-    <w:lsdException w:name="Medium Grid 1 Accent 4" w:semiHidden="0" w:uiPriority="67" w:unhideWhenUsed="0"/>
-    <w:lsdException w:name="Medium Grid 2 Accent 4" w:semiHidden="0" w:uiPriority="68" w:unhideWhenUsed="0"/>
-    <w:lsdException w:name="Medium Grid 3 Accent 4" w:semiHidden="0" w:uiPriority="69" w:unhideWhenUsed="0"/>
-    <w:lsdException w:name="Dark List Accent 4" w:semiHidden="0" w:uiPriority="70" w:unhideWhenUsed="0"/>
-    <w:lsdException w:name="Colorful Shading Accent 4" w:semiHidden="0" w:uiPriority="71" w:unhideWhenUsed="0"/>
-    <w:lsdException w:name="Colorful List Accent 4" w:semiHidden="0" w:uiPriority="72" w:unhideWhenUsed="0"/>
-    <w:lsdException w:name="Colorful Grid Accent 4" w:semiHidden="0" w:uiPriority="73" w:unhideWhenUsed="0"/>
-    <w:lsdException w:name="Light Shading Accent 5" w:semiHidden="0" w:uiPriority="60" w:unhideWhenUsed="0"/>
-    <w:lsdException w:name="Light List Accent 5" w:semiHidden="0" w:uiPriority="61" w:unhideWhenUsed="0"/>
-    <w:lsdException w:name="Light Grid Accent 5" w:semiHidden="0" w:uiPriority="62" w:unhideWhenUsed="0"/>
-    <w:lsdException w:name="Medium Shading 1 Accent 5" w:semiHidden="0" w:uiPriority="63" w:unhideWhenUsed="0"/>
-    <w:lsdException w:name="Medium Shading 2 Accent 5" w:semiHidden="0" w:uiPriority="64" w:unhideWhenUsed="0"/>
-    <w:lsdException w:name="Medium List 1 Accent 5" w:semiHidden="0" w:uiPriority="65" w:unhideWhenUsed="0"/>
-    <w:lsdException w:name="Medium List 2 Accent 5" w:semiHidden="0" w:uiPriority="66" w:unhideWhenUsed="0"/>
-    <w:lsdException w:name="Medium Grid 1 Accent 5" w:semiHidden="0" w:uiPriority="67" w:unhideWhenUsed="0"/>
-    <w:lsdException w:name="Medium Grid 2 Accent 5" w:semiHidden="0" w:uiPriority="68" w:unhideWhenUsed="0"/>
-    <w:lsdException w:name="Medium Grid 3 Accent 5" w:semiHidden="0" w:uiPriority="69" w:unhideWhenUsed="0"/>
-    <w:lsdException w:name="Dark List Accent 5" w:semiHidden="0" w:uiPriority="70" w:unhideWhenUsed="0"/>
-    <w:lsdException w:name="Colorful Shading Accent 5" w:semiHidden="0" w:uiPriority="71" w:unhideWhenUsed="0"/>
-    <w:lsdException w:name="Colorful List Accent 5" w:semiHidden="0" w:uiPriority="72" w:unhideWhenUsed="0"/>
-    <w:lsdException w:name="Colorful Grid Accent 5" w:semiHidden="0" w:uiPriority="73" w:unhideWhenUsed="0"/>
-    <w:lsdException w:name="Light Shading Accent 6" w:semiHidden="0" w:uiPriority="60" w:unhideWhenUsed="0"/>
-    <w:lsdException w:name="Light List Accent 6" w:semiHidden="0" w:uiPriority="61" w:unhideWhenUsed="0"/>
-    <w:lsdException w:name="Light Grid Accent 6" w:semiHidden="0" w:uiPriority="62" w:unhideWhenUsed="0"/>
-    <w:lsdException w:name="Medium Shading 1 Accent 6" w:semiHidden="0" w:uiPriority="63" w:unhideWhenUsed="0"/>
-    <w:lsdException w:name="Medium Shading 2 Accent 6" w:semiHidden="0" w:uiPriority="64" w:unhideWhenUsed="0"/>
-    <w:lsdException w:name="Medium List 1 Accent 6" w:semiHidden="0" w:uiPriority="65" w:unhideWhenUsed="0"/>
-    <w:lsdException w:name="Medium List 2 Accent 6" w:semiHidden="0" w:uiPriority="66" w:unhideWhenUsed="0"/>
-    <w:lsdException w:name="Medium Grid 1 Accent 6" w:semiHidden="0" w:uiPriority="67" w:unhideWhenUsed="0"/>
-    <w:lsdException w:name="Medium Grid 2 Accent 6" w:semiHidden="0" w:uiPriority="68" w:unhideWhenUsed="0"/>
-    <w:lsdException w:name="Medium Grid 3 Accent 6" w:semiHidden="0" w:uiPriority="69" w:unhideWhenUsed="0"/>
-    <w:lsdException w:name="Dark List Accent 6" w:semiHidden="0" w:uiPriority="70" w:unhideWhenUsed="0"/>
-    <w:lsdException w:name="Colorful Shading Accent 6" w:semiHidden="0" w:uiPriority="71" w:unhideWhenUsed="0"/>
-    <w:lsdException w:name="Colorful List Accent 6" w:semiHidden="0" w:uiPriority="72" w:unhideWhenUsed="0"/>
-    <w:lsdException w:name="Colorful Grid Accent 6" w:semiHidden="0" w:uiPriority="73" w:unhideWhenUsed="0"/>
-    <w:lsdException w:name="Subtle Emphasis" w:semiHidden="0" w:uiPriority="19" w:unhideWhenUsed="0" w:qFormat="1"/>
-    <w:lsdException w:name="Intense Emphasis" w:semiHidden="0" w:uiPriority="21" w:unhideWhenUsed="0" w:qFormat="1"/>
-    <w:lsdException w:name="Subtle Reference" w:semiHidden="0" w:uiPriority="31" w:unhideWhenUsed="0" w:qFormat="1"/>
-    <w:lsdException w:name="Intense Reference" w:semiHidden="0" w:uiPriority="32" w:unhideWhenUsed="0" w:qFormat="1"/>
-    <w:lsdException w:name="Book Title" w:semiHidden="0" w:uiPriority="33" w:unhideWhenUsed="0" w:qFormat="1"/>
-    <w:lsdException w:name="Bibliography" w:uiPriority="37"/>
-    <w:lsdException w:name="TOC Heading" w:uiPriority="39" w:qFormat="1"/>
-  </w:latentStyles>
-  <w:style w:type="paragraph" w:default="1" w:styleId="Normal">
-    <w:name w:val="Normal"/>
-    <w:qFormat/>
-  </w:style>
-  <w:style w:type="character" w:default="1" w:styleId="DefaultParagraphFont">
-    <w:name w:val="Default Paragraph Font"/>
-    <w:uiPriority w:val="1"/>
-    <w:semiHidden/>
-    <w:unhideWhenUsed/>
-  </w:style>
-  <w:style w:type="table" w:default="1" w:styleId="TableNormal">
-    <w:name w:val="Normal Table"/>
-    <w:uiPriority w:val="99"/>
-    <w:semiHidden/>
-    <w:unhideWhenUsed/>
-    <w:tblPr>
-      <w:tblInd w:w="0" w:type="dxa"/>
-      <w:tblCellMar>
-        <w:top w:w="0" w:type="dxa"/>
-        <w:left w:w="108" w:type="dxa"/>
-        <w:bottom w:w="0" w:type="dxa"/>
-        <w:right w:w="108" w:type="dxa"/>
-      </w:tblCellMar>
-    </w:tblPr>
-  </w:style>
-  <w:style w:type="numbering" w:default="1" w:styleId="NoList">
-    <w:name w:val="No List"/>
-    <w:uiPriority w:val="99"/>
-    <w:semiHidden/>
-    <w:unhideWhenUsed/>
-  </w:style>
-  <w:style w:type="character" w:styleId="PlaceholderText">
-    <w:name w:val="Placeholder Text"/>
-    <w:basedOn w:val="DefaultParagraphFont"/>
-    <w:uiPriority w:val="99"/>
-    <w:semiHidden/>
-    <w:rsid w:val="00D30A7A"/>
-    <w:rPr>
-      <w:color w:val="808080"/>
-    </w:rPr>
-  </w:style>
-  <w:style w:type="paragraph" w:styleId="BalloonText">
-    <w:name w:val="Balloon Text"/>
-    <w:basedOn w:val="Normal"/>
-    <w:link w:val="BalloonTextChar"/>
-    <w:uiPriority w:val="99"/>
-    <w:semiHidden/>
-    <w:unhideWhenUsed/>
-    <w:rsid w:val="00D30A7A"/>
-    <w:pPr>
-      <w:spacing w:after="0" w:line="240" w:lineRule="auto"/>
-    </w:pPr>
-    <w:rPr>
-      <w:rFonts w:ascii="Tahoma" w:hAnsi="Tahoma" w:cs="Tahoma"/>
-      <w:sz w:val="16"/>
-      <w:szCs w:val="16"/>
-    </w:rPr>
-  </w:style>
-  <w:style w:type="character" w:customStyle="1" w:styleId="BalloonTextChar">
-    <w:name w:val="Balloon Text Char"/>
-    <w:basedOn w:val="DefaultParagraphFont"/>
-    <w:link w:val="BalloonText"/>
-    <w:uiPriority w:val="99"/>
-    <w:semiHidden/>
-    <w:rsid w:val="00D30A7A"/>
-    <w:rPr>
-      <w:rFonts w:ascii="Tahoma" w:hAnsi="Tahoma" w:cs="Tahoma"/>
-      <w:sz w:val="16"/>
-      <w:szCs w:val="16"/>
-    </w:rPr>
-  </w:style>
-  <w:style w:type="paragraph" w:styleId="ListParagraph">
-    <w:name w:val="List Paragraph"/>
-    <w:basedOn w:val="Normal"/>
-    <w:uiPriority w:val="34"/>
-    <w:qFormat/>
-    <w:rsid w:val="00341E2A"/>
-    <w:pPr>
-      <w:ind w:left="720"/>
-      <w:contextualSpacing/>
-    </w:pPr>
-  </w:style>
-  <w:style w:type="paragraph" w:styleId="Header">
-    <w:name w:val="header"/>
-    <w:basedOn w:val="Normal"/>
-    <w:link w:val="HeaderChar"/>
-    <w:uiPriority w:val="99"/>
-    <w:unhideWhenUsed/>
-    <w:rsid w:val="00343C98"/>
-    <w:pPr>
-      <w:tabs>
-        <w:tab w:val="center" w:pos="4513"/>
-        <w:tab w:val="right" w:pos="9026"/>
-      </w:tabs>
-      <w:spacing w:after="0" w:line="240" w:lineRule="auto"/>
-    </w:pPr>
-  </w:style>
-  <w:style w:type="character" w:customStyle="1" w:styleId="HeaderChar">
-    <w:name w:val="Header Char"/>
-    <w:basedOn w:val="DefaultParagraphFont"/>
-    <w:link w:val="Header"/>
-    <w:uiPriority w:val="99"/>
-    <w:rsid w:val="00343C98"/>
-  </w:style>
-  <w:style w:type="paragraph" w:styleId="Footer">
-    <w:name w:val="footer"/>
-    <w:basedOn w:val="Normal"/>
-    <w:link w:val="FooterChar"/>
-    <w:uiPriority w:val="99"/>
-    <w:unhideWhenUsed/>
-    <w:rsid w:val="00343C98"/>
-    <w:pPr>
-      <w:tabs>
-        <w:tab w:val="center" w:pos="4513"/>
-        <w:tab w:val="right" w:pos="9026"/>
-      </w:tabs>
-      <w:spacing w:after="0" w:line="240" w:lineRule="auto"/>
-    </w:pPr>
-  </w:style>
-  <w:style w:type="character" w:customStyle="1" w:styleId="FooterChar">
-    <w:name w:val="Footer Char"/>
-    <w:basedOn w:val="DefaultParagraphFont"/>
-    <w:link w:val="Footer"/>
-    <w:uiPriority w:val="99"/>
-    <w:rsid w:val="00343C98"/>
-  </w:style>
-</w:styles>
-</file>
-
-<file path=word/stylesWithEffects.xml><?xml version="1.0" encoding="utf-8"?>
-<w:styles xmlns:wpc="http://schemas.microsoft.com/office/word/2010/wordprocessingCanvas" xmlns:mc="http://schemas.openxmlformats.org/markup-compatibility/2006" xmlns:o="urn:schemas-microsoft-com:office:office" xmlns:r="http://schemas.openxmlformats.org/officeDocument/2006/relationships" xmlns:m="http://schemas.openxmlformats.org/officeDocument/2006/math" xmlns:v="urn:schemas-microsoft-com:vml" xmlns:wp14="http://schemas.microsoft.com/office/word/2010/wordprocessingDrawing" xmlns:wp="http://schemas.openxmlformats.org/drawingml/2006/wordprocessingDrawing" xmlns:w10="urn:schemas-microsoft-com:office:word" xmlns:w="http://schemas.openxmlformats.org/wordprocessingml/2006/main" xmlns:w14="http://schemas.microsoft.com/office/word/2010/wordml" xmlns:wpg="http://schemas.microsoft.com/office/word/2010/wordprocessingGroup" xmlns:wpi="http://schemas.microsoft.com/office/word/2010/wordprocessingInk" xmlns:wne="http://schemas.microsoft.com/office/word/2006/wordml" xmlns:wps="http://schemas.microsoft.com/office/word/2010/wordprocessingShape" mc:Ignorable="w14 wp14">
-  <w:docDefaults>
-    <w:rPrDefault>
-      <w:rPr>
-        <w:rFonts w:asciiTheme="minorHAnsi" w:eastAsiaTheme="minorHAnsi" w:hAnsiTheme="minorHAnsi" w:cstheme="minorBidi"/>
-        <w:sz w:val="22"/>
-        <w:szCs w:val="22"/>
-        <w:lang w:val="vi-VN" w:eastAsia="en-US" w:bidi="ar-SA"/>
-      </w:rPr>
-    </w:rPrDefault>
-    <w:pPrDefault>
-      <w:pPr>
-        <w:spacing w:after="200" w:line="276" w:lineRule="auto"/>
-      </w:pPr>
-    </w:pPrDefault>
-  </w:docDefaults>
-  <w:latentStyles w:defLockedState="0" w:defUIPriority="99" w:defSemiHidden="1" w:defUnhideWhenUsed="1" w:defQFormat="0" w:count="267">
-    <w:lsdException w:name="Normal" w:semiHidden="0" w:uiPriority="0" w:unhideWhenUsed="0" w:qFormat="1"/>
-    <w:lsdException w:name="heading 1" w:semiHidden="0" w:uiPriority="9" w:unhideWhenUsed="0" w:qFormat="1"/>
-    <w:lsdException w:name="heading 2" w:uiPriority="9" w:qFormat="1"/>
-    <w:lsdException w:name="heading 3" w:uiPriority="9" w:qFormat="1"/>
-    <w:lsdException w:name="heading 4" w:uiPriority="9" w:qFormat="1"/>
-    <w:lsdException w:name="heading 5" w:uiPriority="9" w:qFormat="1"/>
-    <w:lsdException w:name="heading 6" w:uiPriority="9" w:qFormat="1"/>
-    <w:lsdException w:name="heading 7" w:uiPriority="9" w:qFormat="1"/>
-    <w:lsdException w:name="heading 8" w:uiPriority="9" w:qFormat="1"/>
-    <w:lsdException w:name="heading 9" w:uiPriority="9" w:qFormat="1"/>
-    <w:lsdException w:name="toc 1" w:uiPriority="39"/>
-    <w:lsdException w:name="toc 2" w:uiPriority="39"/>
-    <w:lsdException w:name="toc 3" w:uiPriority="39"/>
-    <w:lsdException w:name="toc 4" w:uiPriority="39"/>
-    <w:lsdException w:name="toc 5" w:uiPriority="39"/>
-    <w:lsdException w:name="toc 6" w:uiPriority="39"/>
-    <w:lsdException w:name="toc 7" w:uiPriority="39"/>
-    <w:lsdException w:name="toc 8" w:uiPriority="39"/>
-    <w:lsdException w:name="toc 9" w:uiPriority="39"/>
-    <w:lsdException w:name="caption" w:uiPriority="35" w:qFormat="1"/>
-    <w:lsdException w:name="Title" w:semiHidden="0" w:uiPriority="10" w:unhideWhenUsed="0" w:qFormat="1"/>
-    <w:lsdException w:name="Default Paragraph Font" w:uiPriority="1"/>
-    <w:lsdException w:name="Subtitle" w:semiHidden="0" w:uiPriority="11" w:unhideWhenUsed="0" w:qFormat="1"/>
-    <w:lsdException w:name="Strong" w:semiHidden="0" w:uiPriority="22" w:unhideWhenUsed="0" w:qFormat="1"/>
-    <w:lsdException w:name="Emphasis" w:semiHidden="0" w:uiPriority="20" w:unhideWhenUsed="0" w:qFormat="1"/>
-    <w:lsdException w:name="Table Grid" w:semiHidden="0" w:uiPriority="59" w:unhideWhenUsed="0"/>
-    <w:lsdException w:name="Placeholder Text" w:unhideWhenUsed="0"/>
-    <w:lsdException w:name="No Spacing" w:semiHidden="0" w:uiPriority="1" w:unhideWhenUsed="0" w:qFormat="1"/>
-    <w:lsdException w:name="Light Shading" w:semiHidden="0" w:uiPriority="60" w:unhideWhenUsed="0"/>
-    <w:lsdException w:name="Light List" w:semiHidden="0" w:uiPriority="61" w:unhideWhenUsed="0"/>
-    <w:lsdException w:name="Light Grid" w:semiHidden="0" w:uiPriority="62" w:unhideWhenUsed="0"/>
-    <w:lsdException w:name="Medium Shading 1" w:semiHidden="0" w:uiPriority="63" w:unhideWhenUsed="0"/>
-    <w:lsdException w:name="Medium Shading 2" w:semiHidden="0" w:uiPriority="64" w:unhideWhenUsed="0"/>
-    <w:lsdException w:name="Medium List 1" w:semiHidden="0" w:uiPriority="65" w:unhideWhenUsed="0"/>
-    <w:lsdException w:name="Medium List 2" w:semiHidden="0" w:uiPriority="66" w:unhideWhenUsed="0"/>
-    <w:lsdException w:name="Medium Grid 1" w:semiHidden="0" w:uiPriority="67" w:unhideWhenUsed="0"/>
-    <w:lsdException w:name="Medium Grid 2" w:semiHidden="0" w:uiPriority="68" w:unhideWhenUsed="0"/>
-    <w:lsdException w:name="Medium Grid 3" w:semiHidden="0" w:uiPriority="69" w:unhideWhenUsed="0"/>
-    <w:lsdException w:name="Dark List" w:semiHidden="0" w:uiPriority="70" w:unhideWhenUsed="0"/>
-    <w:lsdException w:name="Colorful Shading" w:semiHidden="0" w:uiPriority="71" w:unhideWhenUsed="0"/>
-    <w:lsdException w:name="Colorful List" w:semiHidden="0" w:uiPriority="72" w:unhideWhenUsed="0"/>
-    <w:lsdException w:name="Colorful Grid" w:semiHidden="0" w:uiPriority="73" w:unhideWhenUsed="0"/>
-    <w:lsdException w:name="Light Shading Accent 1" w:semiHidden="0" w:uiPriority="60" w:unhideWhenUsed="0"/>
-    <w:lsdException w:name="Light List Accent 1" w:semiHidden="0" w:uiPriority="61" w:unhideWhenUsed="0"/>
-    <w:lsdException w:name="Light Grid Accent 1" w:semiHidden="0" w:uiPriority="62" w:unhideWhenUsed="0"/>
-    <w:lsdException w:name="Medium Shading 1 Accent 1" w:semiHidden="0" w:uiPriority="63" w:unhideWhenUsed="0"/>
-    <w:lsdException w:name="Medium Shading 2 Accent 1" w:semiHidden="0" w:uiPriority="64" w:unhideWhenUsed="0"/>
-    <w:lsdException w:name="Medium List 1 Accent 1" w:semiHidden="0" w:uiPriority="65" w:unhideWhenUsed="0"/>
-    <w:lsdException w:name="Revision" w:unhideWhenUsed="0"/>
-    <w:lsdException w:name="List Paragraph" w:semiHidden="0" w:uiPriority="34" w:unhideWhenUsed="0" w:qFormat="1"/>
-    <w:lsdException w:name="Quote" w:semiHidden="0" w:uiPriority="29" w:unhideWhenUsed="0" w:qFormat="1"/>
-    <w:lsdException w:name="Intense Quote" w:semiHidden="0" w:uiPriority="30" w:unhideWhenUsed="0" w:qFormat="1"/>
-    <w:lsdException w:name="Medium List 2 Accent 1" w:semiHidden="0" w:uiPriority="66" w:unhideWhenUsed="0"/>
-    <w:lsdException w:name="Medium Grid 1 Accent 1" w:semiHidden="0" w:uiPriority="67" w:unhideWhenUsed="0"/>
-    <w:lsdException w:name="Medium Grid 2 Accent 1" w:semiHidden="0" w:uiPriority="68" w:unhideWhenUsed="0"/>
-    <w:lsdException w:name="Medium Grid 3 Accent 1" w:semiHidden="0" w:uiPriority="69" w:unhideWhenUsed="0"/>
-    <w:lsdException w:name="Dark List Accent 1" w:semiHidden="0" w:uiPriority="70" w:unhideWhenUsed="0"/>
-    <w:lsdException w:name="Colorful Shading Accent 1" w:semiHidden="0" w:uiPriority="71" w:unhideWhenUsed="0"/>
-    <w:lsdException w:name="Colorful List Accent 1" w:semiHidden="0" w:uiPriority="72" w:unhideWhenUsed="0"/>
-    <w:lsdException w:name="Colorful Grid Accent 1" w:semiHidden="0" w:uiPriority="73" w:unhideWhenUsed="0"/>
-    <w:lsdException w:name="Light Shading Accent 2" w:semiHidden="0" w:uiPriority="60" w:unhideWhenUsed="0"/>
-    <w:lsdException w:name="Light List Accent 2" w:semiHidden="0" w:uiPriority="61" w:unhideWhenUsed="0"/>
-    <w:lsdException w:name="Light Grid Accent 2" w:semiHidden="0" w:uiPriority="62" w:unhideWhenUsed="0"/>
-    <w:lsdException w:name="Medium Shading 1 Accent 2" w:semiHidden="0" w:uiPriority="63" w:unhideWhenUsed="0"/>
-    <w:lsdException w:name="Medium Shading 2 Accent 2" w:semiHidden="0" w:uiPriority="64" w:unhideWhenUsed="0"/>
-    <w:lsdException w:name="Medium List 1 Accent 2" w:semiHidden="0" w:uiPriority="65" w:unhideWhenUsed="0"/>
-    <w:lsdException w:name="Medium List 2 Accent 2" w:semiHidden="0" w:uiPriority="66" w:unhideWhenUsed="0"/>
-    <w:lsdException w:name="Medium Grid 1 Accent 2" w:semiHidden="0" w:uiPriority="67" w:unhideWhenUsed="0"/>
-    <w:lsdException w:name="Medium Grid 2 Accent 2" w:semiHidden="0" w:uiPriority="68" w:unhideWhenUsed="0"/>
-    <w:lsdException w:name="Medium Grid 3 Accent 2" w:semiHidden="0" w:uiPriority="69" w:unhideWhenUsed="0"/>
-    <w:lsdException w:name="Dark List Accent 2" w:semiHidden="0" w:uiPriority="70" w:unhideWhenUsed="0"/>
-    <w:lsdException w:name="Colorful Shading Accent 2" w:semiHidden="0" w:uiPriority="71" w:unhideWhenUsed="0"/>
-    <w:lsdException w:name="Colorful List Accent 2" w:semiHidden="0" w:uiPriority="72" w:unhideWhenUsed="0"/>
-    <w:lsdException w:name="Colorful Grid Accent 2" w:semiHidden="0" w:uiPriority="73" w:unhideWhenUsed="0"/>
-    <w:lsdException w:name="Light Shading Accent 3" w:semiHidden="0" w:uiPriority="60" w:unhideWhenUsed="0"/>
-    <w:lsdException w:name="Light List Accent 3" w:semiHidden="0" w:uiPriority="61" w:unhideWhenUsed="0"/>
-    <w:lsdException w:name="Light Grid Accent 3" w:semiHidden="0" w:uiPriority="62" w:unhideWhenUsed="0"/>
-    <w:lsdException w:name="Medium Shading 1 Accent 3" w:semiHidden="0" w:uiPriority="63" w:unhideWhenUsed="0"/>
-    <w:lsdException w:name="Medium Shading 2 Accent 3" w:semiHidden="0" w:uiPriority="64" w:unhideWhenUsed="0"/>
-    <w:lsdException w:name="Medium List 1 Accent 3" w:semiHidden="0" w:uiPriority="65" w:unhideWhenUsed="0"/>
-    <w:lsdException w:name="Medium List 2 Accent 3" w:semiHidden="0" w:uiPriority="66" w:unhideWhenUsed="0"/>
-    <w:lsdException w:name="Medium Grid 1 Accent 3" w:semiHidden="0" w:uiPriority="67" w:unhideWhenUsed="0"/>
-    <w:lsdException w:name="Medium Grid 2 Accent 3" w:semiHidden="0" w:uiPriority="68" w:unhideWhenUsed="0"/>
-    <w:lsdException w:name="Medium Grid 3 Accent 3" w:semiHidden="0" w:uiPriority="69" w:unhideWhenUsed="0"/>
-    <w:lsdException w:name="Dark List Accent 3" w:semiHidden="0" w:uiPriority="70" w:unhideWhenUsed="0"/>
-    <w:lsdException w:name="Colorful Shading Accent 3" w:semiHidden="0" w:uiPriority="71" w:unhideWhenUsed="0"/>
-    <w:lsdException w:name="Colorful List Accent 3" w:semiHidden="0" w:uiPriority="72" w:unhideWhenUsed="0"/>
-    <w:lsdException w:name="Colorful Grid Accent 3" w:semiHidden="0" w:uiPriority="73" w:unhideWhenUsed="0"/>
-    <w:lsdException w:name="Light Shading Accent 4" w:semiHidden="0" w:uiPriority="60" w:unhideWhenUsed="0"/>
-    <w:lsdException w:name="Light List Accent 4" w:semiHidden="0" w:uiPriority="61" w:unhideWhenUsed="0"/>
-    <w:lsdException w:name="Light Grid Accent 4" w:semiHidden="0" w:uiPriority="62" w:unhideWhenUsed="0"/>
-    <w:lsdException w:name="Medium Shading 1 Accent 4" w:semiHidden="0" w:uiPriority="63" w:unhideWhenUsed="0"/>
-    <w:lsdException w:name="Medium Shading 2 Accent 4" w:semiHidden="0" w:uiPriority="64" w:unhideWhenUsed="0"/>
-    <w:lsdException w:name="Medium List 1 Accent 4" w:semiHidden="0" w:uiPriority="65" w:unhideWhenUsed="0"/>
-    <w:lsdException w:name="Medium List 2 Accent 4" w:semiHidden="0" w:uiPriority="66" w:unhideWhenUsed="0"/>
-    <w:lsdException w:name="Medium Grid 1 Accent 4" w:semiHidden="0" w:uiPriority="67" w:unhideWhenUsed="0"/>
-    <w:lsdException w:name="Medium Grid 2 Accent 4" w:semiHidden="0" w:uiPriority="68" w:unhideWhenUsed="0"/>
-    <w:lsdException w:name="Medium Grid 3 Accent 4" w:semiHidden="0" w:uiPriority="69" w:unhideWhenUsed="0"/>
-    <w:lsdException w:name="Dark List Accent 4" w:semiHidden="0" w:uiPriority="70" w:unhideWhenUsed="0"/>
-    <w:lsdException w:name="Colorful Shading Accent 4" w:semiHidden="0" w:uiPriority="71" w:unhideWhenUsed="0"/>
-    <w:lsdException w:name="Colorful List Accent 4" w:semiHidden="0" w:uiPriority="72" w:unhideWhenUsed="0"/>
-    <w:lsdException w:name="Colorful Grid Accent 4" w:semiHidden="0" w:uiPriority="73" w:unhideWhenUsed="0"/>
-    <w:lsdException w:name="Light Shading Accent 5" w:semiHidden="0" w:uiPriority="60" w:unhideWhenUsed="0"/>
-    <w:lsdException w:name="Light List Accent 5" w:semiHidden="0" w:uiPriority="61" w:unhideWhenUsed="0"/>
-    <w:lsdException w:name="Light Grid Accent 5" w:semiHidden="0" w:uiPriority="62" w:unhideWhenUsed="0"/>
-    <w:lsdException w:name="Medium Shading 1 Accent 5" w:semiHidden="0" w:uiPriority="63" w:unhideWhenUsed="0"/>
-    <w:lsdException w:name="Medium Shading 2 Accent 5" w:semiHidden="0" w:uiPriority="64" w:unhideWhenUsed="0"/>
-    <w:lsdException w:name="Medium List 1 Accent 5" w:semiHidden="0" w:uiPriority="65" w:unhideWhenUsed="0"/>
-    <w:lsdException w:name="Medium List 2 Accent 5" w:semiHidden="0" w:uiPriority="66" w:unhideWhenUsed="0"/>
-    <w:lsdException w:name="Medium Grid 1 Accent 5" w:semiHidden="0" w:uiPriority="67" w:unhideWhenUsed="0"/>
-    <w:lsdException w:name="Medium Grid 2 Accent 5" w:semiHidden="0" w:uiPriority="68" w:unhideWhenUsed="0"/>
-    <w:lsdException w:name="Medium Grid 3 Accent 5" w:semiHidden="0" w:uiPriority="69" w:unhideWhenUsed="0"/>
-    <w:lsdException w:name="Dark List Accent 5" w:semiHidden="0" w:uiPriority="70" w:unhideWhenUsed="0"/>
-    <w:lsdException w:name="Colorful Shading Accent 5" w:semiHidden="0" w:uiPriority="71" w:unhideWhenUsed="0"/>
-    <w:lsdException w:name="Colorful List Accent 5" w:semiHidden="0" w:uiPriority="72" w:unhideWhenUsed="0"/>
-    <w:lsdException w:name="Colorful Grid Accent 5" w:semiHidden="0" w:uiPriority="73" w:unhideWhenUsed="0"/>
-    <w:lsdException w:name="Light Shading Accent 6" w:semiHidden="0" w:uiPriority="60" w:unhideWhenUsed="0"/>
-    <w:lsdException w:name="Light List Accent 6" w:semiHidden="0" w:uiPriority="61" w:unhideWhenUsed="0"/>
-    <w:lsdException w:name="Light Grid Accent 6" w:semiHidden="0" w:uiPriority="62" w:unhideWhenUsed="0"/>
-    <w:lsdException w:name="Medium Shading 1 Accent 6" w:semiHidden="0" w:uiPriority="63" w:unhideWhenUsed="0"/>
-    <w:lsdException w:name="Medium Shading 2 Accent 6" w:semiHidden="0" w:uiPriority="64" w:unhideWhenUsed="0"/>
-    <w:lsdException w:name="Medium List 1 Accent 6" w:semiHidden="0" w:uiPriority="65" w:unhideWhenUsed="0"/>
-    <w:lsdException w:name="Medium List 2 Accent 6" w:semiHidden="0" w:uiPriority="66" w:unhideWhenUsed="0"/>
-    <w:lsdException w:name="Medium Grid 1 Accent 6" w:semiHidden="0" w:uiPriority="67" w:unhideWhenUsed="0"/>
-    <w:lsdException w:name="Medium Grid 2 Accent 6" w:semiHidden="0" w:uiPriority="68" w:unhideWhenUsed="0"/>
-    <w:lsdException w:name="Medium Grid 3 Accent 6" w:semiHidden="0" w:uiPriority="69" w:unhideWhenUsed="0"/>
-    <w:lsdException w:name="Dark List Accent 6" w:semiHidden="0" w:uiPriority="70" w:unhideWhenUsed="0"/>
-    <w:lsdException w:name="Colorful Shading Accent 6" w:semiHidden="0" w:uiPriority="71" w:unhideWhenUsed="0"/>
-    <w:lsdException w:name="Colorful List Accent 6" w:semiHidden="0" w:uiPriority="72" w:unhideWhenUsed="0"/>
-    <w:lsdException w:name="Colorful Grid Accent 6" w:semiHidden="0" w:uiPriority="73" w:unhideWhenUsed="0"/>
-    <w:lsdException w:name="Subtle Emphasis" w:semiHidden="0" w:uiPriority="19" w:unhideWhenUsed="0" w:qFormat="1"/>
-    <w:lsdException w:name="Intense Emphasis" w:semiHidden="0" w:uiPriority="21" w:unhideWhenUsed="0" w:qFormat="1"/>
-    <w:lsdException w:name="Subtle Reference" w:semiHidden="0" w:uiPriority="31" w:unhideWhenUsed="0" w:qFormat="1"/>
-    <w:lsdException w:name="Intense Reference" w:semiHidden="0" w:uiPriority="32" w:unhideWhenUsed="0" w:qFormat="1"/>
-    <w:lsdException w:name="Book Title" w:semiHidden="0" w:uiPriority="33" w:unhideWhenUsed="0" w:qFormat="1"/>
-    <w:lsdException w:name="Bibliography" w:uiPriority="37"/>
-    <w:lsdException w:name="TOC Heading" w:uiPriority="39" w:qFormat="1"/>
+  <w:latentStyles w:defLockedState="0" w:defUIPriority="99" w:defSemiHidden="0" w:defUnhideWhenUsed="0" w:defQFormat="0" w:count="376">
+    <w:lsdException w:name="Normal" w:uiPriority="0" w:qFormat="1"/>
+    <w:lsdException w:name="heading 1" w:uiPriority="9" w:qFormat="1"/>
+    <w:lsdException w:name="heading 2" w:semiHidden="1" w:uiPriority="9" w:unhideWhenUsed="1" w:qFormat="1"/>
+    <w:lsdException w:name="heading 3" w:semiHidden="1" w:uiPriority="9" w:unhideWhenUsed="1" w:qFormat="1"/>
+    <w:lsdException w:name="heading 4" w:semiHidden="1" w:uiPriority="9" w:unhideWhenUsed="1" w:qFormat="1"/>
+    <w:lsdException w:name="heading 5" w:semiHidden="1" w:uiPriority="9" w:unhideWhenUsed="1" w:qFormat="1"/>
+    <w:lsdException w:name="heading 6" w:semiHidden="1" w:uiPriority="9" w:unhideWhenUsed="1" w:qFormat="1"/>
+    <w:lsdException w:name="heading 7" w:semiHidden="1" w:uiPriority="9" w:unhideWhenUsed="1" w:qFormat="1"/>
+    <w:lsdException w:name="heading 8" w:semiHidden="1" w:uiPriority="9" w:unhideWhenUsed="1" w:qFormat="1"/>
+    <w:lsdException w:name="heading 9" w:semiHidden="1" w:uiPriority="9" w:unhideWhenUsed="1" w:qFormat="1"/>
+    <w:lsdException w:name="index 1" w:semiHidden="1" w:unhideWhenUsed="1"/>
+    <w:lsdException w:name="index 2" w:semiHidden="1" w:unhideWhenUsed="1"/>
+    <w:lsdException w:name="index 3" w:semiHidden="1" w:unhideWhenUsed="1"/>
+    <w:lsdException w:name="index 4" w:semiHidden="1" w:unhideWhenUsed="1"/>
+    <w:lsdException w:name="index 5" w:semiHidden="1" w:unhideWhenUsed="1"/>
+    <w:lsdException w:name="index 6" w:semiHidden="1" w:unhideWhenUsed="1"/>
+    <w:lsdException w:name="index 7" w:semiHidden="1" w:unhideWhenUsed="1"/>
+    <w:lsdException w:name="index 8" w:semiHidden="1" w:unhideWhenUsed="1"/>
+    <w:lsdException w:name="index 9" w:semiHidden="1" w:unhideWhenUsed="1"/>
+    <w:lsdException w:name="toc 1" w:semiHidden="1" w:uiPriority="39" w:unhideWhenUsed="1"/>
+    <w:lsdException w:name="toc 2" w:semiHidden="1" w:uiPriority="39" w:unhideWhenUsed="1"/>
+    <w:lsdException w:name="toc 3" w:semiHidden="1" w:uiPriority="39" w:unhideWhenUsed="1"/>
+    <w:lsdException w:name="toc 4" w:semiHidden="1" w:uiPriority="39" w:unhideWhenUsed="1"/>
+    <w:lsdException w:name="toc 5" w:semiHidden="1" w:uiPriority="39" w:unhideWhenUsed="1"/>
+    <w:lsdException w:name="toc 6" w:semiHidden="1" w:uiPriority="39" w:unhideWhenUsed="1"/>
+    <w:lsdException w:name="toc 7" w:semiHidden="1" w:uiPriority="39" w:unhideWhenUsed="1"/>
+    <w:lsdException w:name="toc 8" w:semiHidden="1" w:uiPriority="39" w:unhideWhenUsed="1"/>
+    <w:lsdException w:name="toc 9" w:semiHidden="1" w:uiPriority="39" w:unhideWhenUsed="1"/>
+    <w:lsdException w:name="Normal Indent" w:semiHidden="1" w:unhideWhenUsed="1"/>
+    <w:lsdException w:name="footnote text" w:semiHidden="1" w:unhideWhenUsed="1"/>
+    <w:lsdException w:name="annotation text" w:semiHidden="1" w:unhideWhenUsed="1"/>
+    <w:lsdException w:name="header" w:semiHidden="1" w:unhideWhenUsed="1"/>
+    <w:lsdException w:name="footer" w:semiHidden="1" w:unhideWhenUsed="1"/>
+    <w:lsdException w:name="index heading" w:semiHidden="1" w:unhideWhenUsed="1"/>
+    <w:lsdException w:name="caption" w:semiHidden="1" w:uiPriority="35" w:unhideWhenUsed="1" w:qFormat="1"/>
+    <w:lsdException w:name="table of figures" w:semiHidden="1" w:unhideWhenUsed="1"/>
+    <w:lsdException w:name="envelope address" w:semiHidden="1" w:unhideWhenUsed="1"/>
+    <w:lsdException w:name="envelope return" w:semiHidden="1" w:unhideWhenUsed="1"/>
+    <w:lsdException w:name="footnote reference" w:semiHidden="1" w:unhideWhenUsed="1"/>
+    <w:lsdException w:name="annotation reference" w:semiHidden="1" w:unhideWhenUsed="1"/>
+    <w:lsdException w:name="line number" w:semiHidden="1" w:unhideWhenUsed="1"/>
+    <w:lsdException w:name="page number" w:semiHidden="1" w:unhideWhenUsed="1"/>
+    <w:lsdException w:name="endnote reference" w:semiHidden="1" w:unhideWhenUsed="1"/>
+    <w:lsdException w:name="endnote text" w:semiHidden="1" w:unhideWhenUsed="1"/>
+    <w:lsdException w:name="table of authorities" w:semiHidden="1" w:unhideWhenUsed="1"/>
+    <w:lsdException w:name="macro" w:semiHidden="1" w:unhideWhenUsed="1"/>
+    <w:lsdException w:name="toa heading" w:semiHidden="1" w:unhideWhenUsed="1"/>
+    <w:lsdException w:name="List" w:semiHidden="1" w:unhideWhenUsed="1"/>
+    <w:lsdException w:name="List Bullet" w:semiHidden="1" w:unhideWhenUsed="1"/>
+    <w:lsdException w:name="List Number" w:semiHidden="1" w:unhideWhenUsed="1"/>
+    <w:lsdException w:name="List 2" w:semiHidden="1" w:unhideWhenUsed="1"/>
+    <w:lsdException w:name="List 3" w:semiHidden="1" w:unhideWhenUsed="1"/>
+    <w:lsdException w:name="List 4" w:semiHidden="1" w:unhideWhenUsed="1"/>
+    <w:lsdException w:name="List 5" w:semiHidden="1" w:unhideWhenUsed="1"/>
+    <w:lsdException w:name="List Bullet 2" w:semiHidden="1" w:unhideWhenUsed="1"/>
+    <w:lsdException w:name="List Bullet 3" w:semiHidden="1" w:unhideWhenUsed="1"/>
+    <w:lsdException w:name="List Bullet 4" w:semiHidden="1" w:unhideWhenUsed="1"/>
+    <w:lsdException w:name="List Bullet 5" w:semiHidden="1" w:unhideWhenUsed="1"/>
+    <w:lsdException w:name="List Number 2" w:semiHidden="1" w:unhideWhenUsed="1"/>
+    <w:lsdException w:name="List Number 3" w:semiHidden="1" w:unhideWhenUsed="1"/>
+    <w:lsdException w:name="List Number 4" w:semiHidden="1" w:unhideWhenUsed="1"/>
+    <w:lsdException w:name="List Number 5" w:semiHidden="1" w:unhideWhenUsed="1"/>
+    <w:lsdException w:name="Title" w:uiPriority="10" w:qFormat="1"/>
+    <w:lsdException w:name="Closing" w:semiHidden="1" w:unhideWhenUsed="1"/>
+    <w:lsdException w:name="Signature" w:semiHidden="1" w:unhideWhenUsed="1"/>
+    <w:lsdException w:name="Default Paragraph Font" w:semiHidden="1" w:uiPriority="1" w:unhideWhenUsed="1"/>
+    <w:lsdException w:name="Body Text" w:semiHidden="1" w:unhideWhenUsed="1"/>
+    <w:lsdException w:name="Body Text Indent" w:semiHidden="1" w:unhideWhenUsed="1"/>
+    <w:lsdException w:name="List Continue" w:semiHidden="1" w:unhideWhenUsed="1"/>
+    <w:lsdException w:name="List Continue 2" w:semiHidden="1" w:unhideWhenUsed="1"/>
+    <w:lsdException w:name="List Continue 3" w:semiHidden="1" w:unhideWhenUsed="1"/>
+    <w:lsdException w:name="List Continue 4" w:semiHidden="1" w:unhideWhenUsed="1"/>
+    <w:lsdException w:name="List Continue 5" w:semiHidden="1" w:unhideWhenUsed="1"/>
+    <w:lsdException w:name="Message Header" w:semiHidden="1" w:unhideWhenUsed="1"/>
+    <w:lsdException w:name="Subtitle" w:uiPriority="11" w:qFormat="1"/>
+    <w:lsdException w:name="Salutation" w:semiHidden="1" w:unhideWhenUsed="1"/>
+    <w:lsdException w:name="Date" w:semiHidden="1" w:unhideWhenUsed="1"/>
+    <w:lsdException w:name="Body Text First Indent" w:semiHidden="1" w:unhideWhenUsed="1"/>
+    <w:lsdException w:name="Body Text First Indent 2" w:semiHidden="1" w:unhideWhenUsed="1"/>
+    <w:lsdException w:name="Note Heading" w:semiHidden="1" w:unhideWhenUsed="1"/>
+    <w:lsdException w:name="Body Text 2" w:semiHidden="1" w:unhideWhenUsed="1"/>
+    <w:lsdException w:name="Body Text 3" w:semiHidden="1" w:unhideWhenUsed="1"/>
+    <w:lsdException w:name="Body Text Indent 2" w:semiHidden="1" w:unhideWhenUsed="1"/>
+    <w:lsdException w:name="Body Text Indent 3" w:semiHidden="1" w:unhideWhenUsed="1"/>
+    <w:lsdException w:name="Block Text" w:semiHidden="1" w:unhideWhenUsed="1"/>
+    <w:lsdException w:name="Hyperlink" w:semiHidden="1" w:unhideWhenUsed="1"/>
+    <w:lsdException w:name="FollowedHyperlink" w:semiHidden="1" w:unhideWhenUsed="1"/>
+    <w:lsdException w:name="Strong" w:uiPriority="22" w:qFormat="1"/>
+    <w:lsdException w:name="Emphasis" w:uiPriority="20" w:qFormat="1"/>
+    <w:lsdException w:name="Document Map" w:semiHidden="1" w:unhideWhenUsed="1"/>
+    <w:lsdException w:name="Plain Text" w:semiHidden="1" w:unhideWhenUsed="1"/>
+    <w:lsdException w:name="E-mail Signature" w:semiHidden="1" w:unhideWhenUsed="1"/>
+    <w:lsdException w:name="HTML Top of Form" w:semiHidden="1" w:unhideWhenUsed="1"/>
+    <w:lsdException w:name="HTML Bottom of Form" w:semiHidden="1" w:unhideWhenUsed="1"/>
+    <w:lsdException w:name="Normal (Web)" w:semiHidden="1" w:unhideWhenUsed="1"/>
+    <w:lsdException w:name="HTML Acronym" w:semiHidden="1" w:unhideWhenUsed="1"/>
+    <w:lsdException w:name="HTML Address" w:semiHidden="1" w:unhideWhenUsed="1"/>
+    <w:lsdException w:name="HTML Cite" w:semiHidden="1" w:unhideWhenUsed="1"/>
+    <w:lsdException w:name="HTML Code" w:semiHidden="1" w:unhideWhenUsed="1"/>
+    <w:lsdException w:name="HTML Definition" w:semiHidden="1" w:unhideWhenUsed="1"/>
+    <w:lsdException w:name="HTML Keyboard" w:semiHidden="1" w:unhideWhenUsed="1"/>
+    <w:lsdException w:name="HTML Preformatted" w:semiHidden="1" w:unhideWhenUsed="1"/>
+    <w:lsdException w:name="HTML Sample" w:semiHidden="1" w:unhideWhenUsed="1"/>
+    <w:lsdException w:name="HTML Typewriter" w:semiHidden="1" w:unhideWhenUsed="1"/>
+    <w:lsdException w:name="HTML Variable" w:semiHidden="1" w:unhideWhenUsed="1"/>
+    <w:lsdException w:name="Normal Table" w:semiHidden="1" w:unhideWhenUsed="1"/>
+    <w:lsdException w:name="annotation subject" w:semiHidden="1" w:unhideWhenUsed="1"/>
+    <w:lsdException w:name="No List" w:semiHidden="1" w:unhideWhenUsed="1"/>
+    <w:lsdException w:name="Outline List 1" w:semiHidden="1" w:unhideWhenUsed="1"/>
+    <w:lsdException w:name="Outline List 2" w:semiHidden="1" w:unhideWhenUsed="1"/>
+    <w:lsdException w:name="Outline List 3" w:semiHidden="1" w:unhideWhenUsed="1"/>
+    <w:lsdException w:name="Table Simple 1" w:semiHidden="1" w:unhideWhenUsed="1"/>
+    <w:lsdException w:name="Table Simple 2" w:semiHidden="1" w:unhideWhenUsed="1"/>
+    <w:lsdException w:name="Table Simple 3" w:semiHidden="1" w:unhideWhenUsed="1"/>
+    <w:lsdException w:name="Table Classic 1" w:semiHidden="1" w:unhideWhenUsed="1"/>
+    <w:lsdException w:name="Table Classic 2" w:semiHidden="1" w:unhideWhenUsed="1"/>
+    <w:lsdException w:name="Table Classic 3" w:semiHidden="1" w:unhideWhenUsed="1"/>
+    <w:lsdException w:name="Table Classic 4" w:semiHidden="1" w:unhideWhenUsed="1"/>
+    <w:lsdException w:name="Table Colorful 1" w:semiHidden="1" w:unhideWhenUsed="1"/>
+    <w:lsdException w:name="Table Colorful 2" w:semiHidden="1" w:unhideWhenUsed="1"/>
+    <w:lsdException w:name="Table Colorful 3" w:semiHidden="1" w:unhideWhenUsed="1"/>
+    <w:lsdException w:name="Table Columns 1" w:semiHidden="1" w:unhideWhenUsed="1"/>
+    <w:lsdException w:name="Table Columns 2" w:semiHidden="1" w:unhideWhenUsed="1"/>
+    <w:lsdException w:name="Table Columns 3" w:semiHidden="1" w:unhideWhenUsed="1"/>
+    <w:lsdException w:name="Table Columns 4" w:semiHidden="1" w:unhideWhenUsed="1"/>
+    <w:lsdException w:name="Table Columns 5" w:semiHidden="1" w:unhideWhenUsed="1"/>
+    <w:lsdException w:name="Table Grid 1" w:semiHidden="1" w:unhideWhenUsed="1"/>
+    <w:lsdException w:name="Table Grid 2" w:semiHidden="1" w:unhideWhenUsed="1"/>
+    <w:lsdException w:name="Table Grid 3" w:semiHidden="1" w:unhideWhenUsed="1"/>
+    <w:lsdException w:name="Table Grid 4" w:semiHidden="1" w:unhideWhenUsed="1"/>
+    <w:lsdException w:name="Table Grid 5" w:semiHidden="1" w:unhideWhenUsed="1"/>
+    <w:lsdException w:name="Table Grid 6" w:semiHidden="1" w:unhideWhenUsed="1"/>
+    <w:lsdException w:name="Table Grid 7" w:semiHidden="1" w:unhideWhenUsed="1"/>
+    <w:lsdException w:name="Table Grid 8" w:semiHidden="1" w:unhideWhenUsed="1"/>
+    <w:lsdException w:name="Table List 1" w:semiHidden="1" w:unhideWhenUsed="1"/>
+    <w:lsdException w:name="Table List 2" w:semiHidden="1" w:unhideWhenUsed="1"/>
+    <w:lsdException w:name="Table List 3" w:semiHidden="1" w:unhideWhenUsed="1"/>
+    <w:lsdException w:name="Table List 4" w:semiHidden="1" w:unhideWhenUsed="1"/>
+    <w:lsdException w:name="Table List 5" w:semiHidden="1" w:unhideWhenUsed="1"/>
+    <w:lsdException w:name="Table List 6" w:semiHidden="1" w:unhideWhenUsed="1"/>
+    <w:lsdException w:name="Table List 7" w:semiHidden="1" w:unhideWhenUsed="1"/>
+    <w:lsdException w:name="Table List 8" w:semiHidden="1" w:unhideWhenUsed="1"/>
+    <w:lsdException w:name="Table 3D effects 1" w:semiHidden="1" w:unhideWhenUsed="1"/>
+    <w:lsdException w:name="Table 3D effects 2" w:semiHidden="1" w:unhideWhenUsed="1"/>
+    <w:lsdException w:name="Table 3D effects 3" w:semiHidden="1" w:unhideWhenUsed="1"/>
+    <w:lsdException w:name="Table Contemporary" w:semiHidden="1" w:unhideWhenUsed="1"/>
+    <w:lsdException w:name="Table Elegant" w:semiHidden="1" w:unhideWhenUsed="1"/>
+    <w:lsdException w:name="Table Professional" w:semiHidden="1" w:unhideWhenUsed="1"/>
+    <w:lsdException w:name="Table Subtle 1" w:semiHidden="1" w:unhideWhenUsed="1"/>
+    <w:lsdException w:name="Table Subtle 2" w:semiHidden="1" w:unhideWhenUsed="1"/>
+    <w:lsdException w:name="Table Web 1" w:semiHidden="1" w:unhideWhenUsed="1"/>
+    <w:lsdException w:name="Table Web 2" w:semiHidden="1" w:unhideWhenUsed="1"/>
+    <w:lsdException w:name="Table Web 3" w:semiHidden="1" w:unhideWhenUsed="1"/>
+    <w:lsdException w:name="Balloon Text" w:semiHidden="1" w:unhideWhenUsed="1"/>
+    <w:lsdException w:name="Table Grid" w:uiPriority="59"/>
+    <w:lsdException w:name="Table Theme" w:semiHidden="1" w:unhideWhenUsed="1"/>
+    <w:lsdException w:name="Placeholder Text" w:semiHidden="1"/>
+    <w:lsdException w:name="No Spacing" w:uiPriority="1" w:qFormat="1"/>
+    <w:lsdException w:name="Light Shading" w:uiPriority="60"/>
+    <w:lsdException w:name="Light List" w:uiPriority="61"/>
+    <w:lsdException w:name="Light Grid" w:uiPriority="62"/>
+    <w:lsdException w:name="Medium Shading 1" w:uiPriority="63"/>
+    <w:lsdException w:name="Medium Shading 2" w:uiPriority="64"/>
+    <w:lsdException w:name="Medium List 1" w:uiPriority="65"/>
+    <w:lsdException w:name="Medium List 2" w:uiPriority="66"/>
+    <w:lsdException w:name="Medium Grid 1" w:uiPriority="67"/>
+    <w:lsdException w:name="Medium Grid 2" w:uiPriority="68"/>
+    <w:lsdException w:name="Medium Grid 3" w:uiPriority="69"/>
+    <w:lsdException w:name="Dark List" w:uiPriority="70"/>
+    <w:lsdException w:name="Colorful Shading" w:uiPriority="71"/>
+    <w:lsdException w:name="Colorful List" w:uiPriority="72"/>
+    <w:lsdException w:name="Colorful Grid" w:uiPriority="73"/>
+    <w:lsdException w:name="Light Shading Accent 1" w:uiPriority="60"/>
+    <w:lsdException w:name="Light List Accent 1" w:uiPriority="61"/>
+    <w:lsdException w:name="Light Grid Accent 1" w:uiPriority="62"/>
+    <w:lsdException w:name="Medium Shading 1 Accent 1" w:uiPriority="63"/>
+    <w:lsdException w:name="Medium Shading 2 Accent 1" w:uiPriority="64"/>
+    <w:lsdException w:name="Medium List 1 Accent 1" w:uiPriority="65"/>
+    <w:lsdException w:name="Revision" w:semiHidden="1"/>
+    <w:lsdException w:name="List Paragraph" w:uiPriority="34" w:qFormat="1"/>
+    <w:lsdException w:name="Quote" w:uiPriority="29" w:qFormat="1"/>
+    <w:lsdException w:name="Intense Quote" w:uiPriority="30" w:qFormat="1"/>
+    <w:lsdException w:name="Medium List 2 Accent 1" w:uiPriority="66"/>
+    <w:lsdException w:name="Medium Grid 1 Accent 1" w:uiPriority="67"/>
+    <w:lsdException w:name="Medium Grid 2 Accent 1" w:uiPriority="68"/>
+    <w:lsdException w:name="Medium Grid 3 Accent 1" w:uiPriority="69"/>
+    <w:lsdException w:name="Dark List Accent 1" w:uiPriority="70"/>
+    <w:lsdException w:name="Colorful Shading Accent 1" w:uiPriority="71"/>
+    <w:lsdException w:name="Colorful List Accent 1" w:uiPriority="72"/>
+    <w:lsdException w:name="Colorful Grid Accent 1" w:uiPriority="73"/>
+    <w:lsdException w:name="Light Shading Accent 2" w:uiPriority="60"/>
+    <w:lsdException w:name="Light List Accent 2" w:uiPriority="61"/>
+    <w:lsdException w:name="Light Grid Accent 2" w:uiPriority="62"/>
+    <w:lsdException w:name="Medium Shading 1 Accent 2" w:uiPriority="63"/>
+    <w:lsdException w:name="Medium Shading 2 Accent 2" w:uiPriority="64"/>
+    <w:lsdException w:name="Medium List 1 Accent 2" w:uiPriority="65"/>
+    <w:lsdException w:name="Medium List 2 Accent 2" w:uiPriority="66"/>
+    <w:lsdException w:name="Medium Grid 1 Accent 2" w:uiPriority="67"/>
+    <w:lsdException w:name="Medium Grid 2 Accent 2" w:uiPriority="68"/>
+    <w:lsdException w:name="Medium Grid 3 Accent 2" w:uiPriority="69"/>
+    <w:lsdException w:name="Dark List Accent 2" w:uiPriority="70"/>
+    <w:lsdException w:name="Colorful Shading Accent 2" w:uiPriority="71"/>
+    <w:lsdException w:name="Colorful List Accent 2" w:uiPriority="72"/>
+    <w:lsdException w:name="Colorful Grid Accent 2" w:uiPriority="73"/>
+    <w:lsdException w:name="Light Shading Accent 3" w:uiPriority="60"/>
+    <w:lsdException w:name="Light List Accent 3" w:uiPriority="61"/>
+    <w:lsdException w:name="Light Grid Accent 3" w:uiPriority="62"/>
+    <w:lsdException w:name="Medium Shading 1 Accent 3" w:uiPriority="63"/>
+    <w:lsdException w:name="Medium Shading 2 Accent 3" w:uiPriority="64"/>
+    <w:lsdException w:name="Medium List 1 Accent 3" w:uiPriority="65"/>
+    <w:lsdException w:name="Medium List 2 Accent 3" w:uiPriority="66"/>
+    <w:lsdException w:name="Medium Grid 1 Accent 3" w:uiPriority="67"/>
+    <w:lsdException w:name="Medium Grid 2 Accent 3" w:uiPriority="68"/>
+    <w:lsdException w:name="Medium Grid 3 Accent 3" w:uiPriority="69"/>
+    <w:lsdException w:name="Dark List Accent 3" w:uiPriority="70"/>
+    <w:lsdException w:name="Colorful Shading Accent 3" w:uiPriority="71"/>
+    <w:lsdException w:name="Colorful List Accent 3" w:uiPriority="72"/>
+    <w:lsdException w:name="Colorful Grid Accent 3" w:uiPriority="73"/>
+    <w:lsdException w:name="Light Shading Accent 4" w:uiPriority="60"/>
+    <w:lsdException w:name="Light List Accent 4" w:uiPriority="61"/>
+    <w:lsdException w:name="Light Grid Accent 4" w:uiPriority="62"/>
+    <w:lsdException w:name="Medium Shading 1 Accent 4" w:uiPriority="63"/>
+    <w:lsdException w:name="Medium Shading 2 Accent 4" w:uiPriority="64"/>
+    <w:lsdException w:name="Medium List 1 Accent 4" w:uiPriority="65"/>
+    <w:lsdException w:name="Medium List 2 Accent 4" w:uiPriority="66"/>
+    <w:lsdException w:name="Medium Grid 1 Accent 4" w:uiPriority="67"/>
+    <w:lsdException w:name="Medium Grid 2 Accent 4" w:uiPriority="68"/>
+    <w:lsdException w:name="Medium Grid 3 Accent 4" w:uiPriority="69"/>
+    <w:lsdException w:name="Dark List Accent 4" w:uiPriority="70"/>
+    <w:lsdException w:name="Colorful Shading Accent 4" w:uiPriority="71"/>
+    <w:lsdException w:name="Colorful List Accent 4" w:uiPriority="72"/>
+    <w:lsdException w:name="Colorful Grid Accent 4" w:uiPriority="73"/>
+    <w:lsdException w:name="Light Shading Accent 5" w:uiPriority="60"/>
+    <w:lsdException w:name="Light List Accent 5" w:uiPriority="61"/>
+    <w:lsdException w:name="Light Grid Accent 5" w:uiPriority="62"/>
+    <w:lsdException w:name="Medium Shading 1 Accent 5" w:uiPriority="63"/>
+    <w:lsdException w:name="Medium Shading 2 Accent 5" w:uiPriority="64"/>
+    <w:lsdException w:name="Medium List 1 Accent 5" w:uiPriority="65"/>
+    <w:lsdException w:name="Medium List 2 Accent 5" w:uiPriority="66"/>
+    <w:lsdException w:name="Medium Grid 1 Accent 5" w:uiPriority="67"/>
+    <w:lsdException w:name="Medium Grid 2 Accent 5" w:uiPriority="68"/>
+    <w:lsdException w:name="Medium Grid 3 Accent 5" w:uiPriority="69"/>
+    <w:lsdException w:name="Dark List Accent 5" w:uiPriority="70"/>
+    <w:lsdException w:name="Colorful Shading Accent 5" w:uiPriority="71"/>
+    <w:lsdException w:name="Colorful List Accent 5" w:uiPriority="72"/>
+    <w:lsdException w:name="Colorful Grid Accent 5" w:uiPriority="73"/>
+    <w:lsdException w:name="Light Shading Accent 6" w:uiPriority="60"/>
+    <w:lsdException w:name="Light List Accent 6" w:uiPriority="61"/>
+    <w:lsdException w:name="Light Grid Accent 6" w:uiPriority="62"/>
+    <w:lsdException w:name="Medium Shading 1 Accent 6" w:uiPriority="63"/>
+    <w:lsdException w:name="Medium Shading 2 Accent 6" w:uiPriority="64"/>
+    <w:lsdException w:name="Medium List 1 Accent 6" w:uiPriority="65"/>
+    <w:lsdException w:name="Medium List 2 Accent 6" w:uiPriority="66"/>
+    <w:lsdException w:name="Medium Grid 1 Accent 6" w:uiPriority="67"/>
+    <w:lsdException w:name="Medium Grid 2 Accent 6" w:uiPriority="68"/>
+    <w:lsdException w:name="Medium Grid 3 Accent 6" w:uiPriority="69"/>
+    <w:lsdException w:name="Dark List Accent 6" w:uiPriority="70"/>
+    <w:lsdException w:name="Colorful Shading Accent 6" w:uiPriority="71"/>
+    <w:lsdException w:name="Colorful List Accent 6" w:uiPriority="72"/>
+    <w:lsdException w:name="Colorful Grid Accent 6" w:uiPriority="73"/>
+    <w:lsdException w:name="Subtle Emphasis" w:uiPriority="19" w:qFormat="1"/>
+    <w:lsdException w:name="Intense Emphasis" w:uiPriority="21" w:qFormat="1"/>
+    <w:lsdException w:name="Subtle Reference" w:uiPriority="31" w:qFormat="1"/>
+    <w:lsdException w:name="Intense Reference" w:uiPriority="32" w:qFormat="1"/>
+    <w:lsdException w:name="Book Title" w:uiPriority="33" w:qFormat="1"/>
+    <w:lsdException w:name="Bibliography" w:semiHidden="1" w:uiPriority="37" w:unhideWhenUsed="1"/>
+    <w:lsdException w:name="TOC Heading" w:semiHidden="1" w:uiPriority="39" w:unhideWhenUsed="1" w:qFormat="1"/>
+    <w:lsdException w:name="Plain Table 1" w:uiPriority="41"/>
+    <w:lsdException w:name="Plain Table 2" w:uiPriority="42"/>
+    <w:lsdException w:name="Plain Table 3" w:uiPriority="43"/>
+    <w:lsdException w:name="Plain Table 4" w:uiPriority="44"/>
+    <w:lsdException w:name="Plain Table 5" w:uiPriority="45"/>
+    <w:lsdException w:name="Grid Table Light" w:uiPriority="40"/>
+    <w:lsdException w:name="Grid Table 1 Light" w:uiPriority="46"/>
+    <w:lsdException w:name="Grid Table 2" w:uiPriority="47"/>
+    <w:lsdException w:name="Grid Table 3" w:uiPriority="48"/>
+    <w:lsdException w:name="Grid Table 4" w:uiPriority="49"/>
+    <w:lsdException w:name="Grid Table 5 Dark" w:uiPriority="50"/>
+    <w:lsdException w:name="Grid Table 6 Colorful" w:uiPriority="51"/>
+    <w:lsdException w:name="Grid Table 7 Colorful" w:uiPriority="52"/>
+    <w:lsdException w:name="Grid Table 1 Light Accent 1" w:uiPriority="46"/>
+    <w:lsdException w:name="Grid Table 2 Accent 1" w:uiPriority="47"/>
+    <w:lsdException w:name="Grid Table 3 Accent 1" w:uiPriority="48"/>
+    <w:lsdException w:name="Grid Table 4 Accent 1" w:uiPriority="49"/>
+    <w:lsdException w:name="Grid Table 5 Dark Accent 1" w:uiPriority="50"/>
+    <w:lsdException w:name="Grid Table 6 Colorful Accent 1" w:uiPriority="51"/>
+    <w:lsdException w:name="Grid Table 7 Colorful Accent 1" w:uiPriority="52"/>
+    <w:lsdException w:name="Grid Table 1 Light Accent 2" w:uiPriority="46"/>
+    <w:lsdException w:name="Grid Table 2 Accent 2" w:uiPriority="47"/>
+    <w:lsdException w:name="Grid Table 3 Accent 2" w:uiPriority="48"/>
+    <w:lsdException w:name="Grid Table 4 Accent 2" w:uiPriority="49"/>
+    <w:lsdException w:name="Grid Table 5 Dark Accent 2" w:uiPriority="50"/>
+    <w:lsdException w:name="Grid Table 6 Colorful Accent 2" w:uiPriority="51"/>
+    <w:lsdException w:name="Grid Table 7 Colorful Accent 2" w:uiPriority="52"/>
+    <w:lsdException w:name="Grid Table 1 Light Accent 3" w:uiPriority="46"/>
+    <w:lsdException w:name="Grid Table 2 Accent 3" w:uiPriority="47"/>
+    <w:lsdException w:name="Grid Table 3 Accent 3" w:uiPriority="48"/>
+    <w:lsdException w:name="Grid Table 4 Accent 3" w:uiPriority="49"/>
+    <w:lsdException w:name="Grid Table 5 Dark Accent 3" w:uiPriority="50"/>
+    <w:lsdException w:name="Grid Table 6 Colorful Accent 3" w:uiPriority="51"/>
+    <w:lsdException w:name="Grid Table 7 Colorful Accent 3" w:uiPriority="52"/>
+    <w:lsdException w:name="Grid Table 1 Light Accent 4" w:uiPriority="46"/>
+    <w:lsdException w:name="Grid Table 2 Accent 4" w:uiPriority="47"/>
+    <w:lsdException w:name="Grid Table 3 Accent 4" w:uiPriority="48"/>
+    <w:lsdException w:name="Grid Table 4 Accent 4" w:uiPriority="49"/>
+    <w:lsdException w:name="Grid Table 5 Dark Accent 4" w:uiPriority="50"/>
+    <w:lsdException w:name="Grid Table 6 Colorful Accent 4" w:uiPriority="51"/>
+    <w:lsdException w:name="Grid Table 7 Colorful Accent 4" w:uiPriority="52"/>
+    <w:lsdException w:name="Grid Table 1 Light Accent 5" w:uiPriority="46"/>
+    <w:lsdException w:name="Grid Table 2 Accent 5" w:uiPriority="47"/>
+    <w:lsdException w:name="Grid Table 3 Accent 5" w:uiPriority="48"/>
+    <w:lsdException w:name="Grid Table 4 Accent 5" w:uiPriority="49"/>
+    <w:lsdException w:name="Grid Table 5 Dark Accent 5" w:uiPriority="50"/>
+    <w:lsdException w:name="Grid Table 6 Colorful Accent 5" w:uiPriority="51"/>
+    <w:lsdException w:name="Grid Table 7 Colorful Accent 5" w:uiPriority="52"/>
+    <w:lsdException w:name="Grid Table 1 Light Accent 6" w:uiPriority="46"/>
+    <w:lsdException w:name="Grid Table 2 Accent 6" w:uiPriority="47"/>
+    <w:lsdException w:name="Grid Table 3 Accent 6" w:uiPriority="48"/>
+    <w:lsdException w:name="Grid Table 4 Accent 6" w:uiPriority="49"/>
+    <w:lsdException w:name="Grid Table 5 Dark Accent 6" w:uiPriority="50"/>
+    <w:lsdException w:name="Grid Table 6 Colorful Accent 6" w:uiPriority="51"/>
+    <w:lsdException w:name="Grid Table 7 Colorful Accent 6" w:uiPriority="52"/>
+    <w:lsdException w:name="List Table 1 Light" w:uiPriority="46"/>
+    <w:lsdException w:name="List Table 2" w:uiPriority="47"/>
+    <w:lsdException w:name="List Table 3" w:uiPriority="48"/>
+    <w:lsdException w:name="List Table 4" w:uiPriority="49"/>
+    <w:lsdException w:name="List Table 5 Dark" w:uiPriority="50"/>
+    <w:lsdException w:name="List Table 6 Colorful" w:uiPriority="51"/>
+    <w:lsdException w:name="List Table 7 Colorful" w:uiPriority="52"/>
+    <w:lsdException w:name="List Table 1 Light Accent 1" w:uiPriority="46"/>
+    <w:lsdException w:name="List Table 2 Accent 1" w:uiPriority="47"/>
+    <w:lsdException w:name="List Table 3 Accent 1" w:uiPriority="48"/>
+    <w:lsdException w:name="List Table 4 Accent 1" w:uiPriority="49"/>
+    <w:lsdException w:name="List Table 5 Dark Accent 1" w:uiPriority="50"/>
+    <w:lsdException w:name="List Table 6 Colorful Accent 1" w:uiPriority="51"/>
+    <w:lsdException w:name="List Table 7 Colorful Accent 1" w:uiPriority="52"/>
+    <w:lsdException w:name="List Table 1 Light Accent 2" w:uiPriority="46"/>
+    <w:lsdException w:name="List Table 2 Accent 2" w:uiPriority="47"/>
+    <w:lsdException w:name="List Table 3 Accent 2" w:uiPriority="48"/>
+    <w:lsdException w:name="List Table 4 Accent 2" w:uiPriority="49"/>
+    <w:lsdException w:name="List Table 5 Dark Accent 2" w:uiPriority="50"/>
+    <w:lsdException w:name="List Table 6 Colorful Accent 2" w:uiPriority="51"/>
+    <w:lsdException w:name="List Table 7 Colorful Accent 2" w:uiPriority="52"/>
+    <w:lsdException w:name="List Table 1 Light Accent 3" w:uiPriority="46"/>
+    <w:lsdException w:name="List Table 2 Accent 3" w:uiPriority="47"/>
+    <w:lsdException w:name="List Table 3 Accent 3" w:uiPriority="48"/>
+    <w:lsdException w:name="List Table 4 Accent 3" w:uiPriority="49"/>
+    <w:lsdException w:name="List Table 5 Dark Accent 3" w:uiPriority="50"/>
+    <w:lsdException w:name="List Table 6 Colorful Accent 3" w:uiPriority="51"/>
+    <w:lsdException w:name="List Table 7 Colorful Accent 3" w:uiPriority="52"/>
+    <w:lsdException w:name="List Table 1 Light Accent 4" w:uiPriority="46"/>
+    <w:lsdException w:name="List Table 2 Accent 4" w:uiPriority="47"/>
+    <w:lsdException w:name="List Table 3 Accent 4" w:uiPriority="48"/>
+    <w:lsdException w:name="List Table 4 Accent 4" w:uiPriority="49"/>
+    <w:lsdException w:name="List Table 5 Dark Accent 4" w:uiPriority="50"/>
+    <w:lsdException w:name="List Table 6 Colorful Accent 4" w:uiPriority="51"/>
+    <w:lsdException w:name="List Table 7 Colorful Accent 4" w:uiPriority="52"/>
+    <w:lsdException w:name="List Table 1 Light Accent 5" w:uiPriority="46"/>
+    <w:lsdException w:name="List Table 2 Accent 5" w:uiPriority="47"/>
+    <w:lsdException w:name="List Table 3 Accent 5" w:uiPriority="48"/>
+    <w:lsdException w:name="List Table 4 Accent 5" w:uiPriority="49"/>
+    <w:lsdException w:name="List Table 5 Dark Accent 5" w:uiPriority="50"/>
+    <w:lsdException w:name="List Table 6 Colorful Accent 5" w:uiPriority="51"/>
+    <w:lsdException w:name="List Table 7 Colorful Accent 5" w:uiPriority="52"/>
+    <w:lsdException w:name="List Table 1 Light Accent 6" w:uiPriority="46"/>
+    <w:lsdException w:name="List Table 2 Accent 6" w:uiPriority="47"/>
+    <w:lsdException w:name="List Table 3 Accent 6" w:uiPriority="48"/>
+    <w:lsdException w:name="List Table 4 Accent 6" w:uiPriority="49"/>
+    <w:lsdException w:name="List Table 5 Dark Accent 6" w:uiPriority="50"/>
+    <w:lsdException w:name="List Table 6 Colorful Accent 6" w:uiPriority="51"/>
+    <w:lsdException w:name="List Table 7 Colorful Accent 6" w:uiPriority="52"/>
+    <w:lsdException w:name="Mention" w:semiHidden="1" w:unhideWhenUsed="1"/>
+    <w:lsdException w:name="Smart Hyperlink" w:semiHidden="1" w:unhideWhenUsed="1"/>
+    <w:lsdException w:name="Hashtag" w:semiHidden="1" w:unhideWhenUsed="1"/>
+    <w:lsdException w:name="Unresolved Mention" w:semiHidden="1" w:unhideWhenUsed="1"/>
+    <w:lsdException w:name="Smart Link" w:semiHidden="1" w:unhideWhenUsed="1"/>
   </w:latentStyles>
   <w:style w:type="paragraph" w:default="1" w:styleId="Normal">
     <w:name w:val="Normal"/>
